--- a/Session 4.docx
+++ b/Session 4.docx
@@ -1,45 +1,269 @@
 
 <file path=word/document.xml><?xml version="1.0" encoding="utf-8"?>
-<w:document xmlns:wpc="http://schemas.microsoft.com/office/word/2010/wordprocessingCanvas" xmlns:cx="http://schemas.microsoft.com/office/drawing/2014/chartex" xmlns:cx1="http://schemas.microsoft.com/office/drawing/2015/9/8/chartex" xmlns:cx2="http://schemas.microsoft.com/office/drawing/2015/10/21/chartex" xmlns:cx3="http://schemas.microsoft.com/office/drawing/2016/5/9/chartex" xmlns:cx4="http://schemas.microsoft.com/office/drawing/2016/5/10/chartex" xmlns:cx5="http://schemas.microsoft.com/office/drawing/2016/5/11/chartex" xmlns:cx6="http://schemas.microsoft.com/office/drawing/2016/5/12/chartex" xmlns:cx7="http://schemas.microsoft.com/office/drawing/2016/5/13/chartex" xmlns:cx8="http://schemas.microsoft.com/office/drawing/2016/5/14/chartex" xmlns:mc="http://schemas.openxmlformats.org/markup-compatibility/2006" xmlns:aink="http://schemas.microsoft.com/office/drawing/2016/ink" xmlns:am3d="http://schemas.microsoft.com/office/drawing/2017/model3d" xmlns:o="urn:schemas-microsoft-com:office:office" xmlns:oel="http://schemas.microsoft.com/office/2019/extlst" xmlns:r="http://schemas.openxmlformats.org/officeDocument/2006/relationships" xmlns:m="http://schemas.openxmlformats.org/officeDocument/2006/math" xmlns:v="urn:schemas-microsoft-com:vml" xmlns:wp14="http://schemas.microsoft.com/office/word/2010/wordprocessingDrawing" xmlns:wp="http://schemas.openxmlformats.org/drawingml/2006/wordprocessingDrawing" xmlns:w10="urn:schemas-microsoft-com:office:word" xmlns:w="http://schemas.openxmlformats.org/wordprocessingml/2006/main" xmlns:w14="http://schemas.microsoft.com/office/word/2010/wordml" xmlns:w15="http://schemas.microsoft.com/office/word/2012/wordml" xmlns:w16cei="http://schemas.microsoft.com/office/word/2026/wordml/cei" xmlns:w16cex="http://schemas.microsoft.com/office/word/2018/wordml/cex" xmlns:w16cid="http://schemas.microsoft.com/office/word/2016/wordml/cid" xmlns:w16="http://schemas.microsoft.com/office/word/2018/wordml" xmlns:w16du="http://schemas.microsoft.com/office/word/2023/wordml/word16du" xmlns:w16sdtdh="http://schemas.microsoft.com/office/word/2020/wordml/sdtdatahash" xmlns:w16sdtfl="http://schemas.microsoft.com/office/word/2024/wordml/sdtformatlock" xmlns:w16se="http://schemas.microsoft.com/office/word/2015/wordml/symex" xmlns:wpg="http://schemas.microsoft.com/office/word/2010/wordprocessingGroup" xmlns:wpi="http://schemas.microsoft.com/office/word/2010/wordprocessingInk" xmlns:wne="http://schemas.microsoft.com/office/word/2006/wordml" xmlns:wps="http://schemas.microsoft.com/office/word/2010/wordprocessingShape" mc:Ignorable="w14 w15 w16se w16cid w16 w16cex w16sdtdh w16sdtfl w16du wp14">
+<w:document xmlns:wpc="http://schemas.microsoft.com/office/word/2010/wordprocessingCanvas" xmlns:cx="http://schemas.microsoft.com/office/drawing/2014/chartex" xmlns:cx1="http://schemas.microsoft.com/office/drawing/2015/9/8/chartex" xmlns:cx2="http://schemas.microsoft.com/office/drawing/2015/10/21/chartex" xmlns:cx3="http://schemas.microsoft.com/office/drawing/2016/5/9/chartex" xmlns:cx4="http://schemas.microsoft.com/office/drawing/2016/5/10/chartex" xmlns:cx5="http://schemas.microsoft.com/office/drawing/2016/5/11/chartex" xmlns:cx6="http://schemas.microsoft.com/office/drawing/2016/5/12/chartex" xmlns:cx7="http://schemas.microsoft.com/office/drawing/2016/5/13/chartex" xmlns:cx8="http://schemas.microsoft.com/office/drawing/2016/5/14/chartex" xmlns:mc="http://schemas.openxmlformats.org/markup-compatibility/2006" xmlns:aink="http://schemas.microsoft.com/office/drawing/2016/ink" xmlns:am3d="http://schemas.microsoft.com/office/drawing/2017/model3d" xmlns:o="urn:schemas-microsoft-com:office:office" xmlns:oel="http://schemas.microsoft.com/office/2019/extlst" xmlns:r="http://schemas.openxmlformats.org/officeDocument/2006/relationships" xmlns:m="http://schemas.openxmlformats.org/officeDocument/2006/math" xmlns:v="urn:schemas-microsoft-com:vml" xmlns:wp14="http://schemas.microsoft.com/office/word/2010/wordprocessingDrawing" xmlns:wp="http://schemas.openxmlformats.org/drawingml/2006/wordprocessingDrawing" xmlns:w10="urn:schemas-microsoft-com:office:word" xmlns:w="http://schemas.openxmlformats.org/wordprocessingml/2006/main" xmlns:w14="http://schemas.microsoft.com/office/word/2010/wordml" xmlns:w15="http://schemas.microsoft.com/office/word/2012/wordml" xmlns:w16cex="http://schemas.microsoft.com/office/word/2018/wordml/cex" xmlns:w16cid="http://schemas.microsoft.com/office/word/2016/wordml/cid" xmlns:w16="http://schemas.microsoft.com/office/word/2018/wordml" xmlns:w16du="http://schemas.microsoft.com/office/word/2023/wordml/word16du" xmlns:w16sdtdh="http://schemas.microsoft.com/office/word/2020/wordml/sdtdatahash" xmlns:w16sdtfl="http://schemas.microsoft.com/office/word/2024/wordml/sdtformatlock" xmlns:w16se="http://schemas.microsoft.com/office/word/2015/wordml/symex" xmlns:wpg="http://schemas.microsoft.com/office/word/2010/wordprocessingGroup" xmlns:wpi="http://schemas.microsoft.com/office/word/2010/wordprocessingInk" xmlns:wne="http://schemas.microsoft.com/office/word/2006/wordml" xmlns:wps="http://schemas.microsoft.com/office/word/2010/wordprocessingShape" mc:Ignorable="w14 w15 w16se w16cid w16 w16cex w16sdtdh w16sdtfl w16du wp14">
   <w:body>
     <w:p>
       <w:r>
-        <w:t xml:space="preserve">Week 1 </w:t>
-      </w:r>
-    </w:p>
-    <w:p>
-      <w:r>
         <w:t>Session 4 - 1</w:t>
       </w:r>
-      <w:r>
-        <w:br/>
-      </w:r>
-      <w:r>
-        <w:t xml:space="preserve">Code : </w:t>
-      </w:r>
-      <w:r>
-        <w:br/>
-      </w:r>
-      <w:r>
-        <w:br/>
-        <w:t>class Solution {</w:t>
-      </w:r>
-    </w:p>
-    <w:p>
-      <w:r>
-        <w:t xml:space="preserve">    public int[] </w:t>
-      </w:r>
-      <w:proofErr w:type="spellStart"/>
-      <w:r>
-        <w:t>runningSum</w:t>
-      </w:r>
-      <w:proofErr w:type="spellEnd"/>
-      <w:r>
-        <w:t xml:space="preserve">(int[] </w:t>
-      </w:r>
-      <w:proofErr w:type="spellStart"/>
-      <w:r>
-        <w:t>nums</w:t>
+    </w:p>
+    <w:p>
+      <w:r>
+        <w:t> </w:t>
+      </w:r>
+    </w:p>
+    <w:p>
+      <w:r>
+        <w:t xml:space="preserve">import </w:t>
+      </w:r>
+      <w:proofErr w:type="gramStart"/>
+      <w:r>
+        <w:t>java.io.*</w:t>
+      </w:r>
+      <w:proofErr w:type="gramEnd"/>
+      <w:r>
+        <w:t>;</w:t>
+      </w:r>
+    </w:p>
+    <w:p>
+      <w:r>
+        <w:t xml:space="preserve">import </w:t>
+      </w:r>
+      <w:proofErr w:type="spellStart"/>
+      <w:proofErr w:type="gramStart"/>
+      <w:r>
+        <w:t>java.math</w:t>
+      </w:r>
+      <w:proofErr w:type="spellEnd"/>
+      <w:proofErr w:type="gramEnd"/>
+      <w:r>
+        <w:t>.*;</w:t>
+      </w:r>
+    </w:p>
+    <w:p>
+      <w:r>
+        <w:t xml:space="preserve">import </w:t>
+      </w:r>
+      <w:proofErr w:type="spellStart"/>
+      <w:proofErr w:type="gramStart"/>
+      <w:r>
+        <w:t>java.security</w:t>
+      </w:r>
+      <w:proofErr w:type="spellEnd"/>
+      <w:proofErr w:type="gramEnd"/>
+      <w:r>
+        <w:t>.*;</w:t>
+      </w:r>
+    </w:p>
+    <w:p>
+      <w:r>
+        <w:t xml:space="preserve">import </w:t>
+      </w:r>
+      <w:proofErr w:type="spellStart"/>
+      <w:r>
+        <w:t>java.</w:t>
+      </w:r>
+      <w:proofErr w:type="gramStart"/>
+      <w:r>
+        <w:t>text</w:t>
+      </w:r>
+      <w:proofErr w:type="spellEnd"/>
+      <w:r>
+        <w:t>.*</w:t>
+      </w:r>
+      <w:proofErr w:type="gramEnd"/>
+      <w:r>
+        <w:t>;</w:t>
+      </w:r>
+    </w:p>
+    <w:p>
+      <w:r>
+        <w:t xml:space="preserve">import </w:t>
+      </w:r>
+      <w:proofErr w:type="spellStart"/>
+      <w:r>
+        <w:t>java.util</w:t>
+      </w:r>
+      <w:proofErr w:type="spellEnd"/>
+      <w:r>
+        <w:t>.*;</w:t>
+      </w:r>
+    </w:p>
+    <w:p>
+      <w:r>
+        <w:t xml:space="preserve">import </w:t>
+      </w:r>
+      <w:proofErr w:type="spellStart"/>
+      <w:proofErr w:type="gramStart"/>
+      <w:r>
+        <w:t>java.util</w:t>
+      </w:r>
+      <w:proofErr w:type="gramEnd"/>
+      <w:r>
+        <w:t>.</w:t>
+      </w:r>
+      <w:proofErr w:type="gramStart"/>
+      <w:r>
+        <w:t>concurrent</w:t>
+      </w:r>
+      <w:proofErr w:type="spellEnd"/>
+      <w:r>
+        <w:t>.*</w:t>
+      </w:r>
+      <w:proofErr w:type="gramEnd"/>
+      <w:r>
+        <w:t>;</w:t>
+      </w:r>
+    </w:p>
+    <w:p>
+      <w:r>
+        <w:t xml:space="preserve">import </w:t>
+      </w:r>
+      <w:proofErr w:type="spellStart"/>
+      <w:proofErr w:type="gramStart"/>
+      <w:r>
+        <w:t>java.util</w:t>
+      </w:r>
+      <w:proofErr w:type="gramEnd"/>
+      <w:r>
+        <w:t>.</w:t>
+      </w:r>
+      <w:proofErr w:type="gramStart"/>
+      <w:r>
+        <w:t>function</w:t>
+      </w:r>
+      <w:proofErr w:type="spellEnd"/>
+      <w:r>
+        <w:t>.*</w:t>
+      </w:r>
+      <w:proofErr w:type="gramEnd"/>
+      <w:r>
+        <w:t>;</w:t>
+      </w:r>
+    </w:p>
+    <w:p>
+      <w:r>
+        <w:t xml:space="preserve">import </w:t>
+      </w:r>
+      <w:proofErr w:type="spellStart"/>
+      <w:proofErr w:type="gramStart"/>
+      <w:r>
+        <w:t>java.util</w:t>
+      </w:r>
+      <w:proofErr w:type="gramEnd"/>
+      <w:r>
+        <w:t>.</w:t>
+      </w:r>
+      <w:proofErr w:type="gramStart"/>
+      <w:r>
+        <w:t>regex</w:t>
+      </w:r>
+      <w:proofErr w:type="spellEnd"/>
+      <w:r>
+        <w:t>.*</w:t>
+      </w:r>
+      <w:proofErr w:type="gramEnd"/>
+      <w:r>
+        <w:t>;</w:t>
+      </w:r>
+    </w:p>
+    <w:p>
+      <w:r>
+        <w:t xml:space="preserve">import </w:t>
+      </w:r>
+      <w:proofErr w:type="spellStart"/>
+      <w:proofErr w:type="gramStart"/>
+      <w:r>
+        <w:t>java.util</w:t>
+      </w:r>
+      <w:proofErr w:type="gramEnd"/>
+      <w:r>
+        <w:t>.</w:t>
+      </w:r>
+      <w:proofErr w:type="gramStart"/>
+      <w:r>
+        <w:t>stream</w:t>
+      </w:r>
+      <w:proofErr w:type="spellEnd"/>
+      <w:r>
+        <w:t>.*</w:t>
+      </w:r>
+      <w:proofErr w:type="gramEnd"/>
+      <w:r>
+        <w:t>;</w:t>
+      </w:r>
+    </w:p>
+    <w:p>
+      <w:r>
+        <w:t xml:space="preserve">import static </w:t>
+      </w:r>
+      <w:proofErr w:type="spellStart"/>
+      <w:proofErr w:type="gramStart"/>
+      <w:r>
+        <w:t>java.util</w:t>
+      </w:r>
+      <w:proofErr w:type="gramEnd"/>
+      <w:r>
+        <w:t>.</w:t>
+      </w:r>
+      <w:proofErr w:type="gramStart"/>
+      <w:r>
+        <w:t>stream.Collectors.joining</w:t>
+      </w:r>
+      <w:proofErr w:type="spellEnd"/>
+      <w:proofErr w:type="gramEnd"/>
+      <w:r>
+        <w:t>;</w:t>
+      </w:r>
+    </w:p>
+    <w:p>
+      <w:r>
+        <w:t xml:space="preserve">import static </w:t>
+      </w:r>
+      <w:proofErr w:type="spellStart"/>
+      <w:proofErr w:type="gramStart"/>
+      <w:r>
+        <w:t>java.util</w:t>
+      </w:r>
+      <w:proofErr w:type="gramEnd"/>
+      <w:r>
+        <w:t>.</w:t>
+      </w:r>
+      <w:proofErr w:type="gramStart"/>
+      <w:r>
+        <w:t>stream.Collectors.toList</w:t>
+      </w:r>
+      <w:proofErr w:type="spellEnd"/>
+      <w:proofErr w:type="gramEnd"/>
+      <w:r>
+        <w:t>;</w:t>
+      </w:r>
+    </w:p>
+    <w:p>
+      <w:r>
+        <w:t>class Result {</w:t>
+      </w:r>
+    </w:p>
+    <w:p>
+      <w:r>
+        <w:t xml:space="preserve">    public static int </w:t>
+      </w:r>
+      <w:proofErr w:type="spellStart"/>
+      <w:proofErr w:type="gramStart"/>
+      <w:r>
+        <w:t>diagonalDifference</w:t>
+      </w:r>
+      <w:proofErr w:type="spellEnd"/>
+      <w:r>
+        <w:t>(</w:t>
+      </w:r>
+      <w:proofErr w:type="gramEnd"/>
+      <w:r>
+        <w:t xml:space="preserve">List&lt;List&lt;Integer&gt;&gt; </w:t>
+      </w:r>
+      <w:proofErr w:type="spellStart"/>
+      <w:r>
+        <w:t>arr</w:t>
       </w:r>
       <w:proofErr w:type="spellEnd"/>
       <w:r>
@@ -48,144 +272,694 @@
     </w:p>
     <w:p>
       <w:r>
+        <w:t xml:space="preserve">        int </w:t>
+      </w:r>
+      <w:proofErr w:type="spellStart"/>
+      <w:r>
+        <w:t>primarySum</w:t>
+      </w:r>
+      <w:proofErr w:type="spellEnd"/>
+      <w:r>
+        <w:t xml:space="preserve"> = 0;</w:t>
+      </w:r>
+    </w:p>
+    <w:p>
+      <w:r>
+        <w:t xml:space="preserve">        int </w:t>
+      </w:r>
+      <w:proofErr w:type="spellStart"/>
+      <w:r>
+        <w:t>secondarySum</w:t>
+      </w:r>
+      <w:proofErr w:type="spellEnd"/>
+      <w:r>
+        <w:t xml:space="preserve"> = 0;</w:t>
+      </w:r>
+    </w:p>
+    <w:p>
+      <w:r>
+        <w:t xml:space="preserve">        int n = </w:t>
+      </w:r>
+      <w:proofErr w:type="spellStart"/>
+      <w:proofErr w:type="gramStart"/>
+      <w:r>
+        <w:t>arr.size</w:t>
+      </w:r>
+      <w:proofErr w:type="spellEnd"/>
+      <w:proofErr w:type="gramEnd"/>
+      <w:r>
+        <w:t>();</w:t>
+      </w:r>
+    </w:p>
+    <w:p>
+      <w:r>
+        <w:t xml:space="preserve">        for (int </w:t>
+      </w:r>
+      <w:proofErr w:type="spellStart"/>
+      <w:r>
+        <w:t>i</w:t>
+      </w:r>
+      <w:proofErr w:type="spellEnd"/>
+      <w:r>
+        <w:t xml:space="preserve"> = 0; </w:t>
+      </w:r>
+      <w:proofErr w:type="spellStart"/>
+      <w:r>
+        <w:t>i</w:t>
+      </w:r>
+      <w:proofErr w:type="spellEnd"/>
+      <w:r>
+        <w:t xml:space="preserve"> &lt; n; </w:t>
+      </w:r>
+      <w:proofErr w:type="spellStart"/>
+      <w:r>
+        <w:t>i</w:t>
+      </w:r>
+      <w:proofErr w:type="spellEnd"/>
+      <w:r>
+        <w:t>++) {</w:t>
+      </w:r>
+    </w:p>
+    <w:p>
+      <w:r>
+        <w:t xml:space="preserve">            </w:t>
+      </w:r>
+      <w:proofErr w:type="spellStart"/>
+      <w:r>
+        <w:t>primarySum</w:t>
+      </w:r>
+      <w:proofErr w:type="spellEnd"/>
+      <w:r>
+        <w:t xml:space="preserve"> += </w:t>
+      </w:r>
+      <w:proofErr w:type="spellStart"/>
+      <w:r>
+        <w:t>arr.get</w:t>
+      </w:r>
+      <w:proofErr w:type="spellEnd"/>
+      <w:r>
+        <w:t>(</w:t>
+      </w:r>
+      <w:proofErr w:type="spellStart"/>
+      <w:r>
+        <w:t>i</w:t>
+      </w:r>
+      <w:proofErr w:type="spellEnd"/>
+      <w:proofErr w:type="gramStart"/>
+      <w:r>
+        <w:t>).get</w:t>
+      </w:r>
+      <w:proofErr w:type="gramEnd"/>
+      <w:r>
+        <w:t>(</w:t>
+      </w:r>
+      <w:proofErr w:type="spellStart"/>
+      <w:r>
+        <w:t>i</w:t>
+      </w:r>
+      <w:proofErr w:type="spellEnd"/>
+      <w:r>
+        <w:t>);</w:t>
+      </w:r>
+    </w:p>
+    <w:p>
+      <w:r>
+        <w:t xml:space="preserve">            </w:t>
+      </w:r>
+    </w:p>
+    <w:p>
+      <w:r>
+        <w:t xml:space="preserve">            </w:t>
+      </w:r>
+      <w:proofErr w:type="spellStart"/>
+      <w:r>
+        <w:t>secondarySum</w:t>
+      </w:r>
+      <w:proofErr w:type="spellEnd"/>
+      <w:r>
+        <w:t xml:space="preserve"> += </w:t>
+      </w:r>
+      <w:proofErr w:type="spellStart"/>
+      <w:r>
+        <w:t>arr.get</w:t>
+      </w:r>
+      <w:proofErr w:type="spellEnd"/>
+      <w:r>
+        <w:t>(</w:t>
+      </w:r>
+      <w:proofErr w:type="spellStart"/>
+      <w:r>
+        <w:t>i</w:t>
+      </w:r>
+      <w:proofErr w:type="spellEnd"/>
+      <w:proofErr w:type="gramStart"/>
+      <w:r>
+        <w:t>).get</w:t>
+      </w:r>
+      <w:proofErr w:type="gramEnd"/>
+      <w:r>
+        <w:t xml:space="preserve">(n - 1 - </w:t>
+      </w:r>
+      <w:proofErr w:type="spellStart"/>
+      <w:r>
+        <w:t>i</w:t>
+      </w:r>
+      <w:proofErr w:type="spellEnd"/>
+      <w:r>
+        <w:t>);</w:t>
+      </w:r>
+    </w:p>
+    <w:p>
+      <w:r>
+        <w:t>        }</w:t>
+      </w:r>
+    </w:p>
+    <w:p>
+      <w:r>
+        <w:t xml:space="preserve">        return </w:t>
+      </w:r>
+      <w:proofErr w:type="spellStart"/>
+      <w:proofErr w:type="gramStart"/>
+      <w:r>
+        <w:t>Math.abs</w:t>
+      </w:r>
+      <w:proofErr w:type="spellEnd"/>
+      <w:r>
+        <w:t>(</w:t>
+      </w:r>
+      <w:proofErr w:type="spellStart"/>
+      <w:proofErr w:type="gramEnd"/>
+      <w:r>
+        <w:t>primarySum</w:t>
+      </w:r>
+      <w:proofErr w:type="spellEnd"/>
+      <w:r>
+        <w:t xml:space="preserve"> - </w:t>
+      </w:r>
+      <w:proofErr w:type="spellStart"/>
+      <w:r>
+        <w:t>secondarySum</w:t>
+      </w:r>
+      <w:proofErr w:type="spellEnd"/>
+      <w:r>
+        <w:t>);</w:t>
+      </w:r>
+    </w:p>
+    <w:p>
+      <w:r>
+        <w:t>    }</w:t>
+      </w:r>
+    </w:p>
+    <w:p>
+      <w:r>
+        <w:t>}</w:t>
+      </w:r>
+    </w:p>
+    <w:p>
+      <w:r>
+        <w:t>public class Solution {</w:t>
+      </w:r>
+    </w:p>
+    <w:p>
+      <w:r>
+        <w:t xml:space="preserve">    public static void </w:t>
+      </w:r>
+      <w:proofErr w:type="gramStart"/>
+      <w:r>
+        <w:t>main(String[</w:t>
+      </w:r>
+      <w:proofErr w:type="gramEnd"/>
+      <w:r>
+        <w:t xml:space="preserve">] </w:t>
+      </w:r>
+      <w:proofErr w:type="spellStart"/>
+      <w:r>
+        <w:t>args</w:t>
+      </w:r>
+      <w:proofErr w:type="spellEnd"/>
+      <w:r>
+        <w:t xml:space="preserve">) throws </w:t>
+      </w:r>
+      <w:proofErr w:type="spellStart"/>
+      <w:r>
+        <w:t>IOException</w:t>
+      </w:r>
+      <w:proofErr w:type="spellEnd"/>
+      <w:r>
+        <w:t xml:space="preserve"> {</w:t>
+      </w:r>
+    </w:p>
+    <w:p>
+      <w:r>
+        <w:lastRenderedPageBreak/>
+        <w:t xml:space="preserve">        </w:t>
+      </w:r>
+      <w:proofErr w:type="spellStart"/>
+      <w:r>
+        <w:t>BufferedReader</w:t>
+      </w:r>
+      <w:proofErr w:type="spellEnd"/>
+      <w:r>
+        <w:t xml:space="preserve"> </w:t>
+      </w:r>
+      <w:proofErr w:type="spellStart"/>
+      <w:r>
+        <w:t>bufferedReader</w:t>
+      </w:r>
+      <w:proofErr w:type="spellEnd"/>
+      <w:r>
+        <w:t xml:space="preserve"> = new </w:t>
+      </w:r>
+      <w:proofErr w:type="spellStart"/>
+      <w:proofErr w:type="gramStart"/>
+      <w:r>
+        <w:t>BufferedReader</w:t>
+      </w:r>
+      <w:proofErr w:type="spellEnd"/>
+      <w:r>
+        <w:t>(</w:t>
+      </w:r>
+      <w:proofErr w:type="gramEnd"/>
+      <w:r>
+        <w:t xml:space="preserve">new </w:t>
+      </w:r>
+      <w:proofErr w:type="spellStart"/>
+      <w:proofErr w:type="gramStart"/>
+      <w:r>
+        <w:t>InputStreamReader</w:t>
+      </w:r>
+      <w:proofErr w:type="spellEnd"/>
+      <w:r>
+        <w:t>(</w:t>
+      </w:r>
+      <w:proofErr w:type="gramEnd"/>
+      <w:r>
+        <w:t>System.in));</w:t>
+      </w:r>
+    </w:p>
+    <w:p>
+      <w:r>
+        <w:t xml:space="preserve">        </w:t>
+      </w:r>
+      <w:proofErr w:type="spellStart"/>
+      <w:r>
+        <w:t>BufferedWriter</w:t>
+      </w:r>
+      <w:proofErr w:type="spellEnd"/>
+      <w:r>
+        <w:t xml:space="preserve"> </w:t>
+      </w:r>
+      <w:proofErr w:type="spellStart"/>
+      <w:r>
+        <w:t>bufferedWriter</w:t>
+      </w:r>
+      <w:proofErr w:type="spellEnd"/>
+      <w:r>
+        <w:t xml:space="preserve"> = new </w:t>
+      </w:r>
+      <w:proofErr w:type="spellStart"/>
+      <w:proofErr w:type="gramStart"/>
+      <w:r>
+        <w:t>BufferedWriter</w:t>
+      </w:r>
+      <w:proofErr w:type="spellEnd"/>
+      <w:r>
+        <w:t>(</w:t>
+      </w:r>
+      <w:proofErr w:type="gramEnd"/>
+      <w:r>
+        <w:t xml:space="preserve">new </w:t>
+      </w:r>
+      <w:proofErr w:type="spellStart"/>
+      <w:proofErr w:type="gramStart"/>
+      <w:r>
+        <w:t>FileWriter</w:t>
+      </w:r>
+      <w:proofErr w:type="spellEnd"/>
+      <w:r>
+        <w:t>(</w:t>
+      </w:r>
+      <w:proofErr w:type="spellStart"/>
+      <w:proofErr w:type="gramEnd"/>
+      <w:r>
+        <w:t>System.getenv</w:t>
+      </w:r>
+      <w:proofErr w:type="spellEnd"/>
+      <w:r>
+        <w:t>("OUTPUT_PATH")));</w:t>
+      </w:r>
+    </w:p>
+    <w:p>
+      <w:r>
+        <w:t xml:space="preserve">        int n = </w:t>
+      </w:r>
+      <w:proofErr w:type="spellStart"/>
+      <w:r>
+        <w:t>Integer.parseInt</w:t>
+      </w:r>
+      <w:proofErr w:type="spellEnd"/>
+      <w:r>
+        <w:t>(</w:t>
+      </w:r>
+      <w:proofErr w:type="spellStart"/>
+      <w:r>
+        <w:t>bufferedReader.readLine</w:t>
+      </w:r>
+      <w:proofErr w:type="spellEnd"/>
+      <w:r>
+        <w:t>(</w:t>
+      </w:r>
+      <w:proofErr w:type="gramStart"/>
+      <w:r>
+        <w:t>).trim</w:t>
+      </w:r>
+      <w:proofErr w:type="gramEnd"/>
+      <w:r>
+        <w:t>());</w:t>
+      </w:r>
+    </w:p>
+    <w:p>
+      <w:r>
+        <w:t xml:space="preserve">        List&lt;List&lt;Integer&gt;&gt; </w:t>
+      </w:r>
+      <w:proofErr w:type="spellStart"/>
+      <w:r>
+        <w:t>arr</w:t>
+      </w:r>
+      <w:proofErr w:type="spellEnd"/>
+      <w:r>
+        <w:t xml:space="preserve"> = new </w:t>
+      </w:r>
+      <w:proofErr w:type="spellStart"/>
+      <w:r>
+        <w:t>ArrayList</w:t>
+      </w:r>
+      <w:proofErr w:type="spellEnd"/>
+      <w:r>
+        <w:t>&lt;</w:t>
+      </w:r>
+      <w:proofErr w:type="gramStart"/>
+      <w:r>
+        <w:t>&gt;(</w:t>
+      </w:r>
+      <w:proofErr w:type="gramEnd"/>
+      <w:r>
+        <w:t>);</w:t>
+      </w:r>
+    </w:p>
+    <w:p>
+      <w:r>
+        <w:t xml:space="preserve">        </w:t>
+      </w:r>
+      <w:proofErr w:type="spellStart"/>
+      <w:r>
+        <w:t>IntStream.range</w:t>
+      </w:r>
+      <w:proofErr w:type="spellEnd"/>
+      <w:r>
+        <w:t>(0, n</w:t>
+      </w:r>
+      <w:proofErr w:type="gramStart"/>
+      <w:r>
+        <w:t>).</w:t>
+      </w:r>
+      <w:proofErr w:type="spellStart"/>
+      <w:r>
+        <w:t>forEach</w:t>
+      </w:r>
+      <w:proofErr w:type="spellEnd"/>
+      <w:proofErr w:type="gramEnd"/>
+      <w:r>
+        <w:t>(</w:t>
+      </w:r>
+      <w:proofErr w:type="spellStart"/>
+      <w:r>
+        <w:t>i</w:t>
+      </w:r>
+      <w:proofErr w:type="spellEnd"/>
+      <w:r>
+        <w:t xml:space="preserve"> -&gt; {</w:t>
+      </w:r>
+    </w:p>
+    <w:p>
+      <w:r>
+        <w:t>            try {</w:t>
+      </w:r>
+    </w:p>
+    <w:p>
+      <w:r>
+        <w:t xml:space="preserve">                </w:t>
+      </w:r>
+      <w:proofErr w:type="spellStart"/>
+      <w:proofErr w:type="gramStart"/>
+      <w:r>
+        <w:t>arr.add</w:t>
+      </w:r>
+      <w:proofErr w:type="spellEnd"/>
+      <w:r>
+        <w:t>(</w:t>
+      </w:r>
+      <w:proofErr w:type="gramEnd"/>
+    </w:p>
+    <w:p>
+      <w:r>
+        <w:t xml:space="preserve">                    </w:t>
+      </w:r>
+      <w:proofErr w:type="spellStart"/>
+      <w:r>
+        <w:t>Stream.of</w:t>
+      </w:r>
+      <w:proofErr w:type="spellEnd"/>
+      <w:r>
+        <w:t>(</w:t>
+      </w:r>
+      <w:proofErr w:type="spellStart"/>
+      <w:r>
+        <w:t>bufferedReader.readLine</w:t>
+      </w:r>
+      <w:proofErr w:type="spellEnd"/>
+      <w:r>
+        <w:t>(</w:t>
+      </w:r>
+      <w:proofErr w:type="gramStart"/>
+      <w:r>
+        <w:t>).</w:t>
+      </w:r>
+      <w:proofErr w:type="spellStart"/>
+      <w:r>
+        <w:t>replaceAll</w:t>
+      </w:r>
+      <w:proofErr w:type="spellEnd"/>
+      <w:proofErr w:type="gramEnd"/>
+      <w:r>
+        <w:t>("\\s+$", ""</w:t>
+      </w:r>
+      <w:proofErr w:type="gramStart"/>
+      <w:r>
+        <w:t>).split</w:t>
+      </w:r>
+      <w:proofErr w:type="gramEnd"/>
+      <w:r>
+        <w:t>(" "))</w:t>
+      </w:r>
+    </w:p>
+    <w:p>
+      <w:r>
+        <w:t xml:space="preserve">                        </w:t>
+      </w:r>
+      <w:proofErr w:type="gramStart"/>
+      <w:r>
+        <w:t>.map</w:t>
+      </w:r>
+      <w:proofErr w:type="gramEnd"/>
+      <w:r>
+        <w:t>(</w:t>
+      </w:r>
+      <w:proofErr w:type="gramStart"/>
+      <w:r>
+        <w:t>Integer::</w:t>
+      </w:r>
+      <w:proofErr w:type="spellStart"/>
+      <w:proofErr w:type="gramEnd"/>
+      <w:r>
+        <w:t>parseInt</w:t>
+      </w:r>
+      <w:proofErr w:type="spellEnd"/>
+      <w:r>
+        <w:t>)</w:t>
+      </w:r>
+    </w:p>
+    <w:p>
+      <w:r>
+        <w:t xml:space="preserve">                        </w:t>
+      </w:r>
+      <w:proofErr w:type="gramStart"/>
+      <w:r>
+        <w:t>.collect</w:t>
+      </w:r>
+      <w:proofErr w:type="gramEnd"/>
+      <w:r>
+        <w:t>(</w:t>
+      </w:r>
+      <w:proofErr w:type="spellStart"/>
+      <w:proofErr w:type="gramStart"/>
+      <w:r>
+        <w:t>toList</w:t>
+      </w:r>
+      <w:proofErr w:type="spellEnd"/>
+      <w:r>
+        <w:t>(</w:t>
+      </w:r>
+      <w:proofErr w:type="gramEnd"/>
+      <w:r>
+        <w:t>))</w:t>
+      </w:r>
+    </w:p>
+    <w:p>
+      <w:r>
+        <w:t>                );</w:t>
+      </w:r>
+    </w:p>
+    <w:p>
+      <w:r>
+        <w:t>            } catch (</w:t>
+      </w:r>
+      <w:proofErr w:type="spellStart"/>
+      <w:r>
+        <w:t>IOException</w:t>
+      </w:r>
+      <w:proofErr w:type="spellEnd"/>
+      <w:r>
+        <w:t xml:space="preserve"> ex) {</w:t>
+      </w:r>
+    </w:p>
+    <w:p>
+      <w:r>
+        <w:t xml:space="preserve">                throw new </w:t>
+      </w:r>
+      <w:proofErr w:type="spellStart"/>
+      <w:r>
+        <w:t>RuntimeException</w:t>
+      </w:r>
+      <w:proofErr w:type="spellEnd"/>
+      <w:r>
+        <w:t>(ex);</w:t>
+      </w:r>
+    </w:p>
+    <w:p>
+      <w:r>
+        <w:t>            }</w:t>
+      </w:r>
+    </w:p>
+    <w:p>
+      <w:r>
+        <w:t>        });</w:t>
+      </w:r>
+    </w:p>
+    <w:p>
+      <w:r>
+        <w:t xml:space="preserve">        int result = </w:t>
+      </w:r>
+      <w:proofErr w:type="spellStart"/>
+      <w:r>
+        <w:t>Result.diagonalDifference</w:t>
+      </w:r>
+      <w:proofErr w:type="spellEnd"/>
+      <w:r>
+        <w:t>(</w:t>
+      </w:r>
+      <w:proofErr w:type="spellStart"/>
+      <w:r>
+        <w:t>arr</w:t>
+      </w:r>
+      <w:proofErr w:type="spellEnd"/>
+      <w:r>
+        <w:t>);</w:t>
+      </w:r>
+    </w:p>
+    <w:p>
+      <w:r>
+        <w:t xml:space="preserve">        </w:t>
+      </w:r>
+      <w:proofErr w:type="spellStart"/>
+      <w:r>
+        <w:t>bufferedWriter.write</w:t>
+      </w:r>
+      <w:proofErr w:type="spellEnd"/>
+      <w:r>
+        <w:t>(</w:t>
+      </w:r>
+      <w:proofErr w:type="spellStart"/>
+      <w:r>
+        <w:t>String.valueOf</w:t>
+      </w:r>
+      <w:proofErr w:type="spellEnd"/>
+      <w:r>
+        <w:t>(result));</w:t>
+      </w:r>
+    </w:p>
+    <w:p>
+      <w:r>
+        <w:t xml:space="preserve">        </w:t>
+      </w:r>
+      <w:proofErr w:type="spellStart"/>
+      <w:r>
+        <w:t>bufferedWriter.newLine</w:t>
+      </w:r>
+      <w:proofErr w:type="spellEnd"/>
+      <w:r>
+        <w:t>();</w:t>
+      </w:r>
+    </w:p>
+    <w:p>
+      <w:r>
+        <w:t xml:space="preserve">        </w:t>
+      </w:r>
+      <w:proofErr w:type="spellStart"/>
+      <w:r>
+        <w:t>bufferedReader.close</w:t>
+      </w:r>
+      <w:proofErr w:type="spellEnd"/>
+      <w:r>
+        <w:t>();</w:t>
+      </w:r>
+    </w:p>
+    <w:p>
+      <w:r>
+        <w:t xml:space="preserve">        </w:t>
+      </w:r>
+      <w:proofErr w:type="spellStart"/>
+      <w:r>
+        <w:t>bufferedWriter.close</w:t>
+      </w:r>
+      <w:proofErr w:type="spellEnd"/>
+      <w:r>
+        <w:t>();</w:t>
+      </w:r>
+    </w:p>
+    <w:p>
+      <w:r>
+        <w:t>    }</w:t>
+      </w:r>
+    </w:p>
+    <w:p>
+      <w:r>
+        <w:t>}</w:t>
+      </w:r>
+    </w:p>
+    <w:p>
+      <w:r>
         <w:t> </w:t>
       </w:r>
     </w:p>
     <w:p>
       <w:r>
-        <w:t xml:space="preserve">        for (int </w:t>
-      </w:r>
-      <w:proofErr w:type="spellStart"/>
-      <w:r>
-        <w:t>i</w:t>
-      </w:r>
-      <w:proofErr w:type="spellEnd"/>
-      <w:r>
-        <w:t xml:space="preserve"> = 1; </w:t>
-      </w:r>
-      <w:proofErr w:type="spellStart"/>
-      <w:r>
-        <w:t>i</w:t>
-      </w:r>
-      <w:proofErr w:type="spellEnd"/>
-      <w:r>
-        <w:t xml:space="preserve"> &lt; </w:t>
-      </w:r>
-      <w:proofErr w:type="spellStart"/>
-      <w:r>
-        <w:t>nums.length</w:t>
-      </w:r>
-      <w:proofErr w:type="spellEnd"/>
-      <w:r>
-        <w:t xml:space="preserve">; </w:t>
-      </w:r>
-      <w:proofErr w:type="spellStart"/>
-      <w:r>
-        <w:t>i</w:t>
-      </w:r>
-      <w:proofErr w:type="spellEnd"/>
-      <w:r>
-        <w:t>++) {</w:t>
-      </w:r>
-    </w:p>
-    <w:p>
-      <w:r>
-        <w:t xml:space="preserve">            </w:t>
-      </w:r>
-      <w:proofErr w:type="spellStart"/>
-      <w:r>
-        <w:t>nums</w:t>
-      </w:r>
-      <w:proofErr w:type="spellEnd"/>
-      <w:r>
-        <w:t>[</w:t>
-      </w:r>
-      <w:proofErr w:type="spellStart"/>
-      <w:r>
-        <w:t>i</w:t>
-      </w:r>
-      <w:proofErr w:type="spellEnd"/>
-      <w:r>
-        <w:t xml:space="preserve">] = </w:t>
-      </w:r>
-      <w:proofErr w:type="spellStart"/>
-      <w:r>
-        <w:t>nums</w:t>
-      </w:r>
-      <w:proofErr w:type="spellEnd"/>
-      <w:r>
-        <w:t>[</w:t>
-      </w:r>
-      <w:proofErr w:type="spellStart"/>
-      <w:r>
-        <w:t>i</w:t>
-      </w:r>
-      <w:proofErr w:type="spellEnd"/>
-      <w:r>
-        <w:t xml:space="preserve">] + </w:t>
-      </w:r>
-      <w:proofErr w:type="spellStart"/>
-      <w:r>
-        <w:t>nums</w:t>
-      </w:r>
-      <w:proofErr w:type="spellEnd"/>
-      <w:r>
-        <w:t>[</w:t>
-      </w:r>
-      <w:proofErr w:type="spellStart"/>
-      <w:r>
-        <w:t>i</w:t>
-      </w:r>
-      <w:proofErr w:type="spellEnd"/>
-      <w:r>
-        <w:t xml:space="preserve"> - 1];</w:t>
-      </w:r>
-    </w:p>
-    <w:p>
-      <w:r>
-        <w:t xml:space="preserve">        }</w:t>
-      </w:r>
-    </w:p>
-    <w:p>
-      <w:r>
-        <w:t> </w:t>
-      </w:r>
-    </w:p>
-    <w:p>
-      <w:r>
-        <w:t xml:space="preserve">        return </w:t>
-      </w:r>
-      <w:proofErr w:type="spellStart"/>
-      <w:r>
-        <w:t>nums</w:t>
-      </w:r>
-      <w:proofErr w:type="spellEnd"/>
-      <w:r>
-        <w:t>;</w:t>
-      </w:r>
-    </w:p>
-    <w:p>
-      <w:r>
-        <w:t xml:space="preserve">    }</w:t>
-      </w:r>
-    </w:p>
-    <w:p>
-      <w:r>
-        <w:t>}</w:t>
-      </w:r>
-    </w:p>
-    <w:p>
-      <w:r>
-        <w:t> </w:t>
-      </w:r>
-    </w:p>
-    <w:p>
-      <w:r>
+        <w:lastRenderedPageBreak/>
         <w:drawing>
-          <wp:inline distT="0" distB="0" distL="0" distR="0" wp14:anchorId="34740C4F" wp14:editId="0C16960C">
-            <wp:extent cx="3108960" cy="3581400"/>
-            <wp:effectExtent l="0" t="0" r="0" b="0"/>
-            <wp:docPr id="1481912563" name="Picture 2"/>
+          <wp:inline distT="0" distB="0" distL="0" distR="0" wp14:anchorId="140075BB" wp14:editId="1E39FD95">
+            <wp:extent cx="5731510" cy="2935605"/>
+            <wp:effectExtent l="0" t="0" r="2540" b="0"/>
+            <wp:docPr id="1986281822" name="Picture 2"/>
             <wp:cNvGraphicFramePr>
               <a:graphicFrameLocks xmlns:a="http://schemas.openxmlformats.org/drawingml/2006/main" noChangeAspect="1"/>
             </wp:cNvGraphicFramePr>
@@ -214,7 +988,7 @@
                   <pic:spPr bwMode="auto">
                     <a:xfrm>
                       <a:off x="0" y="0"/>
-                      <a:ext cx="3108960" cy="3581400"/>
+                      <a:ext cx="5731510" cy="2935605"/>
                     </a:xfrm>
                     <a:prstGeom prst="rect">
                       <a:avLst/>
@@ -237,237 +1011,162 @@
       </w:r>
     </w:p>
     <w:p/>
-    <w:p/>
-    <w:p>
-      <w:r>
-        <w:t>Session  4  - 2</w:t>
+    <w:p>
+      <w:r>
+        <w:t xml:space="preserve">Session 4 -2 </w:t>
+      </w:r>
+    </w:p>
+    <w:p>
+      <w:r>
+        <w:t>class Solution {</w:t>
+      </w:r>
+    </w:p>
+    <w:p>
+      <w:r>
+        <w:t xml:space="preserve">    public </w:t>
+      </w:r>
+      <w:proofErr w:type="gramStart"/>
+      <w:r>
+        <w:t>int[][</w:t>
+      </w:r>
+      <w:proofErr w:type="gramEnd"/>
+      <w:r>
+        <w:t>] transpose(</w:t>
+      </w:r>
+      <w:proofErr w:type="gramStart"/>
+      <w:r>
+        <w:t>int[][</w:t>
+      </w:r>
+      <w:proofErr w:type="gramEnd"/>
+      <w:r>
+        <w:t>] matrix) {</w:t>
+      </w:r>
+    </w:p>
+    <w:p>
+      <w:r>
+        <w:t xml:space="preserve">        int m = </w:t>
+      </w:r>
+      <w:proofErr w:type="spellStart"/>
+      <w:proofErr w:type="gramStart"/>
+      <w:r>
+        <w:t>matrix.length</w:t>
+      </w:r>
+      <w:proofErr w:type="spellEnd"/>
+      <w:proofErr w:type="gramEnd"/>
+      <w:r>
+        <w:t>;      </w:t>
+      </w:r>
+    </w:p>
+    <w:p>
+      <w:r>
+        <w:t xml:space="preserve">        int n = </w:t>
+      </w:r>
+      <w:proofErr w:type="gramStart"/>
+      <w:r>
+        <w:t>matrix[</w:t>
+      </w:r>
+      <w:proofErr w:type="gramEnd"/>
+      <w:r>
+        <w:t>0</w:t>
+      </w:r>
+      <w:proofErr w:type="gramStart"/>
+      <w:r>
+        <w:t>].length</w:t>
+      </w:r>
+      <w:proofErr w:type="gramEnd"/>
+      <w:r>
+        <w:t>;    </w:t>
+      </w:r>
+    </w:p>
+    <w:p>
+      <w:r>
+        <w:t xml:space="preserve">        </w:t>
+      </w:r>
+    </w:p>
+    <w:p>
+      <w:r>
+        <w:t xml:space="preserve">        </w:t>
+      </w:r>
+      <w:proofErr w:type="gramStart"/>
+      <w:r>
+        <w:t>int[][</w:t>
+      </w:r>
+      <w:proofErr w:type="gramEnd"/>
+      <w:r>
+        <w:t>] result = new int[n][m];</w:t>
+      </w:r>
+    </w:p>
+    <w:p>
+      <w:r>
+        <w:t xml:space="preserve">        </w:t>
+      </w:r>
+    </w:p>
+    <w:p>
+      <w:r>
+        <w:t>        for (int r = 0; r &lt; m; r++) {</w:t>
+      </w:r>
+    </w:p>
+    <w:p>
+      <w:r>
+        <w:t xml:space="preserve">            for (int c = 0; c &lt; n; </w:t>
+      </w:r>
+      <w:proofErr w:type="spellStart"/>
+      <w:r>
+        <w:t>c++</w:t>
+      </w:r>
+      <w:proofErr w:type="spellEnd"/>
+      <w:r>
+        <w:t>) {</w:t>
+      </w:r>
+    </w:p>
+    <w:p>
+      <w:r>
+        <w:t>                result[c][r] = matrix[r][c];</w:t>
+      </w:r>
+    </w:p>
+    <w:p>
+      <w:r>
+        <w:t>            }</w:t>
+      </w:r>
+    </w:p>
+    <w:p>
+      <w:r>
+        <w:t>        }</w:t>
+      </w:r>
+    </w:p>
+    <w:p>
+      <w:r>
+        <w:t xml:space="preserve">        </w:t>
+      </w:r>
+    </w:p>
+    <w:p>
+      <w:r>
+        <w:t>        return result;</w:t>
+      </w:r>
+    </w:p>
+    <w:p>
+      <w:r>
+        <w:t>    }</w:t>
+      </w:r>
+    </w:p>
+    <w:p>
+      <w:r>
+        <w:lastRenderedPageBreak/>
+        <w:t>}</w:t>
       </w:r>
     </w:p>
     <w:p>
       <w:r>
         <w:t> </w:t>
       </w:r>
-      <w:r>
-        <w:t xml:space="preserve">Code : </w:t>
-      </w:r>
-    </w:p>
-    <w:p>
-      <w:r>
-        <w:t>class Solution {</w:t>
-      </w:r>
-    </w:p>
-    <w:p>
-      <w:r>
-        <w:t xml:space="preserve">    public int </w:t>
-      </w:r>
-      <w:proofErr w:type="spellStart"/>
-      <w:r>
-        <w:t>maximumWealth</w:t>
-      </w:r>
-      <w:proofErr w:type="spellEnd"/>
-      <w:r>
-        <w:t>(int[][] accounts) {</w:t>
-      </w:r>
-    </w:p>
-    <w:p>
-      <w:r>
-        <w:t> </w:t>
-      </w:r>
-    </w:p>
-    <w:p>
-      <w:r>
-        <w:t xml:space="preserve">        int </w:t>
-      </w:r>
-      <w:proofErr w:type="spellStart"/>
-      <w:r>
-        <w:t>maxWealth</w:t>
-      </w:r>
-      <w:proofErr w:type="spellEnd"/>
-      <w:r>
-        <w:t xml:space="preserve"> = 0;</w:t>
-      </w:r>
-    </w:p>
-    <w:p>
-      <w:r>
-        <w:t> </w:t>
-      </w:r>
-    </w:p>
-    <w:p>
-      <w:r>
-        <w:t xml:space="preserve">        for (int </w:t>
-      </w:r>
-      <w:proofErr w:type="spellStart"/>
-      <w:r>
-        <w:t>i</w:t>
-      </w:r>
-      <w:proofErr w:type="spellEnd"/>
-      <w:r>
-        <w:t xml:space="preserve"> = 0; </w:t>
-      </w:r>
-      <w:proofErr w:type="spellStart"/>
-      <w:r>
-        <w:t>i</w:t>
-      </w:r>
-      <w:proofErr w:type="spellEnd"/>
-      <w:r>
-        <w:t xml:space="preserve"> &lt; </w:t>
-      </w:r>
-      <w:proofErr w:type="spellStart"/>
-      <w:r>
-        <w:t>accounts.length</w:t>
-      </w:r>
-      <w:proofErr w:type="spellEnd"/>
-      <w:r>
-        <w:t xml:space="preserve">; </w:t>
-      </w:r>
-      <w:proofErr w:type="spellStart"/>
-      <w:r>
-        <w:t>i</w:t>
-      </w:r>
-      <w:proofErr w:type="spellEnd"/>
-      <w:r>
-        <w:t>++) {</w:t>
-      </w:r>
-    </w:p>
-    <w:p>
-      <w:r>
-        <w:t> </w:t>
-      </w:r>
-    </w:p>
-    <w:p>
-      <w:r>
-        <w:t xml:space="preserve">            int wealth = 0;</w:t>
-      </w:r>
-    </w:p>
-    <w:p>
-      <w:r>
-        <w:t> </w:t>
-      </w:r>
-    </w:p>
-    <w:p>
-      <w:r>
-        <w:t xml:space="preserve">            for (int j = 0; j &lt; accounts[</w:t>
-      </w:r>
-      <w:proofErr w:type="spellStart"/>
-      <w:r>
-        <w:t>i</w:t>
-      </w:r>
-      <w:proofErr w:type="spellEnd"/>
-      <w:r>
-        <w:t xml:space="preserve">].length; </w:t>
-      </w:r>
-      <w:proofErr w:type="spellStart"/>
-      <w:r>
-        <w:t>j++</w:t>
-      </w:r>
-      <w:proofErr w:type="spellEnd"/>
-      <w:r>
-        <w:t>) {</w:t>
-      </w:r>
-    </w:p>
-    <w:p>
-      <w:r>
-        <w:t xml:space="preserve">                wealth += accounts[</w:t>
-      </w:r>
-      <w:proofErr w:type="spellStart"/>
-      <w:r>
-        <w:t>i</w:t>
-      </w:r>
-      <w:proofErr w:type="spellEnd"/>
-      <w:r>
-        <w:t>][j];</w:t>
-      </w:r>
-    </w:p>
-    <w:p>
-      <w:r>
-        <w:t xml:space="preserve">            }</w:t>
-      </w:r>
-    </w:p>
-    <w:p>
-      <w:r>
-        <w:t> </w:t>
-      </w:r>
-    </w:p>
-    <w:p>
-      <w:r>
-        <w:t xml:space="preserve">            </w:t>
-      </w:r>
-      <w:proofErr w:type="spellStart"/>
-      <w:r>
-        <w:t>maxWealth</w:t>
-      </w:r>
-      <w:proofErr w:type="spellEnd"/>
-      <w:r>
-        <w:t xml:space="preserve"> = </w:t>
-      </w:r>
-      <w:proofErr w:type="spellStart"/>
-      <w:r>
-        <w:t>Math.max</w:t>
-      </w:r>
-      <w:proofErr w:type="spellEnd"/>
-      <w:r>
-        <w:t>(</w:t>
-      </w:r>
-      <w:proofErr w:type="spellStart"/>
-      <w:r>
-        <w:t>maxWealth</w:t>
-      </w:r>
-      <w:proofErr w:type="spellEnd"/>
-      <w:r>
-        <w:t>, wealth);</w:t>
-      </w:r>
-    </w:p>
-    <w:p>
-      <w:r>
-        <w:t xml:space="preserve">        }</w:t>
-      </w:r>
-    </w:p>
-    <w:p>
-      <w:r>
-        <w:t> </w:t>
-      </w:r>
-    </w:p>
-    <w:p>
-      <w:r>
-        <w:t xml:space="preserve">        return </w:t>
-      </w:r>
-      <w:proofErr w:type="spellStart"/>
-      <w:r>
-        <w:t>maxWealth</w:t>
-      </w:r>
-      <w:proofErr w:type="spellEnd"/>
-      <w:r>
-        <w:t>;</w:t>
-      </w:r>
-    </w:p>
-    <w:p>
-      <w:r>
-        <w:t xml:space="preserve">    }</w:t>
-      </w:r>
-    </w:p>
-    <w:p>
-      <w:r>
-        <w:t>}</w:t>
-      </w:r>
-    </w:p>
-    <w:p>
-      <w:r>
-        <w:t> </w:t>
-      </w:r>
-    </w:p>
-    <w:p>
-      <w:r>
-        <w:t> </w:t>
-      </w:r>
-    </w:p>
-    <w:p>
-      <w:r>
-        <w:lastRenderedPageBreak/>
+    </w:p>
+    <w:p>
+      <w:r>
         <w:drawing>
-          <wp:inline distT="0" distB="0" distL="0" distR="0" wp14:anchorId="0573FA21" wp14:editId="147509A7">
-            <wp:extent cx="3878580" cy="3916680"/>
-            <wp:effectExtent l="0" t="0" r="7620" b="7620"/>
-            <wp:docPr id="935361591" name="Picture 4"/>
+          <wp:inline distT="0" distB="0" distL="0" distR="0" wp14:anchorId="7531C9DF" wp14:editId="415CE971">
+            <wp:extent cx="2979420" cy="3848100"/>
+            <wp:effectExtent l="0" t="0" r="0" b="0"/>
+            <wp:docPr id="386465025" name="Picture 4"/>
             <wp:cNvGraphicFramePr>
               <a:graphicFrameLocks xmlns:a="http://schemas.openxmlformats.org/drawingml/2006/main" noChangeAspect="1"/>
             </wp:cNvGraphicFramePr>
@@ -496,7 +1195,7 @@
                   <pic:spPr bwMode="auto">
                     <a:xfrm>
                       <a:off x="0" y="0"/>
-                      <a:ext cx="3878580" cy="3916680"/>
+                      <a:ext cx="2979420" cy="3848100"/>
                     </a:xfrm>
                     <a:prstGeom prst="rect">
                       <a:avLst/>
@@ -932,7 +1631,7 @@
     <w:link w:val="Heading1Char"/>
     <w:uiPriority w:val="9"/>
     <w:qFormat/>
-    <w:rsid w:val="00F1025C"/>
+    <w:rsid w:val="00D426E1"/>
     <w:pPr>
       <w:keepNext/>
       <w:keepLines/>
@@ -955,7 +1654,7 @@
     <w:semiHidden/>
     <w:unhideWhenUsed/>
     <w:qFormat/>
-    <w:rsid w:val="00F1025C"/>
+    <w:rsid w:val="00D426E1"/>
     <w:pPr>
       <w:keepNext/>
       <w:keepLines/>
@@ -978,7 +1677,7 @@
     <w:semiHidden/>
     <w:unhideWhenUsed/>
     <w:qFormat/>
-    <w:rsid w:val="00F1025C"/>
+    <w:rsid w:val="00D426E1"/>
     <w:pPr>
       <w:keepNext/>
       <w:keepLines/>
@@ -1001,7 +1700,7 @@
     <w:semiHidden/>
     <w:unhideWhenUsed/>
     <w:qFormat/>
-    <w:rsid w:val="00F1025C"/>
+    <w:rsid w:val="00D426E1"/>
     <w:pPr>
       <w:keepNext/>
       <w:keepLines/>
@@ -1024,7 +1723,7 @@
     <w:semiHidden/>
     <w:unhideWhenUsed/>
     <w:qFormat/>
-    <w:rsid w:val="00F1025C"/>
+    <w:rsid w:val="00D426E1"/>
     <w:pPr>
       <w:keepNext/>
       <w:keepLines/>
@@ -1045,7 +1744,7 @@
     <w:semiHidden/>
     <w:unhideWhenUsed/>
     <w:qFormat/>
-    <w:rsid w:val="00F1025C"/>
+    <w:rsid w:val="00D426E1"/>
     <w:pPr>
       <w:keepNext/>
       <w:keepLines/>
@@ -1068,7 +1767,7 @@
     <w:semiHidden/>
     <w:unhideWhenUsed/>
     <w:qFormat/>
-    <w:rsid w:val="00F1025C"/>
+    <w:rsid w:val="00D426E1"/>
     <w:pPr>
       <w:keepNext/>
       <w:keepLines/>
@@ -1089,7 +1788,7 @@
     <w:semiHidden/>
     <w:unhideWhenUsed/>
     <w:qFormat/>
-    <w:rsid w:val="00F1025C"/>
+    <w:rsid w:val="00D426E1"/>
     <w:pPr>
       <w:keepNext/>
       <w:keepLines/>
@@ -1112,7 +1811,7 @@
     <w:semiHidden/>
     <w:unhideWhenUsed/>
     <w:qFormat/>
-    <w:rsid w:val="00F1025C"/>
+    <w:rsid w:val="00D426E1"/>
     <w:pPr>
       <w:keepNext/>
       <w:keepLines/>
@@ -1155,7 +1854,7 @@
     <w:basedOn w:val="DefaultParagraphFont"/>
     <w:link w:val="Heading1"/>
     <w:uiPriority w:val="9"/>
-    <w:rsid w:val="00F1025C"/>
+    <w:rsid w:val="00D426E1"/>
     <w:rPr>
       <w:rFonts w:asciiTheme="majorHAnsi" w:eastAsiaTheme="majorEastAsia" w:hAnsiTheme="majorHAnsi" w:cstheme="majorBidi"/>
       <w:color w:val="0F4761" w:themeColor="accent1" w:themeShade="BF"/>
@@ -1169,7 +1868,7 @@
     <w:link w:val="Heading2"/>
     <w:uiPriority w:val="9"/>
     <w:semiHidden/>
-    <w:rsid w:val="00F1025C"/>
+    <w:rsid w:val="00D426E1"/>
     <w:rPr>
       <w:rFonts w:asciiTheme="majorHAnsi" w:eastAsiaTheme="majorEastAsia" w:hAnsiTheme="majorHAnsi" w:cstheme="majorBidi"/>
       <w:color w:val="0F4761" w:themeColor="accent1" w:themeShade="BF"/>
@@ -1183,7 +1882,7 @@
     <w:link w:val="Heading3"/>
     <w:uiPriority w:val="9"/>
     <w:semiHidden/>
-    <w:rsid w:val="00F1025C"/>
+    <w:rsid w:val="00D426E1"/>
     <w:rPr>
       <w:rFonts w:eastAsiaTheme="majorEastAsia" w:cstheme="majorBidi"/>
       <w:color w:val="0F4761" w:themeColor="accent1" w:themeShade="BF"/>
@@ -1197,7 +1896,7 @@
     <w:link w:val="Heading4"/>
     <w:uiPriority w:val="9"/>
     <w:semiHidden/>
-    <w:rsid w:val="00F1025C"/>
+    <w:rsid w:val="00D426E1"/>
     <w:rPr>
       <w:rFonts w:eastAsiaTheme="majorEastAsia" w:cstheme="majorBidi"/>
       <w:i/>
@@ -1211,7 +1910,7 @@
     <w:link w:val="Heading5"/>
     <w:uiPriority w:val="9"/>
     <w:semiHidden/>
-    <w:rsid w:val="00F1025C"/>
+    <w:rsid w:val="00D426E1"/>
     <w:rPr>
       <w:rFonts w:eastAsiaTheme="majorEastAsia" w:cstheme="majorBidi"/>
       <w:color w:val="0F4761" w:themeColor="accent1" w:themeShade="BF"/>
@@ -1223,7 +1922,7 @@
     <w:link w:val="Heading6"/>
     <w:uiPriority w:val="9"/>
     <w:semiHidden/>
-    <w:rsid w:val="00F1025C"/>
+    <w:rsid w:val="00D426E1"/>
     <w:rPr>
       <w:rFonts w:eastAsiaTheme="majorEastAsia" w:cstheme="majorBidi"/>
       <w:i/>
@@ -1237,7 +1936,7 @@
     <w:link w:val="Heading7"/>
     <w:uiPriority w:val="9"/>
     <w:semiHidden/>
-    <w:rsid w:val="00F1025C"/>
+    <w:rsid w:val="00D426E1"/>
     <w:rPr>
       <w:rFonts w:eastAsiaTheme="majorEastAsia" w:cstheme="majorBidi"/>
       <w:color w:val="595959" w:themeColor="text1" w:themeTint="A6"/>
@@ -1249,7 +1948,7 @@
     <w:link w:val="Heading8"/>
     <w:uiPriority w:val="9"/>
     <w:semiHidden/>
-    <w:rsid w:val="00F1025C"/>
+    <w:rsid w:val="00D426E1"/>
     <w:rPr>
       <w:rFonts w:eastAsiaTheme="majorEastAsia" w:cstheme="majorBidi"/>
       <w:i/>
@@ -1263,7 +1962,7 @@
     <w:link w:val="Heading9"/>
     <w:uiPriority w:val="9"/>
     <w:semiHidden/>
-    <w:rsid w:val="00F1025C"/>
+    <w:rsid w:val="00D426E1"/>
     <w:rPr>
       <w:rFonts w:eastAsiaTheme="majorEastAsia" w:cstheme="majorBidi"/>
       <w:color w:val="272727" w:themeColor="text1" w:themeTint="D8"/>
@@ -1276,7 +1975,7 @@
     <w:link w:val="TitleChar"/>
     <w:uiPriority w:val="10"/>
     <w:qFormat/>
-    <w:rsid w:val="00F1025C"/>
+    <w:rsid w:val="00D426E1"/>
     <w:pPr>
       <w:spacing w:after="80" w:line="240" w:lineRule="auto"/>
       <w:contextualSpacing/>
@@ -1294,7 +1993,7 @@
     <w:basedOn w:val="DefaultParagraphFont"/>
     <w:link w:val="Title"/>
     <w:uiPriority w:val="10"/>
-    <w:rsid w:val="00F1025C"/>
+    <w:rsid w:val="00D426E1"/>
     <w:rPr>
       <w:rFonts w:asciiTheme="majorHAnsi" w:eastAsiaTheme="majorEastAsia" w:hAnsiTheme="majorHAnsi" w:cstheme="majorBidi"/>
       <w:spacing w:val="-10"/>
@@ -1310,7 +2009,7 @@
     <w:link w:val="SubtitleChar"/>
     <w:uiPriority w:val="11"/>
     <w:qFormat/>
-    <w:rsid w:val="00F1025C"/>
+    <w:rsid w:val="00D426E1"/>
     <w:pPr>
       <w:numPr>
         <w:ilvl w:val="1"/>
@@ -1329,7 +2028,7 @@
     <w:basedOn w:val="DefaultParagraphFont"/>
     <w:link w:val="Subtitle"/>
     <w:uiPriority w:val="11"/>
-    <w:rsid w:val="00F1025C"/>
+    <w:rsid w:val="00D426E1"/>
     <w:rPr>
       <w:rFonts w:eastAsiaTheme="majorEastAsia" w:cstheme="majorBidi"/>
       <w:color w:val="595959" w:themeColor="text1" w:themeTint="A6"/>
@@ -1345,7 +2044,7 @@
     <w:link w:val="QuoteChar"/>
     <w:uiPriority w:val="29"/>
     <w:qFormat/>
-    <w:rsid w:val="00F1025C"/>
+    <w:rsid w:val="00D426E1"/>
     <w:pPr>
       <w:spacing w:before="160"/>
       <w:jc w:val="center"/>
@@ -1361,7 +2060,7 @@
     <w:basedOn w:val="DefaultParagraphFont"/>
     <w:link w:val="Quote"/>
     <w:uiPriority w:val="29"/>
-    <w:rsid w:val="00F1025C"/>
+    <w:rsid w:val="00D426E1"/>
     <w:rPr>
       <w:i/>
       <w:iCs/>
@@ -1373,7 +2072,7 @@
     <w:basedOn w:val="Normal"/>
     <w:uiPriority w:val="34"/>
     <w:qFormat/>
-    <w:rsid w:val="00F1025C"/>
+    <w:rsid w:val="00D426E1"/>
     <w:pPr>
       <w:ind w:left="720"/>
       <w:contextualSpacing/>
@@ -1384,7 +2083,7 @@
     <w:basedOn w:val="DefaultParagraphFont"/>
     <w:uiPriority w:val="21"/>
     <w:qFormat/>
-    <w:rsid w:val="00F1025C"/>
+    <w:rsid w:val="00D426E1"/>
     <w:rPr>
       <w:i/>
       <w:iCs/>
@@ -1398,7 +2097,7 @@
     <w:link w:val="IntenseQuoteChar"/>
     <w:uiPriority w:val="30"/>
     <w:qFormat/>
-    <w:rsid w:val="00F1025C"/>
+    <w:rsid w:val="00D426E1"/>
     <w:pPr>
       <w:pBdr>
         <w:top w:val="single" w:sz="4" w:space="10" w:color="0F4761" w:themeColor="accent1" w:themeShade="BF"/>
@@ -1419,7 +2118,7 @@
     <w:basedOn w:val="DefaultParagraphFont"/>
     <w:link w:val="IntenseQuote"/>
     <w:uiPriority w:val="30"/>
-    <w:rsid w:val="00F1025C"/>
+    <w:rsid w:val="00D426E1"/>
     <w:rPr>
       <w:i/>
       <w:iCs/>
@@ -1431,7 +2130,7 @@
     <w:basedOn w:val="DefaultParagraphFont"/>
     <w:uiPriority w:val="32"/>
     <w:qFormat/>
-    <w:rsid w:val="00F1025C"/>
+    <w:rsid w:val="00D426E1"/>
     <w:rPr>
       <w:b/>
       <w:bCs/>

--- a/Session 4.docx
+++ b/Session 4.docx
@@ -14,6 +14,11 @@
     </w:p>
     <w:p>
       <w:r>
+        <w:t> </w:t>
+      </w:r>
+    </w:p>
+    <w:p>
+      <w:r>
         <w:t xml:space="preserve">import </w:t>
       </w:r>
       <w:proofErr w:type="gramStart"/>
@@ -27,939 +32,535 @@
     </w:p>
     <w:p>
       <w:r>
-        <w:t xml:space="preserve">import </w:t>
+        <w:t> </w:t>
+      </w:r>
+    </w:p>
+    <w:p>
+      <w:r>
+        <w:t>public class Solution {</w:t>
+      </w:r>
+    </w:p>
+    <w:p>
+      <w:r>
+        <w:t> </w:t>
+      </w:r>
+    </w:p>
+    <w:p>
+      <w:r>
+        <w:t xml:space="preserve">    public static int </w:t>
       </w:r>
       <w:proofErr w:type="spellStart"/>
       <w:proofErr w:type="gramStart"/>
       <w:r>
-        <w:t>java.math</w:t>
-      </w:r>
-      <w:proofErr w:type="spellEnd"/>
+        <w:t>palindromeIndex</w:t>
+      </w:r>
+      <w:proofErr w:type="spellEnd"/>
+      <w:r>
+        <w:t>(</w:t>
+      </w:r>
       <w:proofErr w:type="gramEnd"/>
       <w:r>
-        <w:t>.*;</w:t>
-      </w:r>
-    </w:p>
-    <w:p>
-      <w:r>
-        <w:t xml:space="preserve">import </w:t>
+        <w:t>String s) {</w:t>
+      </w:r>
+    </w:p>
+    <w:p>
+      <w:r>
+        <w:t xml:space="preserve">        int left = 0;</w:t>
+      </w:r>
+    </w:p>
+    <w:p>
+      <w:r>
+        <w:t xml:space="preserve">        int right = </w:t>
       </w:r>
       <w:proofErr w:type="spellStart"/>
       <w:proofErr w:type="gramStart"/>
       <w:r>
-        <w:t>java.security</w:t>
+        <w:t>s.length</w:t>
       </w:r>
       <w:proofErr w:type="spellEnd"/>
       <w:proofErr w:type="gramEnd"/>
       <w:r>
-        <w:t>.*;</w:t>
-      </w:r>
-    </w:p>
-    <w:p>
-      <w:r>
-        <w:t xml:space="preserve">import </w:t>
-      </w:r>
-      <w:proofErr w:type="spellStart"/>
-      <w:r>
-        <w:t>java.</w:t>
-      </w:r>
+        <w:t>() - 1;</w:t>
+      </w:r>
+    </w:p>
+    <w:p>
+      <w:r>
+        <w:t> </w:t>
+      </w:r>
+    </w:p>
+    <w:p>
+      <w:r>
+        <w:t xml:space="preserve">        while (left &lt; right) {</w:t>
+      </w:r>
+    </w:p>
+    <w:p>
+      <w:r>
+        <w:t xml:space="preserve">            if (</w:t>
+      </w:r>
+      <w:proofErr w:type="spellStart"/>
       <w:proofErr w:type="gramStart"/>
       <w:r>
-        <w:t>text</w:t>
-      </w:r>
-      <w:proofErr w:type="spellEnd"/>
-      <w:r>
-        <w:t>.*</w:t>
-      </w:r>
+        <w:t>s.charAt</w:t>
+      </w:r>
+      <w:proofErr w:type="spellEnd"/>
       <w:proofErr w:type="gramEnd"/>
       <w:r>
-        <w:t>;</w:t>
-      </w:r>
-    </w:p>
-    <w:p>
-      <w:r>
-        <w:t xml:space="preserve">import </w:t>
-      </w:r>
-      <w:proofErr w:type="spellStart"/>
-      <w:r>
-        <w:t>java.util</w:t>
-      </w:r>
-      <w:proofErr w:type="spellEnd"/>
-      <w:r>
-        <w:t>.*;</w:t>
-      </w:r>
-    </w:p>
-    <w:p>
-      <w:r>
-        <w:t xml:space="preserve">import </w:t>
-      </w:r>
-      <w:proofErr w:type="spellStart"/>
+        <w:t>(left</w:t>
+      </w:r>
       <w:proofErr w:type="gramStart"/>
       <w:r>
-        <w:t>java.util</w:t>
+        <w:t>) !</w:t>
       </w:r>
       <w:proofErr w:type="gramEnd"/>
       <w:r>
-        <w:t>.</w:t>
-      </w:r>
+        <w:t xml:space="preserve">= </w:t>
+      </w:r>
+      <w:proofErr w:type="spellStart"/>
       <w:proofErr w:type="gramStart"/>
       <w:r>
-        <w:t>concurrent</w:t>
-      </w:r>
-      <w:proofErr w:type="spellEnd"/>
-      <w:r>
-        <w:t>.*</w:t>
-      </w:r>
+        <w:t>s.charAt</w:t>
+      </w:r>
+      <w:proofErr w:type="spellEnd"/>
       <w:proofErr w:type="gramEnd"/>
       <w:r>
-        <w:t>;</w:t>
-      </w:r>
-    </w:p>
-    <w:p>
-      <w:r>
-        <w:t xml:space="preserve">import </w:t>
+        <w:t>(right)) {</w:t>
+      </w:r>
+    </w:p>
+    <w:p>
+      <w:r>
+        <w:t xml:space="preserve">                // If skipping 'left' makes the rest a palindrome, remove 'left'</w:t>
+      </w:r>
+    </w:p>
+    <w:p>
+      <w:r>
+        <w:t xml:space="preserve">                if (</w:t>
       </w:r>
       <w:proofErr w:type="spellStart"/>
       <w:proofErr w:type="gramStart"/>
       <w:r>
-        <w:t>java.util</w:t>
+        <w:t>isPalindrome</w:t>
+      </w:r>
+      <w:proofErr w:type="spellEnd"/>
+      <w:r>
+        <w:t>(</w:t>
       </w:r>
       <w:proofErr w:type="gramEnd"/>
       <w:r>
-        <w:t>.</w:t>
-      </w:r>
+        <w:t>s, left + 1, right)) {</w:t>
+      </w:r>
+    </w:p>
+    <w:p>
+      <w:r>
+        <w:t xml:space="preserve">                    return left;</w:t>
+      </w:r>
+    </w:p>
+    <w:p>
+      <w:r>
+        <w:t xml:space="preserve">                }</w:t>
+      </w:r>
+    </w:p>
+    <w:p>
+      <w:r>
+        <w:t xml:space="preserve">                // Otherwise, the only option is to remove 'right'</w:t>
+      </w:r>
+    </w:p>
+    <w:p>
+      <w:r>
+        <w:t xml:space="preserve">                return right;</w:t>
+      </w:r>
+    </w:p>
+    <w:p>
+      <w:r>
+        <w:t xml:space="preserve">            }</w:t>
+      </w:r>
+    </w:p>
+    <w:p>
+      <w:r>
+        <w:t xml:space="preserve">            left++;</w:t>
+      </w:r>
+    </w:p>
+    <w:p>
+      <w:r>
+        <w:t xml:space="preserve">            right--;</w:t>
+      </w:r>
+    </w:p>
+    <w:p>
+      <w:r>
+        <w:t xml:space="preserve">        }</w:t>
+      </w:r>
+    </w:p>
+    <w:p>
+      <w:r>
+        <w:t> </w:t>
+      </w:r>
+    </w:p>
+    <w:p>
+      <w:r>
+        <w:t xml:space="preserve">        // Already a palindrome</w:t>
+      </w:r>
+    </w:p>
+    <w:p>
+      <w:r>
+        <w:t xml:space="preserve">        return -1;</w:t>
+      </w:r>
+    </w:p>
+    <w:p>
+      <w:r>
+        <w:t xml:space="preserve">    }</w:t>
+      </w:r>
+    </w:p>
+    <w:p>
+      <w:r>
+        <w:t> </w:t>
+      </w:r>
+    </w:p>
+    <w:p>
+      <w:r>
+        <w:lastRenderedPageBreak/>
+        <w:t xml:space="preserve">    // Helper method to check if a substring is a valid palindrome</w:t>
+      </w:r>
+    </w:p>
+    <w:p>
+      <w:r>
+        <w:t xml:space="preserve">    private static </w:t>
+      </w:r>
+      <w:proofErr w:type="spellStart"/>
+      <w:r>
+        <w:t>boolean</w:t>
+      </w:r>
+      <w:proofErr w:type="spellEnd"/>
+      <w:r>
+        <w:t xml:space="preserve"> </w:t>
+      </w:r>
+      <w:proofErr w:type="spellStart"/>
       <w:proofErr w:type="gramStart"/>
       <w:r>
-        <w:t>function</w:t>
-      </w:r>
-      <w:proofErr w:type="spellEnd"/>
-      <w:r>
-        <w:t>.*</w:t>
+        <w:t>isPalindrome</w:t>
+      </w:r>
+      <w:proofErr w:type="spellEnd"/>
+      <w:r>
+        <w:t>(</w:t>
       </w:r>
       <w:proofErr w:type="gramEnd"/>
       <w:r>
-        <w:t>;</w:t>
-      </w:r>
-    </w:p>
-    <w:p>
-      <w:r>
-        <w:t xml:space="preserve">import </w:t>
+        <w:t>String s, int left, int right) {</w:t>
+      </w:r>
+    </w:p>
+    <w:p>
+      <w:r>
+        <w:t xml:space="preserve">        while (left &lt; right) {</w:t>
+      </w:r>
+    </w:p>
+    <w:p>
+      <w:r>
+        <w:t xml:space="preserve">            if (</w:t>
       </w:r>
       <w:proofErr w:type="spellStart"/>
       <w:proofErr w:type="gramStart"/>
       <w:r>
-        <w:t>java.util</w:t>
-      </w:r>
+        <w:t>s.charAt</w:t>
+      </w:r>
+      <w:proofErr w:type="spellEnd"/>
       <w:proofErr w:type="gramEnd"/>
       <w:r>
-        <w:t>.</w:t>
+        <w:t>(left</w:t>
       </w:r>
       <w:proofErr w:type="gramStart"/>
       <w:r>
-        <w:t>regex</w:t>
-      </w:r>
-      <w:proofErr w:type="spellEnd"/>
-      <w:r>
-        <w:t>.*</w:t>
+        <w:t>) !</w:t>
       </w:r>
       <w:proofErr w:type="gramEnd"/>
       <w:r>
-        <w:t>;</w:t>
-      </w:r>
-    </w:p>
-    <w:p>
-      <w:r>
-        <w:t xml:space="preserve">import </w:t>
+        <w:t xml:space="preserve">= </w:t>
       </w:r>
       <w:proofErr w:type="spellStart"/>
       <w:proofErr w:type="gramStart"/>
       <w:r>
-        <w:t>java.util</w:t>
-      </w:r>
+        <w:t>s.charAt</w:t>
+      </w:r>
+      <w:proofErr w:type="spellEnd"/>
       <w:proofErr w:type="gramEnd"/>
       <w:r>
-        <w:t>.</w:t>
+        <w:t>(right)) {</w:t>
+      </w:r>
+    </w:p>
+    <w:p>
+      <w:r>
+        <w:t xml:space="preserve">                return false;</w:t>
+      </w:r>
+    </w:p>
+    <w:p>
+      <w:r>
+        <w:t xml:space="preserve">            }</w:t>
+      </w:r>
+    </w:p>
+    <w:p>
+      <w:r>
+        <w:t xml:space="preserve">            left++;</w:t>
+      </w:r>
+    </w:p>
+    <w:p>
+      <w:r>
+        <w:t xml:space="preserve">            right--;</w:t>
+      </w:r>
+    </w:p>
+    <w:p>
+      <w:r>
+        <w:t xml:space="preserve">        }</w:t>
+      </w:r>
+    </w:p>
+    <w:p>
+      <w:r>
+        <w:t xml:space="preserve">        return true;</w:t>
+      </w:r>
+    </w:p>
+    <w:p>
+      <w:r>
+        <w:t xml:space="preserve">    }</w:t>
+      </w:r>
+    </w:p>
+    <w:p>
+      <w:r>
+        <w:t> </w:t>
+      </w:r>
+    </w:p>
+    <w:p>
+      <w:r>
+        <w:t xml:space="preserve">    public static void </w:t>
       </w:r>
       <w:proofErr w:type="gramStart"/>
       <w:r>
-        <w:t>stream</w:t>
-      </w:r>
-      <w:proofErr w:type="spellEnd"/>
-      <w:r>
-        <w:t>.*</w:t>
+        <w:t>main(String[</w:t>
       </w:r>
       <w:proofErr w:type="gramEnd"/>
       <w:r>
-        <w:t>;</w:t>
-      </w:r>
-    </w:p>
-    <w:p>
-      <w:r>
-        <w:t xml:space="preserve">import static </w:t>
+        <w:t xml:space="preserve">] </w:t>
+      </w:r>
+      <w:proofErr w:type="spellStart"/>
+      <w:r>
+        <w:t>args</w:t>
+      </w:r>
+      <w:proofErr w:type="spellEnd"/>
+      <w:r>
+        <w:t xml:space="preserve">) throws </w:t>
+      </w:r>
+      <w:proofErr w:type="spellStart"/>
+      <w:r>
+        <w:t>IOException</w:t>
+      </w:r>
+      <w:proofErr w:type="spellEnd"/>
+      <w:r>
+        <w:t xml:space="preserve"> {</w:t>
+      </w:r>
+    </w:p>
+    <w:p>
+      <w:r>
+        <w:t xml:space="preserve">        </w:t>
+      </w:r>
+      <w:proofErr w:type="spellStart"/>
+      <w:r>
+        <w:t>BufferedReader</w:t>
+      </w:r>
+      <w:proofErr w:type="spellEnd"/>
+      <w:r>
+        <w:t xml:space="preserve"> </w:t>
+      </w:r>
+      <w:proofErr w:type="spellStart"/>
+      <w:r>
+        <w:t>bufferedReader</w:t>
+      </w:r>
+      <w:proofErr w:type="spellEnd"/>
+      <w:r>
+        <w:t xml:space="preserve"> = new </w:t>
       </w:r>
       <w:proofErr w:type="spellStart"/>
       <w:proofErr w:type="gramStart"/>
       <w:r>
-        <w:t>java.util</w:t>
+        <w:t>BufferedReader</w:t>
+      </w:r>
+      <w:proofErr w:type="spellEnd"/>
+      <w:r>
+        <w:t>(</w:t>
       </w:r>
       <w:proofErr w:type="gramEnd"/>
       <w:r>
-        <w:t>.</w:t>
-      </w:r>
+        <w:t xml:space="preserve">new </w:t>
+      </w:r>
+      <w:proofErr w:type="spellStart"/>
       <w:proofErr w:type="gramStart"/>
       <w:r>
-        <w:t>stream.Collectors.joining</w:t>
-      </w:r>
-      <w:proofErr w:type="spellEnd"/>
+        <w:t>InputStreamReader</w:t>
+      </w:r>
+      <w:proofErr w:type="spellEnd"/>
+      <w:r>
+        <w:t>(</w:t>
+      </w:r>
       <w:proofErr w:type="gramEnd"/>
       <w:r>
-        <w:t>;</w:t>
-      </w:r>
-    </w:p>
-    <w:p>
-      <w:r>
-        <w:t xml:space="preserve">import static </w:t>
-      </w:r>
-      <w:proofErr w:type="spellStart"/>
+        <w:t>System.in));</w:t>
+      </w:r>
+    </w:p>
+    <w:p>
+      <w:r>
+        <w:t xml:space="preserve">        </w:t>
+      </w:r>
+    </w:p>
+    <w:p>
+      <w:r>
+        <w:t xml:space="preserve">        // Read number of queries</w:t>
+      </w:r>
+    </w:p>
+    <w:p>
+      <w:r>
+        <w:t xml:space="preserve">        int q = </w:t>
+      </w:r>
+      <w:proofErr w:type="spellStart"/>
+      <w:r>
+        <w:t>Integer.parseInt</w:t>
+      </w:r>
+      <w:proofErr w:type="spellEnd"/>
+      <w:r>
+        <w:t>(</w:t>
+      </w:r>
+      <w:proofErr w:type="spellStart"/>
+      <w:r>
+        <w:t>bufferedReader.readLine</w:t>
+      </w:r>
+      <w:proofErr w:type="spellEnd"/>
+      <w:r>
+        <w:t>(</w:t>
+      </w:r>
       <w:proofErr w:type="gramStart"/>
       <w:r>
-        <w:t>java.util</w:t>
+        <w:t>).trim</w:t>
       </w:r>
       <w:proofErr w:type="gramEnd"/>
       <w:r>
-        <w:t>.</w:t>
+        <w:t>());</w:t>
+      </w:r>
+    </w:p>
+    <w:p>
+      <w:r>
+        <w:t xml:space="preserve">        </w:t>
+      </w:r>
+    </w:p>
+    <w:p>
+      <w:r>
+        <w:t xml:space="preserve">        for (int </w:t>
+      </w:r>
+      <w:proofErr w:type="spellStart"/>
+      <w:r>
+        <w:t>i</w:t>
+      </w:r>
+      <w:proofErr w:type="spellEnd"/>
+      <w:r>
+        <w:t xml:space="preserve"> = 0; </w:t>
+      </w:r>
+      <w:proofErr w:type="spellStart"/>
+      <w:r>
+        <w:t>i</w:t>
+      </w:r>
+      <w:proofErr w:type="spellEnd"/>
+      <w:r>
+        <w:t xml:space="preserve"> &lt; q; </w:t>
+      </w:r>
+      <w:proofErr w:type="spellStart"/>
+      <w:r>
+        <w:t>i</w:t>
+      </w:r>
+      <w:proofErr w:type="spellEnd"/>
+      <w:r>
+        <w:t>++) {</w:t>
+      </w:r>
+    </w:p>
+    <w:p>
+      <w:r>
+        <w:t xml:space="preserve">            String s = </w:t>
+      </w:r>
+      <w:proofErr w:type="spellStart"/>
+      <w:r>
+        <w:t>bufferedReader.readLine</w:t>
+      </w:r>
+      <w:proofErr w:type="spellEnd"/>
+      <w:r>
+        <w:t>(</w:t>
       </w:r>
       <w:proofErr w:type="gramStart"/>
       <w:r>
-        <w:t>stream.Collectors.toList</w:t>
-      </w:r>
-      <w:proofErr w:type="spellEnd"/>
+        <w:t>).trim</w:t>
+      </w:r>
       <w:proofErr w:type="gramEnd"/>
       <w:r>
-        <w:t>;</w:t>
-      </w:r>
-    </w:p>
-    <w:p>
-      <w:r>
-        <w:t>class Result {</w:t>
-      </w:r>
-    </w:p>
-    <w:p>
-      <w:r>
-        <w:t xml:space="preserve">    public static int </w:t>
-      </w:r>
-      <w:proofErr w:type="spellStart"/>
-      <w:proofErr w:type="gramStart"/>
-      <w:r>
-        <w:t>diagonalDifference</w:t>
-      </w:r>
-      <w:proofErr w:type="spellEnd"/>
-      <w:r>
-        <w:t>(</w:t>
-      </w:r>
-      <w:proofErr w:type="gramEnd"/>
-      <w:r>
-        <w:t xml:space="preserve">List&lt;List&lt;Integer&gt;&gt; </w:t>
-      </w:r>
-      <w:proofErr w:type="spellStart"/>
-      <w:r>
-        <w:t>arr</w:t>
-      </w:r>
-      <w:proofErr w:type="spellEnd"/>
-      <w:r>
-        <w:t>) {</w:t>
-      </w:r>
-    </w:p>
-    <w:p>
-      <w:r>
-        <w:t xml:space="preserve">        int </w:t>
-      </w:r>
-      <w:proofErr w:type="spellStart"/>
-      <w:r>
-        <w:t>primarySum</w:t>
-      </w:r>
-      <w:proofErr w:type="spellEnd"/>
-      <w:r>
-        <w:t xml:space="preserve"> = 0;</w:t>
-      </w:r>
-    </w:p>
-    <w:p>
-      <w:r>
-        <w:t xml:space="preserve">        int </w:t>
-      </w:r>
-      <w:proofErr w:type="spellStart"/>
-      <w:r>
-        <w:t>secondarySum</w:t>
-      </w:r>
-      <w:proofErr w:type="spellEnd"/>
-      <w:r>
-        <w:t xml:space="preserve"> = 0;</w:t>
-      </w:r>
-    </w:p>
-    <w:p>
-      <w:r>
-        <w:t xml:space="preserve">        int n = </w:t>
-      </w:r>
-      <w:proofErr w:type="spellStart"/>
-      <w:proofErr w:type="gramStart"/>
-      <w:r>
-        <w:t>arr.size</w:t>
-      </w:r>
-      <w:proofErr w:type="spellEnd"/>
-      <w:proofErr w:type="gramEnd"/>
-      <w:r>
         <w:t>();</w:t>
       </w:r>
     </w:p>
     <w:p>
       <w:r>
-        <w:t xml:space="preserve">        for (int </w:t>
-      </w:r>
-      <w:proofErr w:type="spellStart"/>
-      <w:r>
-        <w:t>i</w:t>
-      </w:r>
-      <w:proofErr w:type="spellEnd"/>
-      <w:r>
-        <w:t xml:space="preserve"> = 0; </w:t>
-      </w:r>
-      <w:proofErr w:type="spellStart"/>
-      <w:r>
-        <w:t>i</w:t>
-      </w:r>
-      <w:proofErr w:type="spellEnd"/>
-      <w:r>
-        <w:t xml:space="preserve"> &lt; n; </w:t>
-      </w:r>
-      <w:proofErr w:type="spellStart"/>
-      <w:r>
-        <w:t>i</w:t>
-      </w:r>
-      <w:proofErr w:type="spellEnd"/>
-      <w:r>
-        <w:t>++) {</w:t>
-      </w:r>
-    </w:p>
-    <w:p>
-      <w:r>
-        <w:t xml:space="preserve">            </w:t>
-      </w:r>
-      <w:proofErr w:type="spellStart"/>
-      <w:r>
-        <w:t>primarySum</w:t>
-      </w:r>
-      <w:proofErr w:type="spellEnd"/>
-      <w:r>
-        <w:t xml:space="preserve"> += </w:t>
-      </w:r>
-      <w:proofErr w:type="spellStart"/>
-      <w:r>
-        <w:t>arr.get</w:t>
-      </w:r>
-      <w:proofErr w:type="spellEnd"/>
-      <w:r>
-        <w:t>(</w:t>
-      </w:r>
-      <w:proofErr w:type="spellStart"/>
-      <w:r>
-        <w:t>i</w:t>
-      </w:r>
-      <w:proofErr w:type="spellEnd"/>
-      <w:proofErr w:type="gramStart"/>
-      <w:r>
-        <w:t>).get</w:t>
-      </w:r>
-      <w:proofErr w:type="gramEnd"/>
-      <w:r>
-        <w:t>(</w:t>
-      </w:r>
-      <w:proofErr w:type="spellStart"/>
-      <w:r>
-        <w:t>i</w:t>
-      </w:r>
-      <w:proofErr w:type="spellEnd"/>
-      <w:r>
-        <w:t>);</w:t>
-      </w:r>
-    </w:p>
-    <w:p>
-      <w:r>
-        <w:t xml:space="preserve">            </w:t>
-      </w:r>
-    </w:p>
-    <w:p>
-      <w:r>
-        <w:t xml:space="preserve">            </w:t>
-      </w:r>
-      <w:proofErr w:type="spellStart"/>
-      <w:r>
-        <w:t>secondarySum</w:t>
-      </w:r>
-      <w:proofErr w:type="spellEnd"/>
-      <w:r>
-        <w:t xml:space="preserve"> += </w:t>
-      </w:r>
-      <w:proofErr w:type="spellStart"/>
-      <w:r>
-        <w:t>arr.get</w:t>
-      </w:r>
-      <w:proofErr w:type="spellEnd"/>
-      <w:r>
-        <w:t>(</w:t>
-      </w:r>
-      <w:proofErr w:type="spellStart"/>
-      <w:r>
-        <w:t>i</w:t>
-      </w:r>
-      <w:proofErr w:type="spellEnd"/>
-      <w:proofErr w:type="gramStart"/>
-      <w:r>
-        <w:t>).get</w:t>
-      </w:r>
-      <w:proofErr w:type="gramEnd"/>
-      <w:r>
-        <w:t xml:space="preserve">(n - 1 - </w:t>
-      </w:r>
-      <w:proofErr w:type="spellStart"/>
-      <w:r>
-        <w:t>i</w:t>
-      </w:r>
-      <w:proofErr w:type="spellEnd"/>
-      <w:r>
-        <w:t>);</w:t>
-      </w:r>
-    </w:p>
-    <w:p>
-      <w:r>
-        <w:t>        }</w:t>
-      </w:r>
-    </w:p>
-    <w:p>
-      <w:r>
-        <w:t xml:space="preserve">        return </w:t>
-      </w:r>
-      <w:proofErr w:type="spellStart"/>
-      <w:proofErr w:type="gramStart"/>
-      <w:r>
-        <w:t>Math.abs</w:t>
-      </w:r>
-      <w:proofErr w:type="spellEnd"/>
-      <w:r>
-        <w:t>(</w:t>
-      </w:r>
-      <w:proofErr w:type="spellStart"/>
-      <w:proofErr w:type="gramEnd"/>
-      <w:r>
-        <w:t>primarySum</w:t>
-      </w:r>
-      <w:proofErr w:type="spellEnd"/>
-      <w:r>
-        <w:t xml:space="preserve"> - </w:t>
-      </w:r>
-      <w:proofErr w:type="spellStart"/>
-      <w:r>
-        <w:t>secondarySum</w:t>
-      </w:r>
-      <w:proofErr w:type="spellEnd"/>
-      <w:r>
-        <w:t>);</w:t>
-      </w:r>
-    </w:p>
-    <w:p>
-      <w:r>
-        <w:t>    }</w:t>
+        <w:t xml:space="preserve">            int result = </w:t>
+      </w:r>
+      <w:proofErr w:type="spellStart"/>
+      <w:r>
+        <w:t>palindromeIndex</w:t>
+      </w:r>
+      <w:proofErr w:type="spellEnd"/>
+      <w:r>
+        <w:t>(s);</w:t>
+      </w:r>
+    </w:p>
+    <w:p>
+      <w:r>
+        <w:t xml:space="preserve">            </w:t>
+      </w:r>
+      <w:proofErr w:type="spellStart"/>
+      <w:r>
+        <w:t>System.out.println</w:t>
+      </w:r>
+      <w:proofErr w:type="spellEnd"/>
+      <w:r>
+        <w:t>(result);</w:t>
+      </w:r>
+    </w:p>
+    <w:p>
+      <w:r>
+        <w:t xml:space="preserve">        }</w:t>
+      </w:r>
+    </w:p>
+    <w:p>
+      <w:r>
+        <w:t xml:space="preserve">        </w:t>
+      </w:r>
+    </w:p>
+    <w:p>
+      <w:r>
+        <w:t xml:space="preserve">        </w:t>
+      </w:r>
+      <w:proofErr w:type="spellStart"/>
+      <w:r>
+        <w:t>bufferedReader.close</w:t>
+      </w:r>
+      <w:proofErr w:type="spellEnd"/>
+      <w:r>
+        <w:t>();</w:t>
+      </w:r>
+    </w:p>
+    <w:p>
+      <w:r>
+        <w:t xml:space="preserve">    }</w:t>
       </w:r>
     </w:p>
     <w:p>
       <w:r>
         <w:t>}</w:t>
-      </w:r>
-    </w:p>
-    <w:p>
-      <w:r>
-        <w:t>public class Solution {</w:t>
-      </w:r>
-    </w:p>
-    <w:p>
-      <w:r>
-        <w:t xml:space="preserve">    public static void </w:t>
-      </w:r>
-      <w:proofErr w:type="gramStart"/>
-      <w:r>
-        <w:t>main(String[</w:t>
-      </w:r>
-      <w:proofErr w:type="gramEnd"/>
-      <w:r>
-        <w:t xml:space="preserve">] </w:t>
-      </w:r>
-      <w:proofErr w:type="spellStart"/>
-      <w:r>
-        <w:t>args</w:t>
-      </w:r>
-      <w:proofErr w:type="spellEnd"/>
-      <w:r>
-        <w:t xml:space="preserve">) throws </w:t>
-      </w:r>
-      <w:proofErr w:type="spellStart"/>
-      <w:r>
-        <w:t>IOException</w:t>
-      </w:r>
-      <w:proofErr w:type="spellEnd"/>
-      <w:r>
-        <w:t xml:space="preserve"> {</w:t>
-      </w:r>
-    </w:p>
-    <w:p>
-      <w:r>
-        <w:lastRenderedPageBreak/>
-        <w:t xml:space="preserve">        </w:t>
-      </w:r>
-      <w:proofErr w:type="spellStart"/>
-      <w:r>
-        <w:t>BufferedReader</w:t>
-      </w:r>
-      <w:proofErr w:type="spellEnd"/>
-      <w:r>
-        <w:t xml:space="preserve"> </w:t>
-      </w:r>
-      <w:proofErr w:type="spellStart"/>
-      <w:r>
-        <w:t>bufferedReader</w:t>
-      </w:r>
-      <w:proofErr w:type="spellEnd"/>
-      <w:r>
-        <w:t xml:space="preserve"> = new </w:t>
-      </w:r>
-      <w:proofErr w:type="spellStart"/>
-      <w:proofErr w:type="gramStart"/>
-      <w:r>
-        <w:t>BufferedReader</w:t>
-      </w:r>
-      <w:proofErr w:type="spellEnd"/>
-      <w:r>
-        <w:t>(</w:t>
-      </w:r>
-      <w:proofErr w:type="gramEnd"/>
-      <w:r>
-        <w:t xml:space="preserve">new </w:t>
-      </w:r>
-      <w:proofErr w:type="spellStart"/>
-      <w:proofErr w:type="gramStart"/>
-      <w:r>
-        <w:t>InputStreamReader</w:t>
-      </w:r>
-      <w:proofErr w:type="spellEnd"/>
-      <w:r>
-        <w:t>(</w:t>
-      </w:r>
-      <w:proofErr w:type="gramEnd"/>
-      <w:r>
-        <w:t>System.in));</w:t>
-      </w:r>
-    </w:p>
-    <w:p>
-      <w:r>
-        <w:t xml:space="preserve">        </w:t>
-      </w:r>
-      <w:proofErr w:type="spellStart"/>
-      <w:r>
-        <w:t>BufferedWriter</w:t>
-      </w:r>
-      <w:proofErr w:type="spellEnd"/>
-      <w:r>
-        <w:t xml:space="preserve"> </w:t>
-      </w:r>
-      <w:proofErr w:type="spellStart"/>
-      <w:r>
-        <w:t>bufferedWriter</w:t>
-      </w:r>
-      <w:proofErr w:type="spellEnd"/>
-      <w:r>
-        <w:t xml:space="preserve"> = new </w:t>
-      </w:r>
-      <w:proofErr w:type="spellStart"/>
-      <w:proofErr w:type="gramStart"/>
-      <w:r>
-        <w:t>BufferedWriter</w:t>
-      </w:r>
-      <w:proofErr w:type="spellEnd"/>
-      <w:r>
-        <w:t>(</w:t>
-      </w:r>
-      <w:proofErr w:type="gramEnd"/>
-      <w:r>
-        <w:t xml:space="preserve">new </w:t>
-      </w:r>
-      <w:proofErr w:type="spellStart"/>
-      <w:proofErr w:type="gramStart"/>
-      <w:r>
-        <w:t>FileWriter</w:t>
-      </w:r>
-      <w:proofErr w:type="spellEnd"/>
-      <w:r>
-        <w:t>(</w:t>
-      </w:r>
-      <w:proofErr w:type="spellStart"/>
-      <w:proofErr w:type="gramEnd"/>
-      <w:r>
-        <w:t>System.getenv</w:t>
-      </w:r>
-      <w:proofErr w:type="spellEnd"/>
-      <w:r>
-        <w:t>("OUTPUT_PATH")));</w:t>
-      </w:r>
-    </w:p>
-    <w:p>
-      <w:r>
-        <w:t xml:space="preserve">        int n = </w:t>
-      </w:r>
-      <w:proofErr w:type="spellStart"/>
-      <w:r>
-        <w:t>Integer.parseInt</w:t>
-      </w:r>
-      <w:proofErr w:type="spellEnd"/>
-      <w:r>
-        <w:t>(</w:t>
-      </w:r>
-      <w:proofErr w:type="spellStart"/>
-      <w:r>
-        <w:t>bufferedReader.readLine</w:t>
-      </w:r>
-      <w:proofErr w:type="spellEnd"/>
-      <w:r>
-        <w:t>(</w:t>
-      </w:r>
-      <w:proofErr w:type="gramStart"/>
-      <w:r>
-        <w:t>).trim</w:t>
-      </w:r>
-      <w:proofErr w:type="gramEnd"/>
-      <w:r>
-        <w:t>());</w:t>
-      </w:r>
-    </w:p>
-    <w:p>
-      <w:r>
-        <w:t xml:space="preserve">        List&lt;List&lt;Integer&gt;&gt; </w:t>
-      </w:r>
-      <w:proofErr w:type="spellStart"/>
-      <w:r>
-        <w:t>arr</w:t>
-      </w:r>
-      <w:proofErr w:type="spellEnd"/>
-      <w:r>
-        <w:t xml:space="preserve"> = new </w:t>
-      </w:r>
-      <w:proofErr w:type="spellStart"/>
-      <w:r>
-        <w:t>ArrayList</w:t>
-      </w:r>
-      <w:proofErr w:type="spellEnd"/>
-      <w:r>
-        <w:t>&lt;</w:t>
-      </w:r>
-      <w:proofErr w:type="gramStart"/>
-      <w:r>
-        <w:t>&gt;(</w:t>
-      </w:r>
-      <w:proofErr w:type="gramEnd"/>
-      <w:r>
-        <w:t>);</w:t>
-      </w:r>
-    </w:p>
-    <w:p>
-      <w:r>
-        <w:t xml:space="preserve">        </w:t>
-      </w:r>
-      <w:proofErr w:type="spellStart"/>
-      <w:r>
-        <w:t>IntStream.range</w:t>
-      </w:r>
-      <w:proofErr w:type="spellEnd"/>
-      <w:r>
-        <w:t>(0, n</w:t>
-      </w:r>
-      <w:proofErr w:type="gramStart"/>
-      <w:r>
-        <w:t>).</w:t>
-      </w:r>
-      <w:proofErr w:type="spellStart"/>
-      <w:r>
-        <w:t>forEach</w:t>
-      </w:r>
-      <w:proofErr w:type="spellEnd"/>
-      <w:proofErr w:type="gramEnd"/>
-      <w:r>
-        <w:t>(</w:t>
-      </w:r>
-      <w:proofErr w:type="spellStart"/>
-      <w:r>
-        <w:t>i</w:t>
-      </w:r>
-      <w:proofErr w:type="spellEnd"/>
-      <w:r>
-        <w:t xml:space="preserve"> -&gt; {</w:t>
-      </w:r>
-    </w:p>
-    <w:p>
-      <w:r>
-        <w:t>            try {</w:t>
-      </w:r>
-    </w:p>
-    <w:p>
-      <w:r>
-        <w:t xml:space="preserve">                </w:t>
-      </w:r>
-      <w:proofErr w:type="spellStart"/>
-      <w:proofErr w:type="gramStart"/>
-      <w:r>
-        <w:t>arr.add</w:t>
-      </w:r>
-      <w:proofErr w:type="spellEnd"/>
-      <w:r>
-        <w:t>(</w:t>
-      </w:r>
-      <w:proofErr w:type="gramEnd"/>
-    </w:p>
-    <w:p>
-      <w:r>
-        <w:t xml:space="preserve">                    </w:t>
-      </w:r>
-      <w:proofErr w:type="spellStart"/>
-      <w:r>
-        <w:t>Stream.of</w:t>
-      </w:r>
-      <w:proofErr w:type="spellEnd"/>
-      <w:r>
-        <w:t>(</w:t>
-      </w:r>
-      <w:proofErr w:type="spellStart"/>
-      <w:r>
-        <w:t>bufferedReader.readLine</w:t>
-      </w:r>
-      <w:proofErr w:type="spellEnd"/>
-      <w:r>
-        <w:t>(</w:t>
-      </w:r>
-      <w:proofErr w:type="gramStart"/>
-      <w:r>
-        <w:t>).</w:t>
-      </w:r>
-      <w:proofErr w:type="spellStart"/>
-      <w:r>
-        <w:t>replaceAll</w:t>
-      </w:r>
-      <w:proofErr w:type="spellEnd"/>
-      <w:proofErr w:type="gramEnd"/>
-      <w:r>
-        <w:t>("\\s+$", ""</w:t>
-      </w:r>
-      <w:proofErr w:type="gramStart"/>
-      <w:r>
-        <w:t>).split</w:t>
-      </w:r>
-      <w:proofErr w:type="gramEnd"/>
-      <w:r>
-        <w:t>(" "))</w:t>
-      </w:r>
-    </w:p>
-    <w:p>
-      <w:r>
-        <w:t xml:space="preserve">                        </w:t>
-      </w:r>
-      <w:proofErr w:type="gramStart"/>
-      <w:r>
-        <w:t>.map</w:t>
-      </w:r>
-      <w:proofErr w:type="gramEnd"/>
-      <w:r>
-        <w:t>(</w:t>
-      </w:r>
-      <w:proofErr w:type="gramStart"/>
-      <w:r>
-        <w:t>Integer::</w:t>
-      </w:r>
-      <w:proofErr w:type="spellStart"/>
-      <w:proofErr w:type="gramEnd"/>
-      <w:r>
-        <w:t>parseInt</w:t>
-      </w:r>
-      <w:proofErr w:type="spellEnd"/>
-      <w:r>
-        <w:t>)</w:t>
-      </w:r>
-    </w:p>
-    <w:p>
-      <w:r>
-        <w:t xml:space="preserve">                        </w:t>
-      </w:r>
-      <w:proofErr w:type="gramStart"/>
-      <w:r>
-        <w:t>.collect</w:t>
-      </w:r>
-      <w:proofErr w:type="gramEnd"/>
-      <w:r>
-        <w:t>(</w:t>
-      </w:r>
-      <w:proofErr w:type="spellStart"/>
-      <w:proofErr w:type="gramStart"/>
-      <w:r>
-        <w:t>toList</w:t>
-      </w:r>
-      <w:proofErr w:type="spellEnd"/>
-      <w:r>
-        <w:t>(</w:t>
-      </w:r>
-      <w:proofErr w:type="gramEnd"/>
-      <w:r>
-        <w:t>))</w:t>
-      </w:r>
-    </w:p>
-    <w:p>
-      <w:r>
-        <w:t>                );</w:t>
-      </w:r>
-    </w:p>
-    <w:p>
-      <w:r>
-        <w:t>            } catch (</w:t>
-      </w:r>
-      <w:proofErr w:type="spellStart"/>
-      <w:r>
-        <w:t>IOException</w:t>
-      </w:r>
-      <w:proofErr w:type="spellEnd"/>
-      <w:r>
-        <w:t xml:space="preserve"> ex) {</w:t>
-      </w:r>
-    </w:p>
-    <w:p>
-      <w:r>
-        <w:t xml:space="preserve">                throw new </w:t>
-      </w:r>
-      <w:proofErr w:type="spellStart"/>
-      <w:r>
-        <w:t>RuntimeException</w:t>
-      </w:r>
-      <w:proofErr w:type="spellEnd"/>
-      <w:r>
-        <w:t>(ex);</w:t>
-      </w:r>
-    </w:p>
-    <w:p>
-      <w:r>
-        <w:t>            }</w:t>
-      </w:r>
-    </w:p>
-    <w:p>
-      <w:r>
-        <w:t>        });</w:t>
-      </w:r>
-    </w:p>
-    <w:p>
-      <w:r>
-        <w:t xml:space="preserve">        int result = </w:t>
-      </w:r>
-      <w:proofErr w:type="spellStart"/>
-      <w:r>
-        <w:t>Result.diagonalDifference</w:t>
-      </w:r>
-      <w:proofErr w:type="spellEnd"/>
-      <w:r>
-        <w:t>(</w:t>
-      </w:r>
-      <w:proofErr w:type="spellStart"/>
-      <w:r>
-        <w:t>arr</w:t>
-      </w:r>
-      <w:proofErr w:type="spellEnd"/>
-      <w:r>
-        <w:t>);</w:t>
-      </w:r>
-    </w:p>
-    <w:p>
-      <w:r>
-        <w:t xml:space="preserve">        </w:t>
-      </w:r>
-      <w:proofErr w:type="spellStart"/>
-      <w:r>
-        <w:t>bufferedWriter.write</w:t>
-      </w:r>
-      <w:proofErr w:type="spellEnd"/>
-      <w:r>
-        <w:t>(</w:t>
-      </w:r>
-      <w:proofErr w:type="spellStart"/>
-      <w:r>
-        <w:t>String.valueOf</w:t>
-      </w:r>
-      <w:proofErr w:type="spellEnd"/>
-      <w:r>
-        <w:t>(result));</w:t>
-      </w:r>
-    </w:p>
-    <w:p>
-      <w:r>
-        <w:t xml:space="preserve">        </w:t>
-      </w:r>
-      <w:proofErr w:type="spellStart"/>
-      <w:r>
-        <w:t>bufferedWriter.newLine</w:t>
-      </w:r>
-      <w:proofErr w:type="spellEnd"/>
-      <w:r>
-        <w:t>();</w:t>
-      </w:r>
-    </w:p>
-    <w:p>
-      <w:r>
-        <w:t xml:space="preserve">        </w:t>
-      </w:r>
-      <w:proofErr w:type="spellStart"/>
-      <w:r>
-        <w:t>bufferedReader.close</w:t>
-      </w:r>
-      <w:proofErr w:type="spellEnd"/>
-      <w:r>
-        <w:t>();</w:t>
-      </w:r>
-    </w:p>
-    <w:p>
-      <w:r>
-        <w:t xml:space="preserve">        </w:t>
-      </w:r>
-      <w:proofErr w:type="spellStart"/>
-      <w:r>
-        <w:t>bufferedWriter.close</w:t>
-      </w:r>
-      <w:proofErr w:type="spellEnd"/>
-      <w:r>
-        <w:t>();</w:t>
-      </w:r>
-    </w:p>
-    <w:p>
-      <w:r>
-        <w:t>    }</w:t>
-      </w:r>
-    </w:p>
-    <w:p>
-      <w:r>
-        <w:t>}</w:t>
-      </w:r>
-    </w:p>
-    <w:p>
-      <w:r>
-        <w:t> </w:t>
       </w:r>
     </w:p>
     <w:p>
       <w:r>
         <w:lastRenderedPageBreak/>
         <w:drawing>
-          <wp:inline distT="0" distB="0" distL="0" distR="0" wp14:anchorId="140075BB" wp14:editId="1E39FD95">
-            <wp:extent cx="5731510" cy="2935605"/>
-            <wp:effectExtent l="0" t="0" r="2540" b="0"/>
-            <wp:docPr id="1986281822" name="Picture 2"/>
+          <wp:inline distT="0" distB="0" distL="0" distR="0" wp14:anchorId="7FECFA17" wp14:editId="67E99E41">
+            <wp:extent cx="3543300" cy="2750820"/>
+            <wp:effectExtent l="0" t="0" r="0" b="0"/>
+            <wp:docPr id="11722049" name="Picture 2"/>
             <wp:cNvGraphicFramePr>
               <a:graphicFrameLocks xmlns:a="http://schemas.openxmlformats.org/drawingml/2006/main" noChangeAspect="1"/>
             </wp:cNvGraphicFramePr>
@@ -988,7 +589,7 @@
                   <pic:spPr bwMode="auto">
                     <a:xfrm>
                       <a:off x="0" y="0"/>
-                      <a:ext cx="5731510" cy="2935605"/>
+                      <a:ext cx="3543300" cy="2750820"/>
                     </a:xfrm>
                     <a:prstGeom prst="rect">
                       <a:avLst/>
@@ -1013,106 +614,276 @@
     <w:p/>
     <w:p>
       <w:r>
-        <w:t xml:space="preserve">Session 4 -2 </w:t>
-      </w:r>
-    </w:p>
-    <w:p>
-      <w:r>
-        <w:t>class Solution {</w:t>
-      </w:r>
-    </w:p>
-    <w:p>
-      <w:r>
-        <w:t xml:space="preserve">    public </w:t>
-      </w:r>
+        <w:t>Session 4 - 2</w:t>
+      </w:r>
+    </w:p>
+    <w:p>
+      <w:r>
+        <w:t> </w:t>
+      </w:r>
+    </w:p>
+    <w:p>
+      <w:r>
+        <w:t> </w:t>
+      </w:r>
+    </w:p>
+    <w:p>
+      <w:r>
+        <w:t>public class Solution {</w:t>
+      </w:r>
+    </w:p>
+    <w:p>
+      <w:r>
+        <w:t xml:space="preserve">    public int </w:t>
+      </w:r>
+      <w:proofErr w:type="spellStart"/>
       <w:proofErr w:type="gramStart"/>
       <w:r>
-        <w:t>int[][</w:t>
+        <w:t>strStr</w:t>
+      </w:r>
+      <w:proofErr w:type="spellEnd"/>
+      <w:r>
+        <w:t>(</w:t>
       </w:r>
       <w:proofErr w:type="gramEnd"/>
       <w:r>
-        <w:t>] transpose(</w:t>
-      </w:r>
+        <w:t>String haystack, String needle) {</w:t>
+      </w:r>
+    </w:p>
+    <w:p>
+      <w:r>
+        <w:t xml:space="preserve">        int </w:t>
+      </w:r>
+      <w:proofErr w:type="spellStart"/>
+      <w:r>
+        <w:t>hLen</w:t>
+      </w:r>
+      <w:proofErr w:type="spellEnd"/>
+      <w:r>
+        <w:t xml:space="preserve"> = </w:t>
+      </w:r>
+      <w:proofErr w:type="spellStart"/>
       <w:proofErr w:type="gramStart"/>
       <w:r>
-        <w:t>int[][</w:t>
-      </w:r>
+        <w:t>haystack.length</w:t>
+      </w:r>
+      <w:proofErr w:type="spellEnd"/>
       <w:proofErr w:type="gramEnd"/>
       <w:r>
-        <w:t>] matrix) {</w:t>
-      </w:r>
-    </w:p>
-    <w:p>
-      <w:r>
-        <w:t xml:space="preserve">        int m = </w:t>
+        <w:t>();</w:t>
+      </w:r>
+    </w:p>
+    <w:p>
+      <w:r>
+        <w:t xml:space="preserve">        int </w:t>
+      </w:r>
+      <w:proofErr w:type="spellStart"/>
+      <w:r>
+        <w:t>nLen</w:t>
+      </w:r>
+      <w:proofErr w:type="spellEnd"/>
+      <w:r>
+        <w:t xml:space="preserve"> = </w:t>
       </w:r>
       <w:proofErr w:type="spellStart"/>
       <w:proofErr w:type="gramStart"/>
       <w:r>
-        <w:t>matrix.length</w:t>
+        <w:t>needle.length</w:t>
       </w:r>
       <w:proofErr w:type="spellEnd"/>
       <w:proofErr w:type="gramEnd"/>
       <w:r>
-        <w:t>;      </w:t>
-      </w:r>
-    </w:p>
-    <w:p>
-      <w:r>
-        <w:t xml:space="preserve">        int n = </w:t>
-      </w:r>
+        <w:t>();</w:t>
+      </w:r>
+    </w:p>
+    <w:p>
+      <w:r>
+        <w:t xml:space="preserve">        </w:t>
+      </w:r>
+    </w:p>
+    <w:p>
+      <w:r>
+        <w:t xml:space="preserve">        // Edge case: needle cannot be longer than haystack</w:t>
+      </w:r>
+    </w:p>
+    <w:p>
+      <w:r>
+        <w:t xml:space="preserve">        if (</w:t>
+      </w:r>
+      <w:proofErr w:type="spellStart"/>
+      <w:r>
+        <w:t>nLen</w:t>
+      </w:r>
+      <w:proofErr w:type="spellEnd"/>
+      <w:r>
+        <w:t xml:space="preserve"> &gt; </w:t>
+      </w:r>
+      <w:proofErr w:type="spellStart"/>
+      <w:r>
+        <w:t>hLen</w:t>
+      </w:r>
+      <w:proofErr w:type="spellEnd"/>
+      <w:r>
+        <w:t>) {</w:t>
+      </w:r>
+    </w:p>
+    <w:p>
+      <w:r>
+        <w:t xml:space="preserve">            return -1;</w:t>
+      </w:r>
+    </w:p>
+    <w:p>
+      <w:r>
+        <w:t xml:space="preserve">        }</w:t>
+      </w:r>
+    </w:p>
+    <w:p>
+      <w:r>
+        <w:t xml:space="preserve">        </w:t>
+      </w:r>
+    </w:p>
+    <w:p>
+      <w:r>
+        <w:t xml:space="preserve">        // Scan haystack up to the last possible starting point</w:t>
+      </w:r>
+    </w:p>
+    <w:p>
+      <w:r>
+        <w:t xml:space="preserve">        for (int </w:t>
+      </w:r>
+      <w:proofErr w:type="spellStart"/>
+      <w:r>
+        <w:t>i</w:t>
+      </w:r>
+      <w:proofErr w:type="spellEnd"/>
+      <w:r>
+        <w:t xml:space="preserve"> = 0; </w:t>
+      </w:r>
+      <w:proofErr w:type="spellStart"/>
+      <w:r>
+        <w:t>i</w:t>
+      </w:r>
+      <w:proofErr w:type="spellEnd"/>
+      <w:r>
+        <w:t xml:space="preserve"> &lt;= </w:t>
+      </w:r>
+      <w:proofErr w:type="spellStart"/>
+      <w:r>
+        <w:t>hLen</w:t>
+      </w:r>
+      <w:proofErr w:type="spellEnd"/>
+      <w:r>
+        <w:t xml:space="preserve"> - </w:t>
+      </w:r>
+      <w:proofErr w:type="spellStart"/>
+      <w:r>
+        <w:t>nLen</w:t>
+      </w:r>
+      <w:proofErr w:type="spellEnd"/>
+      <w:r>
+        <w:t xml:space="preserve">; </w:t>
+      </w:r>
+      <w:proofErr w:type="spellStart"/>
+      <w:r>
+        <w:t>i</w:t>
+      </w:r>
+      <w:proofErr w:type="spellEnd"/>
+      <w:r>
+        <w:t>++) {</w:t>
+      </w:r>
+    </w:p>
+    <w:p>
+      <w:r>
+        <w:t xml:space="preserve">            int j = 0;</w:t>
+      </w:r>
+    </w:p>
+    <w:p>
+      <w:r>
+        <w:t xml:space="preserve">            </w:t>
+      </w:r>
+    </w:p>
+    <w:p>
+      <w:r>
+        <w:lastRenderedPageBreak/>
+        <w:t xml:space="preserve">            // Check if characters match needle</w:t>
+      </w:r>
+    </w:p>
+    <w:p>
+      <w:r>
+        <w:t xml:space="preserve">            while (j &lt; </w:t>
+      </w:r>
+      <w:proofErr w:type="spellStart"/>
+      <w:r>
+        <w:t>nLen</w:t>
+      </w:r>
+      <w:proofErr w:type="spellEnd"/>
+      <w:r>
+        <w:t xml:space="preserve"> &amp;&amp; </w:t>
+      </w:r>
+      <w:proofErr w:type="spellStart"/>
       <w:proofErr w:type="gramStart"/>
       <w:r>
-        <w:t>matrix[</w:t>
-      </w:r>
+        <w:t>haystack.charAt</w:t>
+      </w:r>
+      <w:proofErr w:type="spellEnd"/>
       <w:proofErr w:type="gramEnd"/>
       <w:r>
-        <w:t>0</w:t>
-      </w:r>
+        <w:t>(</w:t>
+      </w:r>
+      <w:proofErr w:type="spellStart"/>
+      <w:r>
+        <w:t>i</w:t>
+      </w:r>
+      <w:proofErr w:type="spellEnd"/>
+      <w:r>
+        <w:t xml:space="preserve"> + j) == </w:t>
+      </w:r>
+      <w:proofErr w:type="spellStart"/>
       <w:proofErr w:type="gramStart"/>
       <w:r>
-        <w:t>].length</w:t>
-      </w:r>
+        <w:t>needle.charAt</w:t>
+      </w:r>
+      <w:proofErr w:type="spellEnd"/>
       <w:proofErr w:type="gramEnd"/>
       <w:r>
-        <w:t>;    </w:t>
-      </w:r>
-    </w:p>
-    <w:p>
-      <w:r>
-        <w:t xml:space="preserve">        </w:t>
-      </w:r>
-    </w:p>
-    <w:p>
-      <w:r>
-        <w:t xml:space="preserve">        </w:t>
-      </w:r>
-      <w:proofErr w:type="gramStart"/>
-      <w:r>
-        <w:t>int[][</w:t>
-      </w:r>
-      <w:proofErr w:type="gramEnd"/>
-      <w:r>
-        <w:t>] result = new int[n][m];</w:t>
-      </w:r>
-    </w:p>
-    <w:p>
-      <w:r>
-        <w:t xml:space="preserve">        </w:t>
-      </w:r>
-    </w:p>
-    <w:p>
-      <w:r>
-        <w:t>        for (int r = 0; r &lt; m; r++) {</w:t>
-      </w:r>
-    </w:p>
-    <w:p>
-      <w:r>
-        <w:t xml:space="preserve">            for (int c = 0; c &lt; n; </w:t>
-      </w:r>
-      <w:proofErr w:type="spellStart"/>
-      <w:r>
-        <w:t>c++</w:t>
+        <w:t>(j)) {</w:t>
+      </w:r>
+    </w:p>
+    <w:p>
+      <w:r>
+        <w:t xml:space="preserve">                </w:t>
+      </w:r>
+      <w:proofErr w:type="spellStart"/>
+      <w:r>
+        <w:t>j++</w:t>
+      </w:r>
+      <w:proofErr w:type="spellEnd"/>
+      <w:r>
+        <w:t>;</w:t>
+      </w:r>
+    </w:p>
+    <w:p>
+      <w:r>
+        <w:t xml:space="preserve">            }</w:t>
+      </w:r>
+    </w:p>
+    <w:p>
+      <w:r>
+        <w:t xml:space="preserve">            </w:t>
+      </w:r>
+    </w:p>
+    <w:p>
+      <w:r>
+        <w:t xml:space="preserve">            // If full needle is matched, return starting index</w:t>
+      </w:r>
+    </w:p>
+    <w:p>
+      <w:r>
+        <w:t xml:space="preserve">            if (j == </w:t>
+      </w:r>
+      <w:proofErr w:type="spellStart"/>
+      <w:r>
+        <w:t>nLen</w:t>
       </w:r>
       <w:proofErr w:type="spellEnd"/>
       <w:r>
@@ -1121,52 +892,55 @@
     </w:p>
     <w:p>
       <w:r>
-        <w:t>                result[c][r] = matrix[r][c];</w:t>
-      </w:r>
-    </w:p>
-    <w:p>
-      <w:r>
-        <w:t>            }</w:t>
-      </w:r>
-    </w:p>
-    <w:p>
-      <w:r>
-        <w:t>        }</w:t>
-      </w:r>
-    </w:p>
-    <w:p>
-      <w:r>
-        <w:t xml:space="preserve">        </w:t>
-      </w:r>
-    </w:p>
-    <w:p>
-      <w:r>
-        <w:t>        return result;</w:t>
-      </w:r>
-    </w:p>
-    <w:p>
-      <w:r>
-        <w:t>    }</w:t>
+        <w:t xml:space="preserve">                return </w:t>
+      </w:r>
+      <w:proofErr w:type="spellStart"/>
+      <w:r>
+        <w:t>i</w:t>
+      </w:r>
+      <w:proofErr w:type="spellEnd"/>
+      <w:r>
+        <w:t>;</w:t>
+      </w:r>
+    </w:p>
+    <w:p>
+      <w:r>
+        <w:t xml:space="preserve">            }</w:t>
+      </w:r>
+    </w:p>
+    <w:p>
+      <w:r>
+        <w:t xml:space="preserve">        }</w:t>
+      </w:r>
+    </w:p>
+    <w:p>
+      <w:r>
+        <w:t xml:space="preserve">        </w:t>
+      </w:r>
+    </w:p>
+    <w:p>
+      <w:r>
+        <w:t xml:space="preserve">        return -1;</w:t>
+      </w:r>
+    </w:p>
+    <w:p>
+      <w:r>
+        <w:t xml:space="preserve">    }</w:t>
+      </w:r>
+    </w:p>
+    <w:p>
+      <w:r>
+        <w:t>}</w:t>
       </w:r>
     </w:p>
     <w:p>
       <w:r>
         <w:lastRenderedPageBreak/>
-        <w:t>}</w:t>
-      </w:r>
-    </w:p>
-    <w:p>
-      <w:r>
-        <w:t> </w:t>
-      </w:r>
-    </w:p>
-    <w:p>
-      <w:r>
         <w:drawing>
-          <wp:inline distT="0" distB="0" distL="0" distR="0" wp14:anchorId="7531C9DF" wp14:editId="415CE971">
-            <wp:extent cx="2979420" cy="3848100"/>
+          <wp:inline distT="0" distB="0" distL="0" distR="0" wp14:anchorId="1789E8F6" wp14:editId="5BBA3196">
+            <wp:extent cx="2179320" cy="4617720"/>
             <wp:effectExtent l="0" t="0" r="0" b="0"/>
-            <wp:docPr id="386465025" name="Picture 4"/>
+            <wp:docPr id="1206010359" name="Picture 4"/>
             <wp:cNvGraphicFramePr>
               <a:graphicFrameLocks xmlns:a="http://schemas.openxmlformats.org/drawingml/2006/main" noChangeAspect="1"/>
             </wp:cNvGraphicFramePr>
@@ -1195,7 +969,7 @@
                   <pic:spPr bwMode="auto">
                     <a:xfrm>
                       <a:off x="0" y="0"/>
-                      <a:ext cx="2979420" cy="3848100"/>
+                      <a:ext cx="2179320" cy="4617720"/>
                     </a:xfrm>
                     <a:prstGeom prst="rect">
                       <a:avLst/>
@@ -1210,6 +984,11 @@
             </a:graphic>
           </wp:inline>
         </w:drawing>
+      </w:r>
+    </w:p>
+    <w:p>
+      <w:r>
+        <w:t> </w:t>
       </w:r>
     </w:p>
     <w:p/>
@@ -1631,7 +1410,7 @@
     <w:link w:val="Heading1Char"/>
     <w:uiPriority w:val="9"/>
     <w:qFormat/>
-    <w:rsid w:val="00D426E1"/>
+    <w:rsid w:val="00D97D98"/>
     <w:pPr>
       <w:keepNext/>
       <w:keepLines/>
@@ -1654,7 +1433,7 @@
     <w:semiHidden/>
     <w:unhideWhenUsed/>
     <w:qFormat/>
-    <w:rsid w:val="00D426E1"/>
+    <w:rsid w:val="00D97D98"/>
     <w:pPr>
       <w:keepNext/>
       <w:keepLines/>
@@ -1677,7 +1456,7 @@
     <w:semiHidden/>
     <w:unhideWhenUsed/>
     <w:qFormat/>
-    <w:rsid w:val="00D426E1"/>
+    <w:rsid w:val="00D97D98"/>
     <w:pPr>
       <w:keepNext/>
       <w:keepLines/>
@@ -1700,7 +1479,7 @@
     <w:semiHidden/>
     <w:unhideWhenUsed/>
     <w:qFormat/>
-    <w:rsid w:val="00D426E1"/>
+    <w:rsid w:val="00D97D98"/>
     <w:pPr>
       <w:keepNext/>
       <w:keepLines/>
@@ -1723,7 +1502,7 @@
     <w:semiHidden/>
     <w:unhideWhenUsed/>
     <w:qFormat/>
-    <w:rsid w:val="00D426E1"/>
+    <w:rsid w:val="00D97D98"/>
     <w:pPr>
       <w:keepNext/>
       <w:keepLines/>
@@ -1744,7 +1523,7 @@
     <w:semiHidden/>
     <w:unhideWhenUsed/>
     <w:qFormat/>
-    <w:rsid w:val="00D426E1"/>
+    <w:rsid w:val="00D97D98"/>
     <w:pPr>
       <w:keepNext/>
       <w:keepLines/>
@@ -1767,7 +1546,7 @@
     <w:semiHidden/>
     <w:unhideWhenUsed/>
     <w:qFormat/>
-    <w:rsid w:val="00D426E1"/>
+    <w:rsid w:val="00D97D98"/>
     <w:pPr>
       <w:keepNext/>
       <w:keepLines/>
@@ -1788,7 +1567,7 @@
     <w:semiHidden/>
     <w:unhideWhenUsed/>
     <w:qFormat/>
-    <w:rsid w:val="00D426E1"/>
+    <w:rsid w:val="00D97D98"/>
     <w:pPr>
       <w:keepNext/>
       <w:keepLines/>
@@ -1811,7 +1590,7 @@
     <w:semiHidden/>
     <w:unhideWhenUsed/>
     <w:qFormat/>
-    <w:rsid w:val="00D426E1"/>
+    <w:rsid w:val="00D97D98"/>
     <w:pPr>
       <w:keepNext/>
       <w:keepLines/>
@@ -1854,7 +1633,7 @@
     <w:basedOn w:val="DefaultParagraphFont"/>
     <w:link w:val="Heading1"/>
     <w:uiPriority w:val="9"/>
-    <w:rsid w:val="00D426E1"/>
+    <w:rsid w:val="00D97D98"/>
     <w:rPr>
       <w:rFonts w:asciiTheme="majorHAnsi" w:eastAsiaTheme="majorEastAsia" w:hAnsiTheme="majorHAnsi" w:cstheme="majorBidi"/>
       <w:color w:val="0F4761" w:themeColor="accent1" w:themeShade="BF"/>
@@ -1868,7 +1647,7 @@
     <w:link w:val="Heading2"/>
     <w:uiPriority w:val="9"/>
     <w:semiHidden/>
-    <w:rsid w:val="00D426E1"/>
+    <w:rsid w:val="00D97D98"/>
     <w:rPr>
       <w:rFonts w:asciiTheme="majorHAnsi" w:eastAsiaTheme="majorEastAsia" w:hAnsiTheme="majorHAnsi" w:cstheme="majorBidi"/>
       <w:color w:val="0F4761" w:themeColor="accent1" w:themeShade="BF"/>
@@ -1882,7 +1661,7 @@
     <w:link w:val="Heading3"/>
     <w:uiPriority w:val="9"/>
     <w:semiHidden/>
-    <w:rsid w:val="00D426E1"/>
+    <w:rsid w:val="00D97D98"/>
     <w:rPr>
       <w:rFonts w:eastAsiaTheme="majorEastAsia" w:cstheme="majorBidi"/>
       <w:color w:val="0F4761" w:themeColor="accent1" w:themeShade="BF"/>
@@ -1896,7 +1675,7 @@
     <w:link w:val="Heading4"/>
     <w:uiPriority w:val="9"/>
     <w:semiHidden/>
-    <w:rsid w:val="00D426E1"/>
+    <w:rsid w:val="00D97D98"/>
     <w:rPr>
       <w:rFonts w:eastAsiaTheme="majorEastAsia" w:cstheme="majorBidi"/>
       <w:i/>
@@ -1910,7 +1689,7 @@
     <w:link w:val="Heading5"/>
     <w:uiPriority w:val="9"/>
     <w:semiHidden/>
-    <w:rsid w:val="00D426E1"/>
+    <w:rsid w:val="00D97D98"/>
     <w:rPr>
       <w:rFonts w:eastAsiaTheme="majorEastAsia" w:cstheme="majorBidi"/>
       <w:color w:val="0F4761" w:themeColor="accent1" w:themeShade="BF"/>
@@ -1922,7 +1701,7 @@
     <w:link w:val="Heading6"/>
     <w:uiPriority w:val="9"/>
     <w:semiHidden/>
-    <w:rsid w:val="00D426E1"/>
+    <w:rsid w:val="00D97D98"/>
     <w:rPr>
       <w:rFonts w:eastAsiaTheme="majorEastAsia" w:cstheme="majorBidi"/>
       <w:i/>
@@ -1936,7 +1715,7 @@
     <w:link w:val="Heading7"/>
     <w:uiPriority w:val="9"/>
     <w:semiHidden/>
-    <w:rsid w:val="00D426E1"/>
+    <w:rsid w:val="00D97D98"/>
     <w:rPr>
       <w:rFonts w:eastAsiaTheme="majorEastAsia" w:cstheme="majorBidi"/>
       <w:color w:val="595959" w:themeColor="text1" w:themeTint="A6"/>
@@ -1948,7 +1727,7 @@
     <w:link w:val="Heading8"/>
     <w:uiPriority w:val="9"/>
     <w:semiHidden/>
-    <w:rsid w:val="00D426E1"/>
+    <w:rsid w:val="00D97D98"/>
     <w:rPr>
       <w:rFonts w:eastAsiaTheme="majorEastAsia" w:cstheme="majorBidi"/>
       <w:i/>
@@ -1962,7 +1741,7 @@
     <w:link w:val="Heading9"/>
     <w:uiPriority w:val="9"/>
     <w:semiHidden/>
-    <w:rsid w:val="00D426E1"/>
+    <w:rsid w:val="00D97D98"/>
     <w:rPr>
       <w:rFonts w:eastAsiaTheme="majorEastAsia" w:cstheme="majorBidi"/>
       <w:color w:val="272727" w:themeColor="text1" w:themeTint="D8"/>
@@ -1975,7 +1754,7 @@
     <w:link w:val="TitleChar"/>
     <w:uiPriority w:val="10"/>
     <w:qFormat/>
-    <w:rsid w:val="00D426E1"/>
+    <w:rsid w:val="00D97D98"/>
     <w:pPr>
       <w:spacing w:after="80" w:line="240" w:lineRule="auto"/>
       <w:contextualSpacing/>
@@ -1993,7 +1772,7 @@
     <w:basedOn w:val="DefaultParagraphFont"/>
     <w:link w:val="Title"/>
     <w:uiPriority w:val="10"/>
-    <w:rsid w:val="00D426E1"/>
+    <w:rsid w:val="00D97D98"/>
     <w:rPr>
       <w:rFonts w:asciiTheme="majorHAnsi" w:eastAsiaTheme="majorEastAsia" w:hAnsiTheme="majorHAnsi" w:cstheme="majorBidi"/>
       <w:spacing w:val="-10"/>
@@ -2009,7 +1788,7 @@
     <w:link w:val="SubtitleChar"/>
     <w:uiPriority w:val="11"/>
     <w:qFormat/>
-    <w:rsid w:val="00D426E1"/>
+    <w:rsid w:val="00D97D98"/>
     <w:pPr>
       <w:numPr>
         <w:ilvl w:val="1"/>
@@ -2028,7 +1807,7 @@
     <w:basedOn w:val="DefaultParagraphFont"/>
     <w:link w:val="Subtitle"/>
     <w:uiPriority w:val="11"/>
-    <w:rsid w:val="00D426E1"/>
+    <w:rsid w:val="00D97D98"/>
     <w:rPr>
       <w:rFonts w:eastAsiaTheme="majorEastAsia" w:cstheme="majorBidi"/>
       <w:color w:val="595959" w:themeColor="text1" w:themeTint="A6"/>
@@ -2044,7 +1823,7 @@
     <w:link w:val="QuoteChar"/>
     <w:uiPriority w:val="29"/>
     <w:qFormat/>
-    <w:rsid w:val="00D426E1"/>
+    <w:rsid w:val="00D97D98"/>
     <w:pPr>
       <w:spacing w:before="160"/>
       <w:jc w:val="center"/>
@@ -2060,7 +1839,7 @@
     <w:basedOn w:val="DefaultParagraphFont"/>
     <w:link w:val="Quote"/>
     <w:uiPriority w:val="29"/>
-    <w:rsid w:val="00D426E1"/>
+    <w:rsid w:val="00D97D98"/>
     <w:rPr>
       <w:i/>
       <w:iCs/>
@@ -2072,7 +1851,7 @@
     <w:basedOn w:val="Normal"/>
     <w:uiPriority w:val="34"/>
     <w:qFormat/>
-    <w:rsid w:val="00D426E1"/>
+    <w:rsid w:val="00D97D98"/>
     <w:pPr>
       <w:ind w:left="720"/>
       <w:contextualSpacing/>
@@ -2083,7 +1862,7 @@
     <w:basedOn w:val="DefaultParagraphFont"/>
     <w:uiPriority w:val="21"/>
     <w:qFormat/>
-    <w:rsid w:val="00D426E1"/>
+    <w:rsid w:val="00D97D98"/>
     <w:rPr>
       <w:i/>
       <w:iCs/>
@@ -2097,7 +1876,7 @@
     <w:link w:val="IntenseQuoteChar"/>
     <w:uiPriority w:val="30"/>
     <w:qFormat/>
-    <w:rsid w:val="00D426E1"/>
+    <w:rsid w:val="00D97D98"/>
     <w:pPr>
       <w:pBdr>
         <w:top w:val="single" w:sz="4" w:space="10" w:color="0F4761" w:themeColor="accent1" w:themeShade="BF"/>
@@ -2118,7 +1897,7 @@
     <w:basedOn w:val="DefaultParagraphFont"/>
     <w:link w:val="IntenseQuote"/>
     <w:uiPriority w:val="30"/>
-    <w:rsid w:val="00D426E1"/>
+    <w:rsid w:val="00D97D98"/>
     <w:rPr>
       <w:i/>
       <w:iCs/>
@@ -2130,7 +1909,7 @@
     <w:basedOn w:val="DefaultParagraphFont"/>
     <w:uiPriority w:val="32"/>
     <w:qFormat/>
-    <w:rsid w:val="00D426E1"/>
+    <w:rsid w:val="00D97D98"/>
     <w:rPr>
       <w:b/>
       <w:bCs/>

--- a/Session 4.docx
+++ b/Session 4.docx
@@ -14,20 +14,98 @@
     </w:p>
     <w:p>
       <w:r>
+        <w:t xml:space="preserve">class </w:t>
+      </w:r>
+      <w:proofErr w:type="gramStart"/>
+      <w:r>
+        <w:t>Animal{</w:t>
+      </w:r>
+      <w:proofErr w:type="gramEnd"/>
+    </w:p>
+    <w:p>
+      <w:r>
+        <w:t xml:space="preserve">    void </w:t>
+      </w:r>
+      <w:proofErr w:type="gramStart"/>
+      <w:r>
+        <w:t>walk(){</w:t>
+      </w:r>
+      <w:proofErr w:type="gramEnd"/>
+    </w:p>
+    <w:p>
+      <w:r>
+        <w:t xml:space="preserve">        System.out.println("I am walking");</w:t>
+      </w:r>
+    </w:p>
+    <w:p>
+      <w:r>
+        <w:t xml:space="preserve">    }</w:t>
+      </w:r>
+    </w:p>
+    <w:p>
+      <w:r>
+        <w:t>}</w:t>
+      </w:r>
+    </w:p>
+    <w:p>
+      <w:r>
         <w:t> </w:t>
       </w:r>
     </w:p>
     <w:p>
       <w:r>
-        <w:t xml:space="preserve">import </w:t>
-      </w:r>
-      <w:proofErr w:type="gramStart"/>
-      <w:r>
-        <w:t>java.io.*</w:t>
-      </w:r>
-      <w:proofErr w:type="gramEnd"/>
-      <w:r>
-        <w:t>;</w:t>
+        <w:t>class Bird extends Animal {</w:t>
+      </w:r>
+    </w:p>
+    <w:p>
+      <w:r>
+        <w:t xml:space="preserve">    void </w:t>
+      </w:r>
+      <w:proofErr w:type="gramStart"/>
+      <w:r>
+        <w:t>fly(</w:t>
+      </w:r>
+      <w:proofErr w:type="gramEnd"/>
+      <w:r>
+        <w:t>) {</w:t>
+      </w:r>
+    </w:p>
+    <w:p>
+      <w:r>
+        <w:t xml:space="preserve">        System.out.println("I am flying");</w:t>
+      </w:r>
+    </w:p>
+    <w:p>
+      <w:r>
+        <w:t xml:space="preserve">    }</w:t>
+      </w:r>
+    </w:p>
+    <w:p>
+      <w:r>
+        <w:t xml:space="preserve">    void </w:t>
+      </w:r>
+      <w:proofErr w:type="gramStart"/>
+      <w:r>
+        <w:t>sing(</w:t>
+      </w:r>
+      <w:proofErr w:type="gramEnd"/>
+      <w:r>
+        <w:t>) {</w:t>
+      </w:r>
+    </w:p>
+    <w:p>
+      <w:r>
+        <w:t xml:space="preserve">        System.out.println("I am singing");</w:t>
+      </w:r>
+    </w:p>
+    <w:p>
+      <w:r>
+        <w:t xml:space="preserve">    }</w:t>
+      </w:r>
+    </w:p>
+    <w:p>
+      <w:r>
+        <w:t>}</w:t>
       </w:r>
     </w:p>
     <w:p>
@@ -37,530 +115,107 @@
     </w:p>
     <w:p>
       <w:r>
-        <w:t>public class Solution {</w:t>
+        <w:t xml:space="preserve">public class </w:t>
+      </w:r>
+      <w:proofErr w:type="gramStart"/>
+      <w:r>
+        <w:t>Solution{</w:t>
+      </w:r>
+      <w:proofErr w:type="gramEnd"/>
+    </w:p>
+    <w:p>
+      <w:r>
+        <w:t xml:space="preserve">   public static void </w:t>
+      </w:r>
+      <w:proofErr w:type="gramStart"/>
+      <w:r>
+        <w:t>main(String[</w:t>
+      </w:r>
+      <w:proofErr w:type="gramEnd"/>
+      <w:r>
+        <w:t xml:space="preserve">] </w:t>
+      </w:r>
+      <w:proofErr w:type="gramStart"/>
+      <w:r>
+        <w:t>args){</w:t>
+      </w:r>
+      <w:proofErr w:type="gramEnd"/>
+    </w:p>
+    <w:p>
+      <w:r>
+        <w:t xml:space="preserve">      Bird bird = new </w:t>
+      </w:r>
+      <w:proofErr w:type="gramStart"/>
+      <w:r>
+        <w:t>Bird(</w:t>
+      </w:r>
+      <w:proofErr w:type="gramEnd"/>
+      <w:r>
+        <w:t>);</w:t>
+      </w:r>
+    </w:p>
+    <w:p>
+      <w:r>
+        <w:t xml:space="preserve">      </w:t>
+      </w:r>
+      <w:proofErr w:type="gramStart"/>
+      <w:r>
+        <w:t>bird.walk</w:t>
+      </w:r>
+      <w:proofErr w:type="gramEnd"/>
+      <w:r>
+        <w:t>();</w:t>
+      </w:r>
+    </w:p>
+    <w:p>
+      <w:r>
+        <w:t xml:space="preserve">      </w:t>
+      </w:r>
+      <w:proofErr w:type="gramStart"/>
+      <w:r>
+        <w:t>bird.fly(</w:t>
+      </w:r>
+      <w:proofErr w:type="gramEnd"/>
+      <w:r>
+        <w:t>);</w:t>
+      </w:r>
+    </w:p>
+    <w:p>
+      <w:r>
+        <w:t xml:space="preserve">      </w:t>
+      </w:r>
+      <w:proofErr w:type="gramStart"/>
+      <w:r>
+        <w:t>bird.sing</w:t>
+      </w:r>
+      <w:proofErr w:type="gramEnd"/>
+      <w:r>
+        <w:t>();</w:t>
+      </w:r>
+    </w:p>
+    <w:p>
+      <w:r>
+        <w:t xml:space="preserve">   }</w:t>
+      </w:r>
+    </w:p>
+    <w:p>
+      <w:r>
+        <w:t>}</w:t>
       </w:r>
     </w:p>
     <w:p>
       <w:r>
         <w:t> </w:t>
-      </w:r>
-    </w:p>
-    <w:p>
-      <w:r>
-        <w:t xml:space="preserve">    public static int </w:t>
-      </w:r>
-      <w:proofErr w:type="spellStart"/>
-      <w:proofErr w:type="gramStart"/>
-      <w:r>
-        <w:t>palindromeIndex</w:t>
-      </w:r>
-      <w:proofErr w:type="spellEnd"/>
-      <w:r>
-        <w:t>(</w:t>
-      </w:r>
-      <w:proofErr w:type="gramEnd"/>
-      <w:r>
-        <w:t>String s) {</w:t>
-      </w:r>
-    </w:p>
-    <w:p>
-      <w:r>
-        <w:t xml:space="preserve">        int left = 0;</w:t>
-      </w:r>
-    </w:p>
-    <w:p>
-      <w:r>
-        <w:t xml:space="preserve">        int right = </w:t>
-      </w:r>
-      <w:proofErr w:type="spellStart"/>
-      <w:proofErr w:type="gramStart"/>
-      <w:r>
-        <w:t>s.length</w:t>
-      </w:r>
-      <w:proofErr w:type="spellEnd"/>
-      <w:proofErr w:type="gramEnd"/>
-      <w:r>
-        <w:t>() - 1;</w:t>
-      </w:r>
-    </w:p>
-    <w:p>
-      <w:r>
-        <w:t> </w:t>
-      </w:r>
-    </w:p>
-    <w:p>
-      <w:r>
-        <w:t xml:space="preserve">        while (left &lt; right) {</w:t>
-      </w:r>
-    </w:p>
-    <w:p>
-      <w:r>
-        <w:t xml:space="preserve">            if (</w:t>
-      </w:r>
-      <w:proofErr w:type="spellStart"/>
-      <w:proofErr w:type="gramStart"/>
-      <w:r>
-        <w:t>s.charAt</w:t>
-      </w:r>
-      <w:proofErr w:type="spellEnd"/>
-      <w:proofErr w:type="gramEnd"/>
-      <w:r>
-        <w:t>(left</w:t>
-      </w:r>
-      <w:proofErr w:type="gramStart"/>
-      <w:r>
-        <w:t>) !</w:t>
-      </w:r>
-      <w:proofErr w:type="gramEnd"/>
-      <w:r>
-        <w:t xml:space="preserve">= </w:t>
-      </w:r>
-      <w:proofErr w:type="spellStart"/>
-      <w:proofErr w:type="gramStart"/>
-      <w:r>
-        <w:t>s.charAt</w:t>
-      </w:r>
-      <w:proofErr w:type="spellEnd"/>
-      <w:proofErr w:type="gramEnd"/>
-      <w:r>
-        <w:t>(right)) {</w:t>
-      </w:r>
-    </w:p>
-    <w:p>
-      <w:r>
-        <w:t xml:space="preserve">                // If skipping 'left' makes the rest a palindrome, remove 'left'</w:t>
-      </w:r>
-    </w:p>
-    <w:p>
-      <w:r>
-        <w:t xml:space="preserve">                if (</w:t>
-      </w:r>
-      <w:proofErr w:type="spellStart"/>
-      <w:proofErr w:type="gramStart"/>
-      <w:r>
-        <w:t>isPalindrome</w:t>
-      </w:r>
-      <w:proofErr w:type="spellEnd"/>
-      <w:r>
-        <w:t>(</w:t>
-      </w:r>
-      <w:proofErr w:type="gramEnd"/>
-      <w:r>
-        <w:t>s, left + 1, right)) {</w:t>
-      </w:r>
-    </w:p>
-    <w:p>
-      <w:r>
-        <w:t xml:space="preserve">                    return left;</w:t>
-      </w:r>
-    </w:p>
-    <w:p>
-      <w:r>
-        <w:t xml:space="preserve">                }</w:t>
-      </w:r>
-    </w:p>
-    <w:p>
-      <w:r>
-        <w:t xml:space="preserve">                // Otherwise, the only option is to remove 'right'</w:t>
-      </w:r>
-    </w:p>
-    <w:p>
-      <w:r>
-        <w:t xml:space="preserve">                return right;</w:t>
-      </w:r>
-    </w:p>
-    <w:p>
-      <w:r>
-        <w:t xml:space="preserve">            }</w:t>
-      </w:r>
-    </w:p>
-    <w:p>
-      <w:r>
-        <w:t xml:space="preserve">            left++;</w:t>
-      </w:r>
-    </w:p>
-    <w:p>
-      <w:r>
-        <w:t xml:space="preserve">            right--;</w:t>
-      </w:r>
-    </w:p>
-    <w:p>
-      <w:r>
-        <w:t xml:space="preserve">        }</w:t>
-      </w:r>
-    </w:p>
-    <w:p>
-      <w:r>
-        <w:t> </w:t>
-      </w:r>
-    </w:p>
-    <w:p>
-      <w:r>
-        <w:t xml:space="preserve">        // Already a palindrome</w:t>
-      </w:r>
-    </w:p>
-    <w:p>
-      <w:r>
-        <w:t xml:space="preserve">        return -1;</w:t>
-      </w:r>
-    </w:p>
-    <w:p>
-      <w:r>
-        <w:t xml:space="preserve">    }</w:t>
-      </w:r>
-    </w:p>
-    <w:p>
-      <w:r>
-        <w:t> </w:t>
-      </w:r>
-    </w:p>
-    <w:p>
-      <w:r>
-        <w:lastRenderedPageBreak/>
-        <w:t xml:space="preserve">    // Helper method to check if a substring is a valid palindrome</w:t>
-      </w:r>
-    </w:p>
-    <w:p>
-      <w:r>
-        <w:t xml:space="preserve">    private static </w:t>
-      </w:r>
-      <w:proofErr w:type="spellStart"/>
-      <w:r>
-        <w:t>boolean</w:t>
-      </w:r>
-      <w:proofErr w:type="spellEnd"/>
-      <w:r>
-        <w:t xml:space="preserve"> </w:t>
-      </w:r>
-      <w:proofErr w:type="spellStart"/>
-      <w:proofErr w:type="gramStart"/>
-      <w:r>
-        <w:t>isPalindrome</w:t>
-      </w:r>
-      <w:proofErr w:type="spellEnd"/>
-      <w:r>
-        <w:t>(</w:t>
-      </w:r>
-      <w:proofErr w:type="gramEnd"/>
-      <w:r>
-        <w:t>String s, int left, int right) {</w:t>
-      </w:r>
-    </w:p>
-    <w:p>
-      <w:r>
-        <w:t xml:space="preserve">        while (left &lt; right) {</w:t>
-      </w:r>
-    </w:p>
-    <w:p>
-      <w:r>
-        <w:t xml:space="preserve">            if (</w:t>
-      </w:r>
-      <w:proofErr w:type="spellStart"/>
-      <w:proofErr w:type="gramStart"/>
-      <w:r>
-        <w:t>s.charAt</w:t>
-      </w:r>
-      <w:proofErr w:type="spellEnd"/>
-      <w:proofErr w:type="gramEnd"/>
-      <w:r>
-        <w:t>(left</w:t>
-      </w:r>
-      <w:proofErr w:type="gramStart"/>
-      <w:r>
-        <w:t>) !</w:t>
-      </w:r>
-      <w:proofErr w:type="gramEnd"/>
-      <w:r>
-        <w:t xml:space="preserve">= </w:t>
-      </w:r>
-      <w:proofErr w:type="spellStart"/>
-      <w:proofErr w:type="gramStart"/>
-      <w:r>
-        <w:t>s.charAt</w:t>
-      </w:r>
-      <w:proofErr w:type="spellEnd"/>
-      <w:proofErr w:type="gramEnd"/>
-      <w:r>
-        <w:t>(right)) {</w:t>
-      </w:r>
-    </w:p>
-    <w:p>
-      <w:r>
-        <w:t xml:space="preserve">                return false;</w:t>
-      </w:r>
-    </w:p>
-    <w:p>
-      <w:r>
-        <w:t xml:space="preserve">            }</w:t>
-      </w:r>
-    </w:p>
-    <w:p>
-      <w:r>
-        <w:t xml:space="preserve">            left++;</w:t>
-      </w:r>
-    </w:p>
-    <w:p>
-      <w:r>
-        <w:t xml:space="preserve">            right--;</w:t>
-      </w:r>
-    </w:p>
-    <w:p>
-      <w:r>
-        <w:t xml:space="preserve">        }</w:t>
-      </w:r>
-    </w:p>
-    <w:p>
-      <w:r>
-        <w:t xml:space="preserve">        return true;</w:t>
-      </w:r>
-    </w:p>
-    <w:p>
-      <w:r>
-        <w:t xml:space="preserve">    }</w:t>
-      </w:r>
-    </w:p>
-    <w:p>
-      <w:r>
-        <w:t> </w:t>
-      </w:r>
-    </w:p>
-    <w:p>
-      <w:r>
-        <w:t xml:space="preserve">    public static void </w:t>
-      </w:r>
-      <w:proofErr w:type="gramStart"/>
-      <w:r>
-        <w:t>main(String[</w:t>
-      </w:r>
-      <w:proofErr w:type="gramEnd"/>
-      <w:r>
-        <w:t xml:space="preserve">] </w:t>
-      </w:r>
-      <w:proofErr w:type="spellStart"/>
-      <w:r>
-        <w:t>args</w:t>
-      </w:r>
-      <w:proofErr w:type="spellEnd"/>
-      <w:r>
-        <w:t xml:space="preserve">) throws </w:t>
-      </w:r>
-      <w:proofErr w:type="spellStart"/>
-      <w:r>
-        <w:t>IOException</w:t>
-      </w:r>
-      <w:proofErr w:type="spellEnd"/>
-      <w:r>
-        <w:t xml:space="preserve"> {</w:t>
-      </w:r>
-    </w:p>
-    <w:p>
-      <w:r>
-        <w:t xml:space="preserve">        </w:t>
-      </w:r>
-      <w:proofErr w:type="spellStart"/>
-      <w:r>
-        <w:t>BufferedReader</w:t>
-      </w:r>
-      <w:proofErr w:type="spellEnd"/>
-      <w:r>
-        <w:t xml:space="preserve"> </w:t>
-      </w:r>
-      <w:proofErr w:type="spellStart"/>
-      <w:r>
-        <w:t>bufferedReader</w:t>
-      </w:r>
-      <w:proofErr w:type="spellEnd"/>
-      <w:r>
-        <w:t xml:space="preserve"> = new </w:t>
-      </w:r>
-      <w:proofErr w:type="spellStart"/>
-      <w:proofErr w:type="gramStart"/>
-      <w:r>
-        <w:t>BufferedReader</w:t>
-      </w:r>
-      <w:proofErr w:type="spellEnd"/>
-      <w:r>
-        <w:t>(</w:t>
-      </w:r>
-      <w:proofErr w:type="gramEnd"/>
-      <w:r>
-        <w:t xml:space="preserve">new </w:t>
-      </w:r>
-      <w:proofErr w:type="spellStart"/>
-      <w:proofErr w:type="gramStart"/>
-      <w:r>
-        <w:t>InputStreamReader</w:t>
-      </w:r>
-      <w:proofErr w:type="spellEnd"/>
-      <w:r>
-        <w:t>(</w:t>
-      </w:r>
-      <w:proofErr w:type="gramEnd"/>
-      <w:r>
-        <w:t>System.in));</w:t>
-      </w:r>
-    </w:p>
-    <w:p>
-      <w:r>
-        <w:t xml:space="preserve">        </w:t>
-      </w:r>
-    </w:p>
-    <w:p>
-      <w:r>
-        <w:t xml:space="preserve">        // Read number of queries</w:t>
-      </w:r>
-    </w:p>
-    <w:p>
-      <w:r>
-        <w:t xml:space="preserve">        int q = </w:t>
-      </w:r>
-      <w:proofErr w:type="spellStart"/>
-      <w:r>
-        <w:t>Integer.parseInt</w:t>
-      </w:r>
-      <w:proofErr w:type="spellEnd"/>
-      <w:r>
-        <w:t>(</w:t>
-      </w:r>
-      <w:proofErr w:type="spellStart"/>
-      <w:r>
-        <w:t>bufferedReader.readLine</w:t>
-      </w:r>
-      <w:proofErr w:type="spellEnd"/>
-      <w:r>
-        <w:t>(</w:t>
-      </w:r>
-      <w:proofErr w:type="gramStart"/>
-      <w:r>
-        <w:t>).trim</w:t>
-      </w:r>
-      <w:proofErr w:type="gramEnd"/>
-      <w:r>
-        <w:t>());</w:t>
-      </w:r>
-    </w:p>
-    <w:p>
-      <w:r>
-        <w:t xml:space="preserve">        </w:t>
-      </w:r>
-    </w:p>
-    <w:p>
-      <w:r>
-        <w:t xml:space="preserve">        for (int </w:t>
-      </w:r>
-      <w:proofErr w:type="spellStart"/>
-      <w:r>
-        <w:t>i</w:t>
-      </w:r>
-      <w:proofErr w:type="spellEnd"/>
-      <w:r>
-        <w:t xml:space="preserve"> = 0; </w:t>
-      </w:r>
-      <w:proofErr w:type="spellStart"/>
-      <w:r>
-        <w:t>i</w:t>
-      </w:r>
-      <w:proofErr w:type="spellEnd"/>
-      <w:r>
-        <w:t xml:space="preserve"> &lt; q; </w:t>
-      </w:r>
-      <w:proofErr w:type="spellStart"/>
-      <w:r>
-        <w:t>i</w:t>
-      </w:r>
-      <w:proofErr w:type="spellEnd"/>
-      <w:r>
-        <w:t>++) {</w:t>
-      </w:r>
-    </w:p>
-    <w:p>
-      <w:r>
-        <w:t xml:space="preserve">            String s = </w:t>
-      </w:r>
-      <w:proofErr w:type="spellStart"/>
-      <w:r>
-        <w:t>bufferedReader.readLine</w:t>
-      </w:r>
-      <w:proofErr w:type="spellEnd"/>
-      <w:r>
-        <w:t>(</w:t>
-      </w:r>
-      <w:proofErr w:type="gramStart"/>
-      <w:r>
-        <w:t>).trim</w:t>
-      </w:r>
-      <w:proofErr w:type="gramEnd"/>
-      <w:r>
-        <w:t>();</w:t>
-      </w:r>
-    </w:p>
-    <w:p>
-      <w:r>
-        <w:t xml:space="preserve">            int result = </w:t>
-      </w:r>
-      <w:proofErr w:type="spellStart"/>
-      <w:r>
-        <w:t>palindromeIndex</w:t>
-      </w:r>
-      <w:proofErr w:type="spellEnd"/>
-      <w:r>
-        <w:t>(s);</w:t>
-      </w:r>
-    </w:p>
-    <w:p>
-      <w:r>
-        <w:t xml:space="preserve">            </w:t>
-      </w:r>
-      <w:proofErr w:type="spellStart"/>
-      <w:r>
-        <w:t>System.out.println</w:t>
-      </w:r>
-      <w:proofErr w:type="spellEnd"/>
-      <w:r>
-        <w:t>(result);</w:t>
-      </w:r>
-    </w:p>
-    <w:p>
-      <w:r>
-        <w:t xml:space="preserve">        }</w:t>
-      </w:r>
-    </w:p>
-    <w:p>
-      <w:r>
-        <w:t xml:space="preserve">        </w:t>
-      </w:r>
-    </w:p>
-    <w:p>
-      <w:r>
-        <w:t xml:space="preserve">        </w:t>
-      </w:r>
-      <w:proofErr w:type="spellStart"/>
-      <w:r>
-        <w:t>bufferedReader.close</w:t>
-      </w:r>
-      <w:proofErr w:type="spellEnd"/>
-      <w:r>
-        <w:t>();</w:t>
-      </w:r>
-    </w:p>
-    <w:p>
-      <w:r>
-        <w:t xml:space="preserve">    }</w:t>
-      </w:r>
-    </w:p>
-    <w:p>
-      <w:r>
-        <w:t>}</w:t>
       </w:r>
     </w:p>
     <w:p>
       <w:r>
         <w:lastRenderedPageBreak/>
         <w:drawing>
-          <wp:inline distT="0" distB="0" distL="0" distR="0" wp14:anchorId="7FECFA17" wp14:editId="67E99E41">
-            <wp:extent cx="3543300" cy="2750820"/>
+          <wp:inline distT="0" distB="0" distL="0" distR="0" wp14:anchorId="4D4C6216" wp14:editId="766542E8">
+            <wp:extent cx="5341620" cy="3436620"/>
             <wp:effectExtent l="0" t="0" r="0" b="0"/>
-            <wp:docPr id="11722049" name="Picture 2"/>
+            <wp:docPr id="796318957" name="Picture 2"/>
             <wp:cNvGraphicFramePr>
               <a:graphicFrameLocks xmlns:a="http://schemas.openxmlformats.org/drawingml/2006/main" noChangeAspect="1"/>
             </wp:cNvGraphicFramePr>
@@ -589,7 +244,7 @@
                   <pic:spPr bwMode="auto">
                     <a:xfrm>
                       <a:off x="0" y="0"/>
-                      <a:ext cx="3543300" cy="2750820"/>
+                      <a:ext cx="5341620" cy="3436620"/>
                     </a:xfrm>
                     <a:prstGeom prst="rect">
                       <a:avLst/>
@@ -614,7 +269,7 @@
     <w:p/>
     <w:p>
       <w:r>
-        <w:t>Session 4 - 2</w:t>
+        <w:t xml:space="preserve">Session 4 -2 </w:t>
       </w:r>
     </w:p>
     <w:p>
@@ -624,76 +279,159 @@
     </w:p>
     <w:p>
       <w:r>
+        <w:t xml:space="preserve">import </w:t>
+      </w:r>
+      <w:proofErr w:type="gramStart"/>
+      <w:r>
+        <w:t>java.io.*</w:t>
+      </w:r>
+      <w:proofErr w:type="gramEnd"/>
+      <w:r>
+        <w:t>;</w:t>
+      </w:r>
+    </w:p>
+    <w:p>
+      <w:r>
+        <w:t>import java.util.*;</w:t>
+      </w:r>
+    </w:p>
+    <w:p>
+      <w:r>
         <w:t> </w:t>
       </w:r>
     </w:p>
     <w:p>
       <w:r>
+        <w:t>class Arithmetic {</w:t>
+      </w:r>
+    </w:p>
+    <w:p>
+      <w:r>
+        <w:t xml:space="preserve">    int </w:t>
+      </w:r>
+      <w:proofErr w:type="gramStart"/>
+      <w:r>
+        <w:t>add(</w:t>
+      </w:r>
+      <w:proofErr w:type="gramEnd"/>
+      <w:r>
+        <w:t>int a, int b) {</w:t>
+      </w:r>
+    </w:p>
+    <w:p>
+      <w:r>
+        <w:t xml:space="preserve">        return a + b;</w:t>
+      </w:r>
+    </w:p>
+    <w:p>
+      <w:r>
+        <w:t xml:space="preserve">    }</w:t>
+      </w:r>
+    </w:p>
+    <w:p>
+      <w:r>
+        <w:t>}</w:t>
+      </w:r>
+    </w:p>
+    <w:p>
+      <w:r>
+        <w:t> </w:t>
+      </w:r>
+    </w:p>
+    <w:p>
+      <w:r>
+        <w:t>class Adder extends Arithmetic {</w:t>
+      </w:r>
+    </w:p>
+    <w:p>
+      <w:r>
+        <w:t>}</w:t>
+      </w:r>
+    </w:p>
+    <w:p>
+      <w:r>
+        <w:t> </w:t>
+      </w:r>
+    </w:p>
+    <w:p>
+      <w:r>
         <w:t>public class Solution {</w:t>
       </w:r>
     </w:p>
     <w:p>
       <w:r>
-        <w:t xml:space="preserve">    public int </w:t>
-      </w:r>
-      <w:proofErr w:type="spellStart"/>
-      <w:proofErr w:type="gramStart"/>
-      <w:r>
-        <w:t>strStr</w:t>
-      </w:r>
-      <w:proofErr w:type="spellEnd"/>
+        <w:lastRenderedPageBreak/>
+        <w:t xml:space="preserve">    public static void </w:t>
+      </w:r>
+      <w:proofErr w:type="gramStart"/>
+      <w:r>
+        <w:t>main(</w:t>
+      </w:r>
+      <w:proofErr w:type="gramEnd"/>
+      <w:r>
+        <w:t xml:space="preserve">String </w:t>
+      </w:r>
+      <w:proofErr w:type="gramStart"/>
+      <w:r>
+        <w:t>[]args){</w:t>
+      </w:r>
+      <w:proofErr w:type="gramEnd"/>
+    </w:p>
+    <w:p>
+      <w:r>
+        <w:t xml:space="preserve">        // Create a new Adder object</w:t>
+      </w:r>
+    </w:p>
+    <w:p>
+      <w:r>
+        <w:t xml:space="preserve">        Adder a = new </w:t>
+      </w:r>
+      <w:proofErr w:type="gramStart"/>
+      <w:r>
+        <w:t>Adder(</w:t>
+      </w:r>
+      <w:proofErr w:type="gramEnd"/>
+      <w:r>
+        <w:t>);</w:t>
+      </w:r>
+    </w:p>
+    <w:p>
+      <w:r>
+        <w:t xml:space="preserve">        </w:t>
+      </w:r>
+    </w:p>
+    <w:p>
+      <w:r>
+        <w:t xml:space="preserve">        // Print the name of the superclass on a new line</w:t>
+      </w:r>
+    </w:p>
+    <w:p>
+      <w:r>
+        <w:t xml:space="preserve">        System.out.println("My superclass is: " + </w:t>
+      </w:r>
+      <w:proofErr w:type="gramStart"/>
+      <w:r>
+        <w:t>a.getClass</w:t>
+      </w:r>
+      <w:proofErr w:type="gramEnd"/>
       <w:r>
         <w:t>(</w:t>
       </w:r>
-      <w:proofErr w:type="gramEnd"/>
-      <w:r>
-        <w:t>String haystack, String needle) {</w:t>
-      </w:r>
-    </w:p>
-    <w:p>
-      <w:r>
-        <w:t xml:space="preserve">        int </w:t>
-      </w:r>
-      <w:proofErr w:type="spellStart"/>
-      <w:r>
-        <w:t>hLen</w:t>
-      </w:r>
-      <w:proofErr w:type="spellEnd"/>
-      <w:r>
-        <w:t xml:space="preserve"> = </w:t>
-      </w:r>
-      <w:proofErr w:type="spellStart"/>
-      <w:proofErr w:type="gramStart"/>
-      <w:r>
-        <w:t>haystack.length</w:t>
-      </w:r>
-      <w:proofErr w:type="spellEnd"/>
-      <w:proofErr w:type="gramEnd"/>
-      <w:r>
-        <w:t>();</w:t>
-      </w:r>
-    </w:p>
-    <w:p>
-      <w:r>
-        <w:t xml:space="preserve">        int </w:t>
-      </w:r>
-      <w:proofErr w:type="spellStart"/>
-      <w:r>
-        <w:t>nLen</w:t>
-      </w:r>
-      <w:proofErr w:type="spellEnd"/>
-      <w:r>
-        <w:t xml:space="preserve"> = </w:t>
-      </w:r>
-      <w:proofErr w:type="spellStart"/>
-      <w:proofErr w:type="gramStart"/>
-      <w:r>
-        <w:t>needle.length</w:t>
-      </w:r>
-      <w:proofErr w:type="spellEnd"/>
-      <w:proofErr w:type="gramEnd"/>
-      <w:r>
-        <w:t>();</w:t>
+      <w:proofErr w:type="gramStart"/>
+      <w:r>
+        <w:t>).getSuperclass</w:t>
+      </w:r>
+      <w:proofErr w:type="gramEnd"/>
+      <w:r>
+        <w:t>(</w:t>
+      </w:r>
+      <w:proofErr w:type="gramStart"/>
+      <w:r>
+        <w:t>).getName</w:t>
+      </w:r>
+      <w:proofErr w:type="gramEnd"/>
+      <w:r>
+        <w:t>());        </w:t>
       </w:r>
     </w:p>
     <w:p>
@@ -703,229 +441,41 @@
     </w:p>
     <w:p>
       <w:r>
-        <w:t xml:space="preserve">        // Edge case: needle cannot be longer than haystack</w:t>
-      </w:r>
-    </w:p>
-    <w:p>
-      <w:r>
-        <w:t xml:space="preserve">        if (</w:t>
-      </w:r>
-      <w:proofErr w:type="spellStart"/>
-      <w:r>
-        <w:t>nLen</w:t>
-      </w:r>
-      <w:proofErr w:type="spellEnd"/>
-      <w:r>
-        <w:t xml:space="preserve"> &gt; </w:t>
-      </w:r>
-      <w:proofErr w:type="spellStart"/>
-      <w:r>
-        <w:t>hLen</w:t>
-      </w:r>
-      <w:proofErr w:type="spellEnd"/>
-      <w:r>
-        <w:t>) {</w:t>
-      </w:r>
-    </w:p>
-    <w:p>
-      <w:r>
-        <w:t xml:space="preserve">            return -1;</w:t>
-      </w:r>
-    </w:p>
-    <w:p>
-      <w:r>
-        <w:t xml:space="preserve">        }</w:t>
-      </w:r>
-    </w:p>
-    <w:p>
-      <w:r>
-        <w:t xml:space="preserve">        </w:t>
-      </w:r>
-    </w:p>
-    <w:p>
-      <w:r>
-        <w:t xml:space="preserve">        // Scan haystack up to the last possible starting point</w:t>
-      </w:r>
-    </w:p>
-    <w:p>
-      <w:r>
-        <w:t xml:space="preserve">        for (int </w:t>
-      </w:r>
-      <w:proofErr w:type="spellStart"/>
-      <w:r>
-        <w:t>i</w:t>
-      </w:r>
-      <w:proofErr w:type="spellEnd"/>
-      <w:r>
-        <w:t xml:space="preserve"> = 0; </w:t>
-      </w:r>
-      <w:proofErr w:type="spellStart"/>
-      <w:r>
-        <w:t>i</w:t>
-      </w:r>
-      <w:proofErr w:type="spellEnd"/>
-      <w:r>
-        <w:t xml:space="preserve"> &lt;= </w:t>
-      </w:r>
-      <w:proofErr w:type="spellStart"/>
-      <w:r>
-        <w:t>hLen</w:t>
-      </w:r>
-      <w:proofErr w:type="spellEnd"/>
-      <w:r>
-        <w:t xml:space="preserve"> - </w:t>
-      </w:r>
-      <w:proofErr w:type="spellStart"/>
-      <w:r>
-        <w:t>nLen</w:t>
-      </w:r>
-      <w:proofErr w:type="spellEnd"/>
-      <w:r>
-        <w:t xml:space="preserve">; </w:t>
-      </w:r>
-      <w:proofErr w:type="spellStart"/>
-      <w:r>
-        <w:t>i</w:t>
-      </w:r>
-      <w:proofErr w:type="spellEnd"/>
-      <w:r>
-        <w:t>++) {</w:t>
-      </w:r>
-    </w:p>
-    <w:p>
-      <w:r>
-        <w:t xml:space="preserve">            int j = 0;</w:t>
-      </w:r>
-    </w:p>
-    <w:p>
-      <w:r>
-        <w:t xml:space="preserve">            </w:t>
-      </w:r>
-    </w:p>
-    <w:p>
-      <w:r>
-        <w:lastRenderedPageBreak/>
-        <w:t xml:space="preserve">            // Check if characters match needle</w:t>
-      </w:r>
-    </w:p>
-    <w:p>
-      <w:r>
-        <w:t xml:space="preserve">            while (j &lt; </w:t>
-      </w:r>
-      <w:proofErr w:type="spellStart"/>
-      <w:r>
-        <w:t>nLen</w:t>
-      </w:r>
-      <w:proofErr w:type="spellEnd"/>
-      <w:r>
-        <w:t xml:space="preserve"> &amp;&amp; </w:t>
-      </w:r>
-      <w:proofErr w:type="spellStart"/>
-      <w:proofErr w:type="gramStart"/>
-      <w:r>
-        <w:t>haystack.charAt</w:t>
-      </w:r>
-      <w:proofErr w:type="spellEnd"/>
-      <w:proofErr w:type="gramEnd"/>
-      <w:r>
-        <w:t>(</w:t>
-      </w:r>
-      <w:proofErr w:type="spellStart"/>
-      <w:r>
-        <w:t>i</w:t>
-      </w:r>
-      <w:proofErr w:type="spellEnd"/>
-      <w:r>
-        <w:t xml:space="preserve"> + j) == </w:t>
-      </w:r>
-      <w:proofErr w:type="spellStart"/>
-      <w:proofErr w:type="gramStart"/>
-      <w:r>
-        <w:t>needle.charAt</w:t>
-      </w:r>
-      <w:proofErr w:type="spellEnd"/>
-      <w:proofErr w:type="gramEnd"/>
-      <w:r>
-        <w:t>(j)) {</w:t>
-      </w:r>
-    </w:p>
-    <w:p>
-      <w:r>
-        <w:t xml:space="preserve">                </w:t>
-      </w:r>
-      <w:proofErr w:type="spellStart"/>
-      <w:r>
-        <w:t>j++</w:t>
-      </w:r>
-      <w:proofErr w:type="spellEnd"/>
-      <w:r>
-        <w:t>;</w:t>
-      </w:r>
-    </w:p>
-    <w:p>
-      <w:r>
-        <w:t xml:space="preserve">            }</w:t>
-      </w:r>
-    </w:p>
-    <w:p>
-      <w:r>
-        <w:t xml:space="preserve">            </w:t>
-      </w:r>
-    </w:p>
-    <w:p>
-      <w:r>
-        <w:t xml:space="preserve">            // If full needle is matched, return starting index</w:t>
-      </w:r>
-    </w:p>
-    <w:p>
-      <w:r>
-        <w:t xml:space="preserve">            if (j == </w:t>
-      </w:r>
-      <w:proofErr w:type="spellStart"/>
-      <w:r>
-        <w:t>nLen</w:t>
-      </w:r>
-      <w:proofErr w:type="spellEnd"/>
-      <w:r>
-        <w:t>) {</w:t>
-      </w:r>
-    </w:p>
-    <w:p>
-      <w:r>
-        <w:t xml:space="preserve">                return </w:t>
-      </w:r>
-      <w:proofErr w:type="spellStart"/>
-      <w:r>
-        <w:t>i</w:t>
-      </w:r>
-      <w:proofErr w:type="spellEnd"/>
-      <w:r>
-        <w:t>;</w:t>
-      </w:r>
-    </w:p>
-    <w:p>
-      <w:r>
-        <w:t xml:space="preserve">            }</w:t>
-      </w:r>
-    </w:p>
-    <w:p>
-      <w:r>
-        <w:t xml:space="preserve">        }</w:t>
-      </w:r>
-    </w:p>
-    <w:p>
-      <w:r>
-        <w:t xml:space="preserve">        </w:t>
-      </w:r>
-    </w:p>
-    <w:p>
-      <w:r>
-        <w:t xml:space="preserve">        return -1;</w:t>
-      </w:r>
-    </w:p>
-    <w:p>
-      <w:r>
-        <w:t xml:space="preserve">    }</w:t>
+        <w:t xml:space="preserve">        // Print the result of the subcompilations</w:t>
+      </w:r>
+    </w:p>
+    <w:p>
+      <w:r>
+        <w:t xml:space="preserve">        System.out.print(</w:t>
+      </w:r>
+      <w:proofErr w:type="gramStart"/>
+      <w:r>
+        <w:t>a.add(</w:t>
+      </w:r>
+      <w:proofErr w:type="gramEnd"/>
+      <w:r>
+        <w:t xml:space="preserve">10,32) + " " + </w:t>
+      </w:r>
+      <w:proofErr w:type="gramStart"/>
+      <w:r>
+        <w:t>a.add(</w:t>
+      </w:r>
+      <w:proofErr w:type="gramEnd"/>
+      <w:r>
+        <w:t xml:space="preserve">10,3) + " " + </w:t>
+      </w:r>
+      <w:proofErr w:type="gramStart"/>
+      <w:r>
+        <w:t>a.add(</w:t>
+      </w:r>
+      <w:proofErr w:type="gramEnd"/>
+      <w:r>
+        <w:t>10,10) + "\n");</w:t>
+      </w:r>
+    </w:p>
+    <w:p>
+      <w:r>
+        <w:t xml:space="preserve">     }</w:t>
       </w:r>
     </w:p>
     <w:p>
@@ -935,12 +485,16 @@
     </w:p>
     <w:p>
       <w:r>
-        <w:lastRenderedPageBreak/>
+        <w:t> </w:t>
+      </w:r>
+    </w:p>
+    <w:p>
+      <w:r>
         <w:drawing>
-          <wp:inline distT="0" distB="0" distL="0" distR="0" wp14:anchorId="1789E8F6" wp14:editId="5BBA3196">
-            <wp:extent cx="2179320" cy="4617720"/>
-            <wp:effectExtent l="0" t="0" r="0" b="0"/>
-            <wp:docPr id="1206010359" name="Picture 4"/>
+          <wp:inline distT="0" distB="0" distL="0" distR="0" wp14:anchorId="06973307" wp14:editId="35F7C81D">
+            <wp:extent cx="5257800" cy="2697480"/>
+            <wp:effectExtent l="0" t="0" r="0" b="7620"/>
+            <wp:docPr id="468350580" name="Picture 4"/>
             <wp:cNvGraphicFramePr>
               <a:graphicFrameLocks xmlns:a="http://schemas.openxmlformats.org/drawingml/2006/main" noChangeAspect="1"/>
             </wp:cNvGraphicFramePr>
@@ -969,7 +523,7 @@
                   <pic:spPr bwMode="auto">
                     <a:xfrm>
                       <a:off x="0" y="0"/>
-                      <a:ext cx="2179320" cy="4617720"/>
+                      <a:ext cx="5257800" cy="2697480"/>
                     </a:xfrm>
                     <a:prstGeom prst="rect">
                       <a:avLst/>
@@ -1410,7 +964,7 @@
     <w:link w:val="Heading1Char"/>
     <w:uiPriority w:val="9"/>
     <w:qFormat/>
-    <w:rsid w:val="00D97D98"/>
+    <w:rsid w:val="00335731"/>
     <w:pPr>
       <w:keepNext/>
       <w:keepLines/>
@@ -1433,7 +987,7 @@
     <w:semiHidden/>
     <w:unhideWhenUsed/>
     <w:qFormat/>
-    <w:rsid w:val="00D97D98"/>
+    <w:rsid w:val="00335731"/>
     <w:pPr>
       <w:keepNext/>
       <w:keepLines/>
@@ -1456,7 +1010,7 @@
     <w:semiHidden/>
     <w:unhideWhenUsed/>
     <w:qFormat/>
-    <w:rsid w:val="00D97D98"/>
+    <w:rsid w:val="00335731"/>
     <w:pPr>
       <w:keepNext/>
       <w:keepLines/>
@@ -1479,7 +1033,7 @@
     <w:semiHidden/>
     <w:unhideWhenUsed/>
     <w:qFormat/>
-    <w:rsid w:val="00D97D98"/>
+    <w:rsid w:val="00335731"/>
     <w:pPr>
       <w:keepNext/>
       <w:keepLines/>
@@ -1502,7 +1056,7 @@
     <w:semiHidden/>
     <w:unhideWhenUsed/>
     <w:qFormat/>
-    <w:rsid w:val="00D97D98"/>
+    <w:rsid w:val="00335731"/>
     <w:pPr>
       <w:keepNext/>
       <w:keepLines/>
@@ -1523,7 +1077,7 @@
     <w:semiHidden/>
     <w:unhideWhenUsed/>
     <w:qFormat/>
-    <w:rsid w:val="00D97D98"/>
+    <w:rsid w:val="00335731"/>
     <w:pPr>
       <w:keepNext/>
       <w:keepLines/>
@@ -1546,7 +1100,7 @@
     <w:semiHidden/>
     <w:unhideWhenUsed/>
     <w:qFormat/>
-    <w:rsid w:val="00D97D98"/>
+    <w:rsid w:val="00335731"/>
     <w:pPr>
       <w:keepNext/>
       <w:keepLines/>
@@ -1567,7 +1121,7 @@
     <w:semiHidden/>
     <w:unhideWhenUsed/>
     <w:qFormat/>
-    <w:rsid w:val="00D97D98"/>
+    <w:rsid w:val="00335731"/>
     <w:pPr>
       <w:keepNext/>
       <w:keepLines/>
@@ -1590,7 +1144,7 @@
     <w:semiHidden/>
     <w:unhideWhenUsed/>
     <w:qFormat/>
-    <w:rsid w:val="00D97D98"/>
+    <w:rsid w:val="00335731"/>
     <w:pPr>
       <w:keepNext/>
       <w:keepLines/>
@@ -1633,7 +1187,7 @@
     <w:basedOn w:val="DefaultParagraphFont"/>
     <w:link w:val="Heading1"/>
     <w:uiPriority w:val="9"/>
-    <w:rsid w:val="00D97D98"/>
+    <w:rsid w:val="00335731"/>
     <w:rPr>
       <w:rFonts w:asciiTheme="majorHAnsi" w:eastAsiaTheme="majorEastAsia" w:hAnsiTheme="majorHAnsi" w:cstheme="majorBidi"/>
       <w:color w:val="0F4761" w:themeColor="accent1" w:themeShade="BF"/>
@@ -1647,7 +1201,7 @@
     <w:link w:val="Heading2"/>
     <w:uiPriority w:val="9"/>
     <w:semiHidden/>
-    <w:rsid w:val="00D97D98"/>
+    <w:rsid w:val="00335731"/>
     <w:rPr>
       <w:rFonts w:asciiTheme="majorHAnsi" w:eastAsiaTheme="majorEastAsia" w:hAnsiTheme="majorHAnsi" w:cstheme="majorBidi"/>
       <w:color w:val="0F4761" w:themeColor="accent1" w:themeShade="BF"/>
@@ -1661,7 +1215,7 @@
     <w:link w:val="Heading3"/>
     <w:uiPriority w:val="9"/>
     <w:semiHidden/>
-    <w:rsid w:val="00D97D98"/>
+    <w:rsid w:val="00335731"/>
     <w:rPr>
       <w:rFonts w:eastAsiaTheme="majorEastAsia" w:cstheme="majorBidi"/>
       <w:color w:val="0F4761" w:themeColor="accent1" w:themeShade="BF"/>
@@ -1675,7 +1229,7 @@
     <w:link w:val="Heading4"/>
     <w:uiPriority w:val="9"/>
     <w:semiHidden/>
-    <w:rsid w:val="00D97D98"/>
+    <w:rsid w:val="00335731"/>
     <w:rPr>
       <w:rFonts w:eastAsiaTheme="majorEastAsia" w:cstheme="majorBidi"/>
       <w:i/>
@@ -1689,7 +1243,7 @@
     <w:link w:val="Heading5"/>
     <w:uiPriority w:val="9"/>
     <w:semiHidden/>
-    <w:rsid w:val="00D97D98"/>
+    <w:rsid w:val="00335731"/>
     <w:rPr>
       <w:rFonts w:eastAsiaTheme="majorEastAsia" w:cstheme="majorBidi"/>
       <w:color w:val="0F4761" w:themeColor="accent1" w:themeShade="BF"/>
@@ -1701,7 +1255,7 @@
     <w:link w:val="Heading6"/>
     <w:uiPriority w:val="9"/>
     <w:semiHidden/>
-    <w:rsid w:val="00D97D98"/>
+    <w:rsid w:val="00335731"/>
     <w:rPr>
       <w:rFonts w:eastAsiaTheme="majorEastAsia" w:cstheme="majorBidi"/>
       <w:i/>
@@ -1715,7 +1269,7 @@
     <w:link w:val="Heading7"/>
     <w:uiPriority w:val="9"/>
     <w:semiHidden/>
-    <w:rsid w:val="00D97D98"/>
+    <w:rsid w:val="00335731"/>
     <w:rPr>
       <w:rFonts w:eastAsiaTheme="majorEastAsia" w:cstheme="majorBidi"/>
       <w:color w:val="595959" w:themeColor="text1" w:themeTint="A6"/>
@@ -1727,7 +1281,7 @@
     <w:link w:val="Heading8"/>
     <w:uiPriority w:val="9"/>
     <w:semiHidden/>
-    <w:rsid w:val="00D97D98"/>
+    <w:rsid w:val="00335731"/>
     <w:rPr>
       <w:rFonts w:eastAsiaTheme="majorEastAsia" w:cstheme="majorBidi"/>
       <w:i/>
@@ -1741,7 +1295,7 @@
     <w:link w:val="Heading9"/>
     <w:uiPriority w:val="9"/>
     <w:semiHidden/>
-    <w:rsid w:val="00D97D98"/>
+    <w:rsid w:val="00335731"/>
     <w:rPr>
       <w:rFonts w:eastAsiaTheme="majorEastAsia" w:cstheme="majorBidi"/>
       <w:color w:val="272727" w:themeColor="text1" w:themeTint="D8"/>
@@ -1754,7 +1308,7 @@
     <w:link w:val="TitleChar"/>
     <w:uiPriority w:val="10"/>
     <w:qFormat/>
-    <w:rsid w:val="00D97D98"/>
+    <w:rsid w:val="00335731"/>
     <w:pPr>
       <w:spacing w:after="80" w:line="240" w:lineRule="auto"/>
       <w:contextualSpacing/>
@@ -1772,7 +1326,7 @@
     <w:basedOn w:val="DefaultParagraphFont"/>
     <w:link w:val="Title"/>
     <w:uiPriority w:val="10"/>
-    <w:rsid w:val="00D97D98"/>
+    <w:rsid w:val="00335731"/>
     <w:rPr>
       <w:rFonts w:asciiTheme="majorHAnsi" w:eastAsiaTheme="majorEastAsia" w:hAnsiTheme="majorHAnsi" w:cstheme="majorBidi"/>
       <w:spacing w:val="-10"/>
@@ -1788,7 +1342,7 @@
     <w:link w:val="SubtitleChar"/>
     <w:uiPriority w:val="11"/>
     <w:qFormat/>
-    <w:rsid w:val="00D97D98"/>
+    <w:rsid w:val="00335731"/>
     <w:pPr>
       <w:numPr>
         <w:ilvl w:val="1"/>
@@ -1807,7 +1361,7 @@
     <w:basedOn w:val="DefaultParagraphFont"/>
     <w:link w:val="Subtitle"/>
     <w:uiPriority w:val="11"/>
-    <w:rsid w:val="00D97D98"/>
+    <w:rsid w:val="00335731"/>
     <w:rPr>
       <w:rFonts w:eastAsiaTheme="majorEastAsia" w:cstheme="majorBidi"/>
       <w:color w:val="595959" w:themeColor="text1" w:themeTint="A6"/>
@@ -1823,7 +1377,7 @@
     <w:link w:val="QuoteChar"/>
     <w:uiPriority w:val="29"/>
     <w:qFormat/>
-    <w:rsid w:val="00D97D98"/>
+    <w:rsid w:val="00335731"/>
     <w:pPr>
       <w:spacing w:before="160"/>
       <w:jc w:val="center"/>
@@ -1839,7 +1393,7 @@
     <w:basedOn w:val="DefaultParagraphFont"/>
     <w:link w:val="Quote"/>
     <w:uiPriority w:val="29"/>
-    <w:rsid w:val="00D97D98"/>
+    <w:rsid w:val="00335731"/>
     <w:rPr>
       <w:i/>
       <w:iCs/>
@@ -1851,7 +1405,7 @@
     <w:basedOn w:val="Normal"/>
     <w:uiPriority w:val="34"/>
     <w:qFormat/>
-    <w:rsid w:val="00D97D98"/>
+    <w:rsid w:val="00335731"/>
     <w:pPr>
       <w:ind w:left="720"/>
       <w:contextualSpacing/>
@@ -1862,7 +1416,7 @@
     <w:basedOn w:val="DefaultParagraphFont"/>
     <w:uiPriority w:val="21"/>
     <w:qFormat/>
-    <w:rsid w:val="00D97D98"/>
+    <w:rsid w:val="00335731"/>
     <w:rPr>
       <w:i/>
       <w:iCs/>
@@ -1876,7 +1430,7 @@
     <w:link w:val="IntenseQuoteChar"/>
     <w:uiPriority w:val="30"/>
     <w:qFormat/>
-    <w:rsid w:val="00D97D98"/>
+    <w:rsid w:val="00335731"/>
     <w:pPr>
       <w:pBdr>
         <w:top w:val="single" w:sz="4" w:space="10" w:color="0F4761" w:themeColor="accent1" w:themeShade="BF"/>
@@ -1897,7 +1451,7 @@
     <w:basedOn w:val="DefaultParagraphFont"/>
     <w:link w:val="IntenseQuote"/>
     <w:uiPriority w:val="30"/>
-    <w:rsid w:val="00D97D98"/>
+    <w:rsid w:val="00335731"/>
     <w:rPr>
       <w:i/>
       <w:iCs/>
@@ -1909,7 +1463,7 @@
     <w:basedOn w:val="DefaultParagraphFont"/>
     <w:uiPriority w:val="32"/>
     <w:qFormat/>
-    <w:rsid w:val="00D97D98"/>
+    <w:rsid w:val="00335731"/>
     <w:rPr>
       <w:b/>
       <w:bCs/>

--- a/Session 4.docx
+++ b/Session 4.docx
@@ -4,7 +4,7 @@
   <w:body>
     <w:p>
       <w:r>
-        <w:t>Session 4 - 1</w:t>
+        <w:t xml:space="preserve">Session 4 -1 </w:t>
       </w:r>
     </w:p>
     <w:p>
@@ -14,188 +14,122 @@
     </w:p>
     <w:p>
       <w:r>
-        <w:t xml:space="preserve">class </w:t>
-      </w:r>
-      <w:proofErr w:type="gramStart"/>
-      <w:r>
-        <w:t>Animal{</w:t>
-      </w:r>
-      <w:proofErr w:type="gramEnd"/>
-    </w:p>
-    <w:p>
-      <w:r>
-        <w:t xml:space="preserve">    void </w:t>
-      </w:r>
-      <w:proofErr w:type="gramStart"/>
-      <w:r>
-        <w:t>walk(){</w:t>
-      </w:r>
-      <w:proofErr w:type="gramEnd"/>
-    </w:p>
-    <w:p>
-      <w:r>
-        <w:t xml:space="preserve">        System.out.println("I am walking");</w:t>
+        <w:t> </w:t>
+      </w:r>
+    </w:p>
+    <w:p>
+      <w:r>
+        <w:t>import java.io.*;</w:t>
+      </w:r>
+    </w:p>
+    <w:p>
+      <w:r>
+        <w:t>import java.util.*;</w:t>
+      </w:r>
+    </w:p>
+    <w:p>
+      <w:r>
+        <w:t> </w:t>
+      </w:r>
+    </w:p>
+    <w:p>
+      <w:r>
+        <w:t>public class Solution {</w:t>
+      </w:r>
+    </w:p>
+    <w:p>
+      <w:r>
+        <w:t> </w:t>
+      </w:r>
+    </w:p>
+    <w:p>
+      <w:r>
+        <w:t xml:space="preserve">    public static void main(String[] args) {</w:t>
+      </w:r>
+    </w:p>
+    <w:p>
+      <w:r>
+        <w:t xml:space="preserve">        Scanner s = new Scanner(System.in);</w:t>
+      </w:r>
+    </w:p>
+    <w:p>
+      <w:r>
+        <w:t xml:space="preserve">        int t = s.nextInt();</w:t>
+      </w:r>
+    </w:p>
+    <w:p>
+      <w:r>
+        <w:t xml:space="preserve">        String [] pair_left = new String[t];</w:t>
+      </w:r>
+    </w:p>
+    <w:p>
+      <w:r>
+        <w:t xml:space="preserve">        String [] pair_right = new String[t];</w:t>
+      </w:r>
+    </w:p>
+    <w:p>
+      <w:r>
+        <w:t xml:space="preserve">        </w:t>
+      </w:r>
+    </w:p>
+    <w:p>
+      <w:r>
+        <w:t xml:space="preserve">        for (int i = 0; i &lt; t; i++) {</w:t>
+      </w:r>
+    </w:p>
+    <w:p>
+      <w:r>
+        <w:t xml:space="preserve">            pair_left[i] = s.next();</w:t>
+      </w:r>
+    </w:p>
+    <w:p>
+      <w:r>
+        <w:t xml:space="preserve">            pair_right[i] = s.next();</w:t>
+      </w:r>
+    </w:p>
+    <w:p>
+      <w:r>
+        <w:t xml:space="preserve">        }</w:t>
+      </w:r>
+    </w:p>
+    <w:p>
+      <w:r>
+        <w:t> </w:t>
+      </w:r>
+    </w:p>
+    <w:p>
+      <w:r>
+        <w:t xml:space="preserve">        HashSet&lt;String&gt; set = new HashSet&lt;&gt;();</w:t>
+      </w:r>
+    </w:p>
+    <w:p>
+      <w:r>
+        <w:t xml:space="preserve">        for (int i = 0; i &lt; t; i++) {</w:t>
+      </w:r>
+    </w:p>
+    <w:p>
+      <w:r>
+        <w:t xml:space="preserve">            set.add(pair_left[i] + " " + pair_right[i]);</w:t>
+      </w:r>
+    </w:p>
+    <w:p>
+      <w:r>
+        <w:t xml:space="preserve">            System.out.println(set.size());</w:t>
+      </w:r>
+    </w:p>
+    <w:p>
+      <w:r>
+        <w:t xml:space="preserve">        }</w:t>
+      </w:r>
+    </w:p>
+    <w:p>
+      <w:r>
+        <w:t xml:space="preserve">        s.close();</w:t>
       </w:r>
     </w:p>
     <w:p>
       <w:r>
         <w:t xml:space="preserve">    }</w:t>
-      </w:r>
-    </w:p>
-    <w:p>
-      <w:r>
-        <w:t>}</w:t>
-      </w:r>
-    </w:p>
-    <w:p>
-      <w:r>
-        <w:t> </w:t>
-      </w:r>
-    </w:p>
-    <w:p>
-      <w:r>
-        <w:t>class Bird extends Animal {</w:t>
-      </w:r>
-    </w:p>
-    <w:p>
-      <w:r>
-        <w:t xml:space="preserve">    void </w:t>
-      </w:r>
-      <w:proofErr w:type="gramStart"/>
-      <w:r>
-        <w:t>fly(</w:t>
-      </w:r>
-      <w:proofErr w:type="gramEnd"/>
-      <w:r>
-        <w:t>) {</w:t>
-      </w:r>
-    </w:p>
-    <w:p>
-      <w:r>
-        <w:t xml:space="preserve">        System.out.println("I am flying");</w:t>
-      </w:r>
-    </w:p>
-    <w:p>
-      <w:r>
-        <w:t xml:space="preserve">    }</w:t>
-      </w:r>
-    </w:p>
-    <w:p>
-      <w:r>
-        <w:t xml:space="preserve">    void </w:t>
-      </w:r>
-      <w:proofErr w:type="gramStart"/>
-      <w:r>
-        <w:t>sing(</w:t>
-      </w:r>
-      <w:proofErr w:type="gramEnd"/>
-      <w:r>
-        <w:t>) {</w:t>
-      </w:r>
-    </w:p>
-    <w:p>
-      <w:r>
-        <w:t xml:space="preserve">        System.out.println("I am singing");</w:t>
-      </w:r>
-    </w:p>
-    <w:p>
-      <w:r>
-        <w:t xml:space="preserve">    }</w:t>
-      </w:r>
-    </w:p>
-    <w:p>
-      <w:r>
-        <w:t>}</w:t>
-      </w:r>
-    </w:p>
-    <w:p>
-      <w:r>
-        <w:t> </w:t>
-      </w:r>
-    </w:p>
-    <w:p>
-      <w:r>
-        <w:t xml:space="preserve">public class </w:t>
-      </w:r>
-      <w:proofErr w:type="gramStart"/>
-      <w:r>
-        <w:t>Solution{</w:t>
-      </w:r>
-      <w:proofErr w:type="gramEnd"/>
-    </w:p>
-    <w:p>
-      <w:r>
-        <w:t xml:space="preserve">   public static void </w:t>
-      </w:r>
-      <w:proofErr w:type="gramStart"/>
-      <w:r>
-        <w:t>main(String[</w:t>
-      </w:r>
-      <w:proofErr w:type="gramEnd"/>
-      <w:r>
-        <w:t xml:space="preserve">] </w:t>
-      </w:r>
-      <w:proofErr w:type="gramStart"/>
-      <w:r>
-        <w:t>args){</w:t>
-      </w:r>
-      <w:proofErr w:type="gramEnd"/>
-    </w:p>
-    <w:p>
-      <w:r>
-        <w:t xml:space="preserve">      Bird bird = new </w:t>
-      </w:r>
-      <w:proofErr w:type="gramStart"/>
-      <w:r>
-        <w:t>Bird(</w:t>
-      </w:r>
-      <w:proofErr w:type="gramEnd"/>
-      <w:r>
-        <w:t>);</w:t>
-      </w:r>
-    </w:p>
-    <w:p>
-      <w:r>
-        <w:t xml:space="preserve">      </w:t>
-      </w:r>
-      <w:proofErr w:type="gramStart"/>
-      <w:r>
-        <w:t>bird.walk</w:t>
-      </w:r>
-      <w:proofErr w:type="gramEnd"/>
-      <w:r>
-        <w:t>();</w:t>
-      </w:r>
-    </w:p>
-    <w:p>
-      <w:r>
-        <w:t xml:space="preserve">      </w:t>
-      </w:r>
-      <w:proofErr w:type="gramStart"/>
-      <w:r>
-        <w:t>bird.fly(</w:t>
-      </w:r>
-      <w:proofErr w:type="gramEnd"/>
-      <w:r>
-        <w:t>);</w:t>
-      </w:r>
-    </w:p>
-    <w:p>
-      <w:r>
-        <w:t xml:space="preserve">      </w:t>
-      </w:r>
-      <w:proofErr w:type="gramStart"/>
-      <w:r>
-        <w:t>bird.sing</w:t>
-      </w:r>
-      <w:proofErr w:type="gramEnd"/>
-      <w:r>
-        <w:t>();</w:t>
-      </w:r>
-    </w:p>
-    <w:p>
-      <w:r>
-        <w:t xml:space="preserve">   }</w:t>
       </w:r>
     </w:p>
     <w:p>
@@ -212,10 +146,10 @@
       <w:r>
         <w:lastRenderedPageBreak/>
         <w:drawing>
-          <wp:inline distT="0" distB="0" distL="0" distR="0" wp14:anchorId="4D4C6216" wp14:editId="766542E8">
-            <wp:extent cx="5341620" cy="3436620"/>
-            <wp:effectExtent l="0" t="0" r="0" b="0"/>
-            <wp:docPr id="796318957" name="Picture 2"/>
+          <wp:inline distT="0" distB="0" distL="0" distR="0" wp14:anchorId="3E836AB4" wp14:editId="2F1C9584">
+            <wp:extent cx="4800600" cy="3383280"/>
+            <wp:effectExtent l="0" t="0" r="0" b="7620"/>
+            <wp:docPr id="678847124" name="Picture 2"/>
             <wp:cNvGraphicFramePr>
               <a:graphicFrameLocks xmlns:a="http://schemas.openxmlformats.org/drawingml/2006/main" noChangeAspect="1"/>
             </wp:cNvGraphicFramePr>
@@ -244,7 +178,7 @@
                   <pic:spPr bwMode="auto">
                     <a:xfrm>
                       <a:off x="0" y="0"/>
-                      <a:ext cx="5341620" cy="3436620"/>
+                      <a:ext cx="4800600" cy="3383280"/>
                     </a:xfrm>
                     <a:prstGeom prst="rect">
                       <a:avLst/>
@@ -269,7 +203,7 @@
     <w:p/>
     <w:p>
       <w:r>
-        <w:t xml:space="preserve">Session 4 -2 </w:t>
+        <w:t>Session 4 -2</w:t>
       </w:r>
     </w:p>
     <w:p>
@@ -279,15 +213,7 @@
     </w:p>
     <w:p>
       <w:r>
-        <w:t xml:space="preserve">import </w:t>
-      </w:r>
-      <w:proofErr w:type="gramStart"/>
-      <w:r>
-        <w:t>java.io.*</w:t>
-      </w:r>
-      <w:proofErr w:type="gramEnd"/>
-      <w:r>
-        <w:t>;</w:t>
+        <w:t> </w:t>
       </w:r>
     </w:p>
     <w:p>
@@ -302,25 +228,37 @@
     </w:p>
     <w:p>
       <w:r>
-        <w:t>class Arithmetic {</w:t>
-      </w:r>
-    </w:p>
-    <w:p>
-      <w:r>
-        <w:t xml:space="preserve">    int </w:t>
-      </w:r>
-      <w:proofErr w:type="gramStart"/>
-      <w:r>
-        <w:t>add(</w:t>
-      </w:r>
-      <w:proofErr w:type="gramEnd"/>
-      <w:r>
-        <w:t>int a, int b) {</w:t>
-      </w:r>
-    </w:p>
-    <w:p>
-      <w:r>
-        <w:t xml:space="preserve">        return a + b;</w:t>
+        <w:t>interface Food {</w:t>
+      </w:r>
+    </w:p>
+    <w:p>
+      <w:r>
+        <w:t xml:space="preserve">    public String getType();</w:t>
+      </w:r>
+    </w:p>
+    <w:p>
+      <w:r>
+        <w:t>}</w:t>
+      </w:r>
+    </w:p>
+    <w:p>
+      <w:r>
+        <w:t> </w:t>
+      </w:r>
+    </w:p>
+    <w:p>
+      <w:r>
+        <w:t>class Pizza implements Food {</w:t>
+      </w:r>
+    </w:p>
+    <w:p>
+      <w:r>
+        <w:t xml:space="preserve">    public String getType() {</w:t>
+      </w:r>
+    </w:p>
+    <w:p>
+      <w:r>
+        <w:t xml:space="preserve">        return "Someone ordered Fast Food!";</w:t>
       </w:r>
     </w:p>
     <w:p>
@@ -340,7 +278,23 @@
     </w:p>
     <w:p>
       <w:r>
-        <w:t>class Adder extends Arithmetic {</w:t>
+        <w:lastRenderedPageBreak/>
+        <w:t>class Cake implements Food {</w:t>
+      </w:r>
+    </w:p>
+    <w:p>
+      <w:r>
+        <w:t xml:space="preserve">    public String getType() {</w:t>
+      </w:r>
+    </w:p>
+    <w:p>
+      <w:r>
+        <w:t xml:space="preserve">        return "Someone ordered a Dessert!";</w:t>
+      </w:r>
+    </w:p>
+    <w:p>
+      <w:r>
+        <w:t xml:space="preserve">    }</w:t>
       </w:r>
     </w:p>
     <w:p>
@@ -355,127 +309,118 @@
     </w:p>
     <w:p>
       <w:r>
+        <w:t>class FoodFactory {</w:t>
+      </w:r>
+    </w:p>
+    <w:p>
+      <w:r>
+        <w:t xml:space="preserve">    public Food getFood(String order) {</w:t>
+      </w:r>
+    </w:p>
+    <w:p>
+      <w:r>
+        <w:t xml:space="preserve">        if (order == null) {</w:t>
+      </w:r>
+    </w:p>
+    <w:p>
+      <w:r>
+        <w:t xml:space="preserve">            return null;</w:t>
+      </w:r>
+    </w:p>
+    <w:p>
+      <w:r>
+        <w:t xml:space="preserve">        }</w:t>
+      </w:r>
+    </w:p>
+    <w:p>
+      <w:r>
+        <w:t xml:space="preserve">        if (order.equalsIgnoreCase("pizza")) {</w:t>
+      </w:r>
+    </w:p>
+    <w:p>
+      <w:r>
+        <w:t xml:space="preserve">            return new Pizza();</w:t>
+      </w:r>
+    </w:p>
+    <w:p>
+      <w:r>
+        <w:t xml:space="preserve">        } else if (order.equalsIgnoreCase("cake")) {</w:t>
+      </w:r>
+    </w:p>
+    <w:p>
+      <w:r>
+        <w:t xml:space="preserve">            return new Cake();</w:t>
+      </w:r>
+    </w:p>
+    <w:p>
+      <w:r>
+        <w:t xml:space="preserve">        }</w:t>
+      </w:r>
+    </w:p>
+    <w:p>
+      <w:r>
+        <w:t xml:space="preserve">        return null;</w:t>
+      </w:r>
+    </w:p>
+    <w:p>
+      <w:r>
+        <w:t xml:space="preserve">    }</w:t>
+      </w:r>
+    </w:p>
+    <w:p>
+      <w:r>
+        <w:t>}</w:t>
+      </w:r>
+    </w:p>
+    <w:p>
+      <w:r>
+        <w:t> </w:t>
+      </w:r>
+    </w:p>
+    <w:p>
+      <w:r>
         <w:t>public class Solution {</w:t>
       </w:r>
     </w:p>
     <w:p>
       <w:r>
+        <w:t xml:space="preserve">    public static void main(String args[]) {</w:t>
+      </w:r>
+    </w:p>
+    <w:p>
+      <w:r>
+        <w:t xml:space="preserve">        Scanner sc = new Scanner(System.in);</w:t>
+      </w:r>
+    </w:p>
+    <w:p>
+      <w:r>
+        <w:t xml:space="preserve">        FoodFactory foodFactory = new FoodFactory();</w:t>
+      </w:r>
+    </w:p>
+    <w:p>
+      <w:r>
+        <w:t xml:space="preserve">        Food food = foodFactory.getFood(sc.nextLine());</w:t>
+      </w:r>
+    </w:p>
+    <w:p>
+      <w:r>
+        <w:t xml:space="preserve">        System.out.println("The factory returned " + food.getClass());</w:t>
+      </w:r>
+    </w:p>
+    <w:p>
+      <w:r>
+        <w:t xml:space="preserve">        System.out.println(food.getType());</w:t>
+      </w:r>
+    </w:p>
+    <w:p>
+      <w:r>
+        <w:t xml:space="preserve">        sc.close();</w:t>
+      </w:r>
+    </w:p>
+    <w:p>
+      <w:r>
         <w:lastRenderedPageBreak/>
-        <w:t xml:space="preserve">    public static void </w:t>
-      </w:r>
-      <w:proofErr w:type="gramStart"/>
-      <w:r>
-        <w:t>main(</w:t>
-      </w:r>
-      <w:proofErr w:type="gramEnd"/>
-      <w:r>
-        <w:t xml:space="preserve">String </w:t>
-      </w:r>
-      <w:proofErr w:type="gramStart"/>
-      <w:r>
-        <w:t>[]args){</w:t>
-      </w:r>
-      <w:proofErr w:type="gramEnd"/>
-    </w:p>
-    <w:p>
-      <w:r>
-        <w:t xml:space="preserve">        // Create a new Adder object</w:t>
-      </w:r>
-    </w:p>
-    <w:p>
-      <w:r>
-        <w:t xml:space="preserve">        Adder a = new </w:t>
-      </w:r>
-      <w:proofErr w:type="gramStart"/>
-      <w:r>
-        <w:t>Adder(</w:t>
-      </w:r>
-      <w:proofErr w:type="gramEnd"/>
-      <w:r>
-        <w:t>);</w:t>
-      </w:r>
-    </w:p>
-    <w:p>
-      <w:r>
-        <w:t xml:space="preserve">        </w:t>
-      </w:r>
-    </w:p>
-    <w:p>
-      <w:r>
-        <w:t xml:space="preserve">        // Print the name of the superclass on a new line</w:t>
-      </w:r>
-    </w:p>
-    <w:p>
-      <w:r>
-        <w:t xml:space="preserve">        System.out.println("My superclass is: " + </w:t>
-      </w:r>
-      <w:proofErr w:type="gramStart"/>
-      <w:r>
-        <w:t>a.getClass</w:t>
-      </w:r>
-      <w:proofErr w:type="gramEnd"/>
-      <w:r>
-        <w:t>(</w:t>
-      </w:r>
-      <w:proofErr w:type="gramStart"/>
-      <w:r>
-        <w:t>).getSuperclass</w:t>
-      </w:r>
-      <w:proofErr w:type="gramEnd"/>
-      <w:r>
-        <w:t>(</w:t>
-      </w:r>
-      <w:proofErr w:type="gramStart"/>
-      <w:r>
-        <w:t>).getName</w:t>
-      </w:r>
-      <w:proofErr w:type="gramEnd"/>
-      <w:r>
-        <w:t>());        </w:t>
-      </w:r>
-    </w:p>
-    <w:p>
-      <w:r>
-        <w:t xml:space="preserve">        </w:t>
-      </w:r>
-    </w:p>
-    <w:p>
-      <w:r>
-        <w:t xml:space="preserve">        // Print the result of the subcompilations</w:t>
-      </w:r>
-    </w:p>
-    <w:p>
-      <w:r>
-        <w:t xml:space="preserve">        System.out.print(</w:t>
-      </w:r>
-      <w:proofErr w:type="gramStart"/>
-      <w:r>
-        <w:t>a.add(</w:t>
-      </w:r>
-      <w:proofErr w:type="gramEnd"/>
-      <w:r>
-        <w:t xml:space="preserve">10,32) + " " + </w:t>
-      </w:r>
-      <w:proofErr w:type="gramStart"/>
-      <w:r>
-        <w:t>a.add(</w:t>
-      </w:r>
-      <w:proofErr w:type="gramEnd"/>
-      <w:r>
-        <w:t xml:space="preserve">10,3) + " " + </w:t>
-      </w:r>
-      <w:proofErr w:type="gramStart"/>
-      <w:r>
-        <w:t>a.add(</w:t>
-      </w:r>
-      <w:proofErr w:type="gramEnd"/>
-      <w:r>
-        <w:t>10,10) + "\n");</w:t>
-      </w:r>
-    </w:p>
-    <w:p>
-      <w:r>
-        <w:t xml:space="preserve">     }</w:t>
+        <w:t xml:space="preserve">    }</w:t>
       </w:r>
     </w:p>
     <w:p>
@@ -491,10 +436,10 @@
     <w:p>
       <w:r>
         <w:drawing>
-          <wp:inline distT="0" distB="0" distL="0" distR="0" wp14:anchorId="06973307" wp14:editId="35F7C81D">
-            <wp:extent cx="5257800" cy="2697480"/>
-            <wp:effectExtent l="0" t="0" r="0" b="7620"/>
-            <wp:docPr id="468350580" name="Picture 4"/>
+          <wp:inline distT="0" distB="0" distL="0" distR="0" wp14:anchorId="05FB3AE5" wp14:editId="05799171">
+            <wp:extent cx="4762500" cy="3093720"/>
+            <wp:effectExtent l="0" t="0" r="0" b="0"/>
+            <wp:docPr id="1089223046" name="Picture 4"/>
             <wp:cNvGraphicFramePr>
               <a:graphicFrameLocks xmlns:a="http://schemas.openxmlformats.org/drawingml/2006/main" noChangeAspect="1"/>
             </wp:cNvGraphicFramePr>
@@ -523,7 +468,7 @@
                   <pic:spPr bwMode="auto">
                     <a:xfrm>
                       <a:off x="0" y="0"/>
-                      <a:ext cx="5257800" cy="2697480"/>
+                      <a:ext cx="4762500" cy="3093720"/>
                     </a:xfrm>
                     <a:prstGeom prst="rect">
                       <a:avLst/>
@@ -964,7 +909,7 @@
     <w:link w:val="Heading1Char"/>
     <w:uiPriority w:val="9"/>
     <w:qFormat/>
-    <w:rsid w:val="00335731"/>
+    <w:rsid w:val="006A54E5"/>
     <w:pPr>
       <w:keepNext/>
       <w:keepLines/>
@@ -987,7 +932,7 @@
     <w:semiHidden/>
     <w:unhideWhenUsed/>
     <w:qFormat/>
-    <w:rsid w:val="00335731"/>
+    <w:rsid w:val="006A54E5"/>
     <w:pPr>
       <w:keepNext/>
       <w:keepLines/>
@@ -1010,7 +955,7 @@
     <w:semiHidden/>
     <w:unhideWhenUsed/>
     <w:qFormat/>
-    <w:rsid w:val="00335731"/>
+    <w:rsid w:val="006A54E5"/>
     <w:pPr>
       <w:keepNext/>
       <w:keepLines/>
@@ -1033,7 +978,7 @@
     <w:semiHidden/>
     <w:unhideWhenUsed/>
     <w:qFormat/>
-    <w:rsid w:val="00335731"/>
+    <w:rsid w:val="006A54E5"/>
     <w:pPr>
       <w:keepNext/>
       <w:keepLines/>
@@ -1056,7 +1001,7 @@
     <w:semiHidden/>
     <w:unhideWhenUsed/>
     <w:qFormat/>
-    <w:rsid w:val="00335731"/>
+    <w:rsid w:val="006A54E5"/>
     <w:pPr>
       <w:keepNext/>
       <w:keepLines/>
@@ -1077,7 +1022,7 @@
     <w:semiHidden/>
     <w:unhideWhenUsed/>
     <w:qFormat/>
-    <w:rsid w:val="00335731"/>
+    <w:rsid w:val="006A54E5"/>
     <w:pPr>
       <w:keepNext/>
       <w:keepLines/>
@@ -1100,7 +1045,7 @@
     <w:semiHidden/>
     <w:unhideWhenUsed/>
     <w:qFormat/>
-    <w:rsid w:val="00335731"/>
+    <w:rsid w:val="006A54E5"/>
     <w:pPr>
       <w:keepNext/>
       <w:keepLines/>
@@ -1121,7 +1066,7 @@
     <w:semiHidden/>
     <w:unhideWhenUsed/>
     <w:qFormat/>
-    <w:rsid w:val="00335731"/>
+    <w:rsid w:val="006A54E5"/>
     <w:pPr>
       <w:keepNext/>
       <w:keepLines/>
@@ -1144,7 +1089,7 @@
     <w:semiHidden/>
     <w:unhideWhenUsed/>
     <w:qFormat/>
-    <w:rsid w:val="00335731"/>
+    <w:rsid w:val="006A54E5"/>
     <w:pPr>
       <w:keepNext/>
       <w:keepLines/>
@@ -1187,7 +1132,7 @@
     <w:basedOn w:val="DefaultParagraphFont"/>
     <w:link w:val="Heading1"/>
     <w:uiPriority w:val="9"/>
-    <w:rsid w:val="00335731"/>
+    <w:rsid w:val="006A54E5"/>
     <w:rPr>
       <w:rFonts w:asciiTheme="majorHAnsi" w:eastAsiaTheme="majorEastAsia" w:hAnsiTheme="majorHAnsi" w:cstheme="majorBidi"/>
       <w:color w:val="0F4761" w:themeColor="accent1" w:themeShade="BF"/>
@@ -1201,7 +1146,7 @@
     <w:link w:val="Heading2"/>
     <w:uiPriority w:val="9"/>
     <w:semiHidden/>
-    <w:rsid w:val="00335731"/>
+    <w:rsid w:val="006A54E5"/>
     <w:rPr>
       <w:rFonts w:asciiTheme="majorHAnsi" w:eastAsiaTheme="majorEastAsia" w:hAnsiTheme="majorHAnsi" w:cstheme="majorBidi"/>
       <w:color w:val="0F4761" w:themeColor="accent1" w:themeShade="BF"/>
@@ -1215,7 +1160,7 @@
     <w:link w:val="Heading3"/>
     <w:uiPriority w:val="9"/>
     <w:semiHidden/>
-    <w:rsid w:val="00335731"/>
+    <w:rsid w:val="006A54E5"/>
     <w:rPr>
       <w:rFonts w:eastAsiaTheme="majorEastAsia" w:cstheme="majorBidi"/>
       <w:color w:val="0F4761" w:themeColor="accent1" w:themeShade="BF"/>
@@ -1229,7 +1174,7 @@
     <w:link w:val="Heading4"/>
     <w:uiPriority w:val="9"/>
     <w:semiHidden/>
-    <w:rsid w:val="00335731"/>
+    <w:rsid w:val="006A54E5"/>
     <w:rPr>
       <w:rFonts w:eastAsiaTheme="majorEastAsia" w:cstheme="majorBidi"/>
       <w:i/>
@@ -1243,7 +1188,7 @@
     <w:link w:val="Heading5"/>
     <w:uiPriority w:val="9"/>
     <w:semiHidden/>
-    <w:rsid w:val="00335731"/>
+    <w:rsid w:val="006A54E5"/>
     <w:rPr>
       <w:rFonts w:eastAsiaTheme="majorEastAsia" w:cstheme="majorBidi"/>
       <w:color w:val="0F4761" w:themeColor="accent1" w:themeShade="BF"/>
@@ -1255,7 +1200,7 @@
     <w:link w:val="Heading6"/>
     <w:uiPriority w:val="9"/>
     <w:semiHidden/>
-    <w:rsid w:val="00335731"/>
+    <w:rsid w:val="006A54E5"/>
     <w:rPr>
       <w:rFonts w:eastAsiaTheme="majorEastAsia" w:cstheme="majorBidi"/>
       <w:i/>
@@ -1269,7 +1214,7 @@
     <w:link w:val="Heading7"/>
     <w:uiPriority w:val="9"/>
     <w:semiHidden/>
-    <w:rsid w:val="00335731"/>
+    <w:rsid w:val="006A54E5"/>
     <w:rPr>
       <w:rFonts w:eastAsiaTheme="majorEastAsia" w:cstheme="majorBidi"/>
       <w:color w:val="595959" w:themeColor="text1" w:themeTint="A6"/>
@@ -1281,7 +1226,7 @@
     <w:link w:val="Heading8"/>
     <w:uiPriority w:val="9"/>
     <w:semiHidden/>
-    <w:rsid w:val="00335731"/>
+    <w:rsid w:val="006A54E5"/>
     <w:rPr>
       <w:rFonts w:eastAsiaTheme="majorEastAsia" w:cstheme="majorBidi"/>
       <w:i/>
@@ -1295,7 +1240,7 @@
     <w:link w:val="Heading9"/>
     <w:uiPriority w:val="9"/>
     <w:semiHidden/>
-    <w:rsid w:val="00335731"/>
+    <w:rsid w:val="006A54E5"/>
     <w:rPr>
       <w:rFonts w:eastAsiaTheme="majorEastAsia" w:cstheme="majorBidi"/>
       <w:color w:val="272727" w:themeColor="text1" w:themeTint="D8"/>
@@ -1308,7 +1253,7 @@
     <w:link w:val="TitleChar"/>
     <w:uiPriority w:val="10"/>
     <w:qFormat/>
-    <w:rsid w:val="00335731"/>
+    <w:rsid w:val="006A54E5"/>
     <w:pPr>
       <w:spacing w:after="80" w:line="240" w:lineRule="auto"/>
       <w:contextualSpacing/>
@@ -1326,7 +1271,7 @@
     <w:basedOn w:val="DefaultParagraphFont"/>
     <w:link w:val="Title"/>
     <w:uiPriority w:val="10"/>
-    <w:rsid w:val="00335731"/>
+    <w:rsid w:val="006A54E5"/>
     <w:rPr>
       <w:rFonts w:asciiTheme="majorHAnsi" w:eastAsiaTheme="majorEastAsia" w:hAnsiTheme="majorHAnsi" w:cstheme="majorBidi"/>
       <w:spacing w:val="-10"/>
@@ -1342,7 +1287,7 @@
     <w:link w:val="SubtitleChar"/>
     <w:uiPriority w:val="11"/>
     <w:qFormat/>
-    <w:rsid w:val="00335731"/>
+    <w:rsid w:val="006A54E5"/>
     <w:pPr>
       <w:numPr>
         <w:ilvl w:val="1"/>
@@ -1361,7 +1306,7 @@
     <w:basedOn w:val="DefaultParagraphFont"/>
     <w:link w:val="Subtitle"/>
     <w:uiPriority w:val="11"/>
-    <w:rsid w:val="00335731"/>
+    <w:rsid w:val="006A54E5"/>
     <w:rPr>
       <w:rFonts w:eastAsiaTheme="majorEastAsia" w:cstheme="majorBidi"/>
       <w:color w:val="595959" w:themeColor="text1" w:themeTint="A6"/>
@@ -1377,7 +1322,7 @@
     <w:link w:val="QuoteChar"/>
     <w:uiPriority w:val="29"/>
     <w:qFormat/>
-    <w:rsid w:val="00335731"/>
+    <w:rsid w:val="006A54E5"/>
     <w:pPr>
       <w:spacing w:before="160"/>
       <w:jc w:val="center"/>
@@ -1393,7 +1338,7 @@
     <w:basedOn w:val="DefaultParagraphFont"/>
     <w:link w:val="Quote"/>
     <w:uiPriority w:val="29"/>
-    <w:rsid w:val="00335731"/>
+    <w:rsid w:val="006A54E5"/>
     <w:rPr>
       <w:i/>
       <w:iCs/>
@@ -1405,7 +1350,7 @@
     <w:basedOn w:val="Normal"/>
     <w:uiPriority w:val="34"/>
     <w:qFormat/>
-    <w:rsid w:val="00335731"/>
+    <w:rsid w:val="006A54E5"/>
     <w:pPr>
       <w:ind w:left="720"/>
       <w:contextualSpacing/>
@@ -1416,7 +1361,7 @@
     <w:basedOn w:val="DefaultParagraphFont"/>
     <w:uiPriority w:val="21"/>
     <w:qFormat/>
-    <w:rsid w:val="00335731"/>
+    <w:rsid w:val="006A54E5"/>
     <w:rPr>
       <w:i/>
       <w:iCs/>
@@ -1430,7 +1375,7 @@
     <w:link w:val="IntenseQuoteChar"/>
     <w:uiPriority w:val="30"/>
     <w:qFormat/>
-    <w:rsid w:val="00335731"/>
+    <w:rsid w:val="006A54E5"/>
     <w:pPr>
       <w:pBdr>
         <w:top w:val="single" w:sz="4" w:space="10" w:color="0F4761" w:themeColor="accent1" w:themeShade="BF"/>
@@ -1451,7 +1396,7 @@
     <w:basedOn w:val="DefaultParagraphFont"/>
     <w:link w:val="IntenseQuote"/>
     <w:uiPriority w:val="30"/>
-    <w:rsid w:val="00335731"/>
+    <w:rsid w:val="006A54E5"/>
     <w:rPr>
       <w:i/>
       <w:iCs/>
@@ -1463,7 +1408,7 @@
     <w:basedOn w:val="DefaultParagraphFont"/>
     <w:uiPriority w:val="32"/>
     <w:qFormat/>
-    <w:rsid w:val="00335731"/>
+    <w:rsid w:val="006A54E5"/>
     <w:rPr>
       <w:b/>
       <w:bCs/>

--- a/Session 4.docx
+++ b/Session 4.docx
@@ -4,87 +4,433 @@
   <w:body>
     <w:p>
       <w:r>
-        <w:t xml:space="preserve">Session 4 -1 </w:t>
-      </w:r>
-    </w:p>
-    <w:p>
-      <w:r>
-        <w:t> </w:t>
-      </w:r>
-    </w:p>
-    <w:p>
-      <w:r>
-        <w:t> </w:t>
-      </w:r>
-    </w:p>
-    <w:p>
-      <w:r>
-        <w:t>import java.io.*;</w:t>
-      </w:r>
-    </w:p>
-    <w:p>
-      <w:r>
-        <w:t>import java.util.*;</w:t>
-      </w:r>
-    </w:p>
-    <w:p>
-      <w:r>
-        <w:t> </w:t>
-      </w:r>
-    </w:p>
-    <w:p>
-      <w:r>
-        <w:t>public class Solution {</w:t>
-      </w:r>
-    </w:p>
-    <w:p>
-      <w:r>
-        <w:t> </w:t>
-      </w:r>
-    </w:p>
-    <w:p>
-      <w:r>
-        <w:t xml:space="preserve">    public static void main(String[] args) {</w:t>
-      </w:r>
-    </w:p>
-    <w:p>
-      <w:r>
-        <w:t xml:space="preserve">        Scanner s = new Scanner(System.in);</w:t>
-      </w:r>
-    </w:p>
-    <w:p>
-      <w:r>
-        <w:t xml:space="preserve">        int t = s.nextInt();</w:t>
-      </w:r>
-    </w:p>
-    <w:p>
-      <w:r>
-        <w:t xml:space="preserve">        String [] pair_left = new String[t];</w:t>
-      </w:r>
-    </w:p>
-    <w:p>
-      <w:r>
-        <w:t xml:space="preserve">        String [] pair_right = new String[t];</w:t>
+        <w:t>Session 4</w:t>
+      </w:r>
+    </w:p>
+    <w:p>
+      <w:r>
+        <w:t> </w:t>
+      </w:r>
+    </w:p>
+    <w:p>
+      <w:r>
+        <w:t xml:space="preserve">import </w:t>
+      </w:r>
+      <w:proofErr w:type="spellStart"/>
+      <w:proofErr w:type="gramStart"/>
+      <w:r>
+        <w:t>java.util</w:t>
+      </w:r>
+      <w:proofErr w:type="gramEnd"/>
+      <w:r>
+        <w:t>.Scanner</w:t>
+      </w:r>
+      <w:proofErr w:type="spellEnd"/>
+      <w:r>
+        <w:t>;</w:t>
+      </w:r>
+    </w:p>
+    <w:p>
+      <w:r>
+        <w:t> </w:t>
+      </w:r>
+    </w:p>
+    <w:p>
+      <w:r>
+        <w:t>// Interface</w:t>
+      </w:r>
+    </w:p>
+    <w:p>
+      <w:r>
+        <w:t>interface Payment {</w:t>
+      </w:r>
+    </w:p>
+    <w:p>
+      <w:r>
+        <w:t xml:space="preserve">    void </w:t>
+      </w:r>
+      <w:proofErr w:type="gramStart"/>
+      <w:r>
+        <w:t>pay(</w:t>
+      </w:r>
+      <w:proofErr w:type="gramEnd"/>
+      <w:r>
+        <w:t>double amount);</w:t>
+      </w:r>
+    </w:p>
+    <w:p>
+      <w:r>
+        <w:t>}</w:t>
+      </w:r>
+    </w:p>
+    <w:p>
+      <w:r>
+        <w:t> </w:t>
+      </w:r>
+    </w:p>
+    <w:p>
+      <w:r>
+        <w:t>// Credit Card Payment</w:t>
+      </w:r>
+    </w:p>
+    <w:p>
+      <w:r>
+        <w:t xml:space="preserve">class </w:t>
+      </w:r>
+      <w:proofErr w:type="spellStart"/>
+      <w:r>
+        <w:t>CreditCardPayment</w:t>
+      </w:r>
+      <w:proofErr w:type="spellEnd"/>
+      <w:r>
+        <w:t xml:space="preserve"> implements Payment {</w:t>
+      </w:r>
+    </w:p>
+    <w:p>
+      <w:r>
+        <w:t xml:space="preserve">    public void </w:t>
+      </w:r>
+      <w:proofErr w:type="gramStart"/>
+      <w:r>
+        <w:t>pay(</w:t>
+      </w:r>
+      <w:proofErr w:type="gramEnd"/>
+      <w:r>
+        <w:t>double amount) {</w:t>
       </w:r>
     </w:p>
     <w:p>
       <w:r>
         <w:t xml:space="preserve">        </w:t>
       </w:r>
-    </w:p>
-    <w:p>
-      <w:r>
-        <w:t xml:space="preserve">        for (int i = 0; i &lt; t; i++) {</w:t>
-      </w:r>
-    </w:p>
-    <w:p>
-      <w:r>
-        <w:t xml:space="preserve">            pair_left[i] = s.next();</w:t>
-      </w:r>
-    </w:p>
-    <w:p>
-      <w:r>
-        <w:t xml:space="preserve">            pair_right[i] = s.next();</w:t>
+      <w:proofErr w:type="spellStart"/>
+      <w:r>
+        <w:t>System.out.println</w:t>
+      </w:r>
+      <w:proofErr w:type="spellEnd"/>
+      <w:r>
+        <w:t>("Credit Card payment: " + amount);</w:t>
+      </w:r>
+    </w:p>
+    <w:p>
+      <w:r>
+        <w:t xml:space="preserve">    }</w:t>
+      </w:r>
+    </w:p>
+    <w:p>
+      <w:r>
+        <w:t>}</w:t>
+      </w:r>
+    </w:p>
+    <w:p>
+      <w:r>
+        <w:t> </w:t>
+      </w:r>
+    </w:p>
+    <w:p>
+      <w:r>
+        <w:t>// UPI Payment</w:t>
+      </w:r>
+    </w:p>
+    <w:p>
+      <w:r>
+        <w:t xml:space="preserve">class </w:t>
+      </w:r>
+      <w:proofErr w:type="spellStart"/>
+      <w:r>
+        <w:t>UPIPayment</w:t>
+      </w:r>
+      <w:proofErr w:type="spellEnd"/>
+      <w:r>
+        <w:t xml:space="preserve"> implements Payment {</w:t>
+      </w:r>
+    </w:p>
+    <w:p>
+      <w:r>
+        <w:t xml:space="preserve">    public void </w:t>
+      </w:r>
+      <w:proofErr w:type="gramStart"/>
+      <w:r>
+        <w:t>pay(</w:t>
+      </w:r>
+      <w:proofErr w:type="gramEnd"/>
+      <w:r>
+        <w:t>double amount) {</w:t>
+      </w:r>
+    </w:p>
+    <w:p>
+      <w:r>
+        <w:t xml:space="preserve">        </w:t>
+      </w:r>
+      <w:proofErr w:type="spellStart"/>
+      <w:r>
+        <w:t>System.out.println</w:t>
+      </w:r>
+      <w:proofErr w:type="spellEnd"/>
+      <w:r>
+        <w:t>("UPI payment: " + amount);</w:t>
+      </w:r>
+    </w:p>
+    <w:p>
+      <w:r>
+        <w:t xml:space="preserve">    }</w:t>
+      </w:r>
+    </w:p>
+    <w:p>
+      <w:r>
+        <w:t>}</w:t>
+      </w:r>
+    </w:p>
+    <w:p>
+      <w:r>
+        <w:t> </w:t>
+      </w:r>
+    </w:p>
+    <w:p>
+      <w:r>
+        <w:t>// Net Banking Payment</w:t>
+      </w:r>
+    </w:p>
+    <w:p>
+      <w:r>
+        <w:t xml:space="preserve">class </w:t>
+      </w:r>
+      <w:proofErr w:type="spellStart"/>
+      <w:r>
+        <w:t>NetBankingPayment</w:t>
+      </w:r>
+      <w:proofErr w:type="spellEnd"/>
+      <w:r>
+        <w:t xml:space="preserve"> implements Payment {</w:t>
+      </w:r>
+    </w:p>
+    <w:p>
+      <w:r>
+        <w:t xml:space="preserve">    public void </w:t>
+      </w:r>
+      <w:proofErr w:type="gramStart"/>
+      <w:r>
+        <w:t>pay(</w:t>
+      </w:r>
+      <w:proofErr w:type="gramEnd"/>
+      <w:r>
+        <w:t>double amount) {</w:t>
+      </w:r>
+    </w:p>
+    <w:p>
+      <w:r>
+        <w:t xml:space="preserve">        </w:t>
+      </w:r>
+      <w:proofErr w:type="spellStart"/>
+      <w:r>
+        <w:t>System.out.println</w:t>
+      </w:r>
+      <w:proofErr w:type="spellEnd"/>
+      <w:r>
+        <w:t>("Net Banking payment: " + amount);</w:t>
+      </w:r>
+    </w:p>
+    <w:p>
+      <w:r>
+        <w:t xml:space="preserve">    }</w:t>
+      </w:r>
+    </w:p>
+    <w:p>
+      <w:r>
+        <w:lastRenderedPageBreak/>
+        <w:t>}</w:t>
+      </w:r>
+    </w:p>
+    <w:p>
+      <w:r>
+        <w:t> </w:t>
+      </w:r>
+    </w:p>
+    <w:p>
+      <w:r>
+        <w:t>// Abstract class</w:t>
+      </w:r>
+    </w:p>
+    <w:p>
+      <w:r>
+        <w:t xml:space="preserve">abstract class </w:t>
+      </w:r>
+      <w:proofErr w:type="spellStart"/>
+      <w:r>
+        <w:t>PaymentProcessor</w:t>
+      </w:r>
+      <w:proofErr w:type="spellEnd"/>
+      <w:r>
+        <w:t xml:space="preserve"> {</w:t>
+      </w:r>
+    </w:p>
+    <w:p>
+      <w:r>
+        <w:t xml:space="preserve">    abstract double </w:t>
+      </w:r>
+      <w:proofErr w:type="spellStart"/>
+      <w:proofErr w:type="gramStart"/>
+      <w:r>
+        <w:t>processPayment</w:t>
+      </w:r>
+      <w:proofErr w:type="spellEnd"/>
+      <w:r>
+        <w:t>(</w:t>
+      </w:r>
+      <w:proofErr w:type="gramEnd"/>
+      <w:r>
+        <w:t>Payment payment, double amount);</w:t>
+      </w:r>
+    </w:p>
+    <w:p>
+      <w:r>
+        <w:t>}</w:t>
+      </w:r>
+    </w:p>
+    <w:p>
+      <w:r>
+        <w:t> </w:t>
+      </w:r>
+    </w:p>
+    <w:p>
+      <w:r>
+        <w:t>// Concrete class</w:t>
+      </w:r>
+    </w:p>
+    <w:p>
+      <w:r>
+        <w:t xml:space="preserve">class </w:t>
+      </w:r>
+      <w:proofErr w:type="spellStart"/>
+      <w:r>
+        <w:t>OnlinePaymentProcessor</w:t>
+      </w:r>
+      <w:proofErr w:type="spellEnd"/>
+      <w:r>
+        <w:t xml:space="preserve"> extends </w:t>
+      </w:r>
+      <w:proofErr w:type="spellStart"/>
+      <w:r>
+        <w:t>PaymentProcessor</w:t>
+      </w:r>
+      <w:proofErr w:type="spellEnd"/>
+      <w:r>
+        <w:t xml:space="preserve"> {</w:t>
+      </w:r>
+    </w:p>
+    <w:p>
+      <w:r>
+        <w:t> </w:t>
+      </w:r>
+    </w:p>
+    <w:p>
+      <w:r>
+        <w:t xml:space="preserve">    @Override</w:t>
+      </w:r>
+    </w:p>
+    <w:p>
+      <w:r>
+        <w:t xml:space="preserve">    double </w:t>
+      </w:r>
+      <w:proofErr w:type="spellStart"/>
+      <w:proofErr w:type="gramStart"/>
+      <w:r>
+        <w:t>processPayment</w:t>
+      </w:r>
+      <w:proofErr w:type="spellEnd"/>
+      <w:r>
+        <w:t>(</w:t>
+      </w:r>
+      <w:proofErr w:type="gramEnd"/>
+      <w:r>
+        <w:t>Payment payment, double amount) {</w:t>
+      </w:r>
+    </w:p>
+    <w:p>
+      <w:r>
+        <w:t> </w:t>
+      </w:r>
+    </w:p>
+    <w:p>
+      <w:r>
+        <w:t xml:space="preserve">        double fee;</w:t>
+      </w:r>
+    </w:p>
+    <w:p>
+      <w:r>
+        <w:t> </w:t>
+      </w:r>
+    </w:p>
+    <w:p>
+      <w:r>
+        <w:t xml:space="preserve">        if (payment </w:t>
+      </w:r>
+      <w:proofErr w:type="spellStart"/>
+      <w:r>
+        <w:t>instanceof</w:t>
+      </w:r>
+      <w:proofErr w:type="spellEnd"/>
+      <w:r>
+        <w:t xml:space="preserve"> </w:t>
+      </w:r>
+      <w:proofErr w:type="spellStart"/>
+      <w:r>
+        <w:t>CreditCardPayment</w:t>
+      </w:r>
+      <w:proofErr w:type="spellEnd"/>
+      <w:r>
+        <w:t>) {</w:t>
+      </w:r>
+    </w:p>
+    <w:p>
+      <w:r>
+        <w:t xml:space="preserve">            fee = amount * 0.02;</w:t>
+      </w:r>
+    </w:p>
+    <w:p>
+      <w:r>
+        <w:t xml:space="preserve">        } </w:t>
+      </w:r>
+    </w:p>
+    <w:p>
+      <w:r>
+        <w:t xml:space="preserve">        else if (payment </w:t>
+      </w:r>
+      <w:proofErr w:type="spellStart"/>
+      <w:r>
+        <w:t>instanceof</w:t>
+      </w:r>
+      <w:proofErr w:type="spellEnd"/>
+      <w:r>
+        <w:t xml:space="preserve"> </w:t>
+      </w:r>
+      <w:proofErr w:type="spellStart"/>
+      <w:r>
+        <w:t>UPIPayment</w:t>
+      </w:r>
+      <w:proofErr w:type="spellEnd"/>
+      <w:r>
+        <w:t>) {</w:t>
+      </w:r>
+    </w:p>
+    <w:p>
+      <w:r>
+        <w:t xml:space="preserve">            fee = amount * 0.01;</w:t>
+      </w:r>
+    </w:p>
+    <w:p>
+      <w:r>
+        <w:t xml:space="preserve">        } </w:t>
+      </w:r>
+    </w:p>
+    <w:p>
+      <w:r>
+        <w:t xml:space="preserve">        else {</w:t>
+      </w:r>
+    </w:p>
+    <w:p>
+      <w:r>
+        <w:t xml:space="preserve">            fee = amount * 0.015;</w:t>
       </w:r>
     </w:p>
     <w:p>
@@ -99,22 +445,435 @@
     </w:p>
     <w:p>
       <w:r>
-        <w:t xml:space="preserve">        HashSet&lt;String&gt; set = new HashSet&lt;&gt;();</w:t>
-      </w:r>
-    </w:p>
-    <w:p>
-      <w:r>
-        <w:t xml:space="preserve">        for (int i = 0; i &lt; t; i++) {</w:t>
-      </w:r>
-    </w:p>
-    <w:p>
-      <w:r>
-        <w:t xml:space="preserve">            set.add(pair_left[i] + " " + pair_right[i]);</w:t>
-      </w:r>
-    </w:p>
-    <w:p>
-      <w:r>
-        <w:t xml:space="preserve">            System.out.println(set.size());</w:t>
+        <w:t xml:space="preserve">        return amount + fee;</w:t>
+      </w:r>
+    </w:p>
+    <w:p>
+      <w:r>
+        <w:t xml:space="preserve">    }</w:t>
+      </w:r>
+    </w:p>
+    <w:p>
+      <w:r>
+        <w:t>}</w:t>
+      </w:r>
+    </w:p>
+    <w:p>
+      <w:r>
+        <w:lastRenderedPageBreak/>
+        <w:t> </w:t>
+      </w:r>
+    </w:p>
+    <w:p>
+      <w:r>
+        <w:t>// Main class</w:t>
+      </w:r>
+    </w:p>
+    <w:p>
+      <w:r>
+        <w:t xml:space="preserve">public class </w:t>
+      </w:r>
+      <w:proofErr w:type="spellStart"/>
+      <w:r>
+        <w:t>PaymentProcessingSystem</w:t>
+      </w:r>
+      <w:proofErr w:type="spellEnd"/>
+      <w:r>
+        <w:t xml:space="preserve"> {</w:t>
+      </w:r>
+    </w:p>
+    <w:p>
+      <w:r>
+        <w:t> </w:t>
+      </w:r>
+    </w:p>
+    <w:p>
+      <w:r>
+        <w:t xml:space="preserve">    public static void </w:t>
+      </w:r>
+      <w:proofErr w:type="gramStart"/>
+      <w:r>
+        <w:t>main(String[</w:t>
+      </w:r>
+      <w:proofErr w:type="gramEnd"/>
+      <w:r>
+        <w:t xml:space="preserve">] </w:t>
+      </w:r>
+      <w:proofErr w:type="spellStart"/>
+      <w:r>
+        <w:t>args</w:t>
+      </w:r>
+      <w:proofErr w:type="spellEnd"/>
+      <w:r>
+        <w:t>) {</w:t>
+      </w:r>
+    </w:p>
+    <w:p>
+      <w:r>
+        <w:t> </w:t>
+      </w:r>
+    </w:p>
+    <w:p>
+      <w:r>
+        <w:t xml:space="preserve">        Scanner </w:t>
+      </w:r>
+      <w:proofErr w:type="spellStart"/>
+      <w:r>
+        <w:t>sc</w:t>
+      </w:r>
+      <w:proofErr w:type="spellEnd"/>
+      <w:r>
+        <w:t xml:space="preserve"> = new </w:t>
+      </w:r>
+      <w:proofErr w:type="gramStart"/>
+      <w:r>
+        <w:t>Scanner(</w:t>
+      </w:r>
+      <w:proofErr w:type="gramEnd"/>
+      <w:r>
+        <w:t>System.in);</w:t>
+      </w:r>
+    </w:p>
+    <w:p>
+      <w:r>
+        <w:t> </w:t>
+      </w:r>
+    </w:p>
+    <w:p>
+      <w:r>
+        <w:t xml:space="preserve">        int N = </w:t>
+      </w:r>
+      <w:proofErr w:type="spellStart"/>
+      <w:proofErr w:type="gramStart"/>
+      <w:r>
+        <w:t>sc.nextInt</w:t>
+      </w:r>
+      <w:proofErr w:type="spellEnd"/>
+      <w:proofErr w:type="gramEnd"/>
+      <w:r>
+        <w:t>();</w:t>
+      </w:r>
+    </w:p>
+    <w:p>
+      <w:r>
+        <w:t> </w:t>
+      </w:r>
+    </w:p>
+    <w:p>
+      <w:r>
+        <w:t xml:space="preserve">        </w:t>
+      </w:r>
+      <w:proofErr w:type="spellStart"/>
+      <w:r>
+        <w:t>PaymentProcessor</w:t>
+      </w:r>
+      <w:proofErr w:type="spellEnd"/>
+      <w:r>
+        <w:t xml:space="preserve"> processor = new </w:t>
+      </w:r>
+      <w:proofErr w:type="spellStart"/>
+      <w:proofErr w:type="gramStart"/>
+      <w:r>
+        <w:t>OnlinePaymentProcessor</w:t>
+      </w:r>
+      <w:proofErr w:type="spellEnd"/>
+      <w:r>
+        <w:t>(</w:t>
+      </w:r>
+      <w:proofErr w:type="gramEnd"/>
+      <w:r>
+        <w:t>);</w:t>
+      </w:r>
+    </w:p>
+    <w:p>
+      <w:r>
+        <w:t> </w:t>
+      </w:r>
+    </w:p>
+    <w:p>
+      <w:r>
+        <w:t xml:space="preserve">        for (int </w:t>
+      </w:r>
+      <w:proofErr w:type="spellStart"/>
+      <w:r>
+        <w:t>i</w:t>
+      </w:r>
+      <w:proofErr w:type="spellEnd"/>
+      <w:r>
+        <w:t xml:space="preserve"> = 0; </w:t>
+      </w:r>
+      <w:proofErr w:type="spellStart"/>
+      <w:r>
+        <w:t>i</w:t>
+      </w:r>
+      <w:proofErr w:type="spellEnd"/>
+      <w:r>
+        <w:t xml:space="preserve"> &lt; N; </w:t>
+      </w:r>
+      <w:proofErr w:type="spellStart"/>
+      <w:r>
+        <w:t>i</w:t>
+      </w:r>
+      <w:proofErr w:type="spellEnd"/>
+      <w:r>
+        <w:t>++) {</w:t>
+      </w:r>
+    </w:p>
+    <w:p>
+      <w:r>
+        <w:t> </w:t>
+      </w:r>
+    </w:p>
+    <w:p>
+      <w:r>
+        <w:t xml:space="preserve">            int </w:t>
+      </w:r>
+      <w:proofErr w:type="spellStart"/>
+      <w:r>
+        <w:t>paymentType</w:t>
+      </w:r>
+      <w:proofErr w:type="spellEnd"/>
+      <w:r>
+        <w:t xml:space="preserve"> = </w:t>
+      </w:r>
+      <w:proofErr w:type="spellStart"/>
+      <w:proofErr w:type="gramStart"/>
+      <w:r>
+        <w:t>sc.nextInt</w:t>
+      </w:r>
+      <w:proofErr w:type="spellEnd"/>
+      <w:proofErr w:type="gramEnd"/>
+      <w:r>
+        <w:t>();</w:t>
+      </w:r>
+    </w:p>
+    <w:p>
+      <w:r>
+        <w:t xml:space="preserve">            double amount = </w:t>
+      </w:r>
+      <w:proofErr w:type="spellStart"/>
+      <w:proofErr w:type="gramStart"/>
+      <w:r>
+        <w:t>sc.nextDouble</w:t>
+      </w:r>
+      <w:proofErr w:type="spellEnd"/>
+      <w:proofErr w:type="gramEnd"/>
+      <w:r>
+        <w:t>();</w:t>
+      </w:r>
+    </w:p>
+    <w:p>
+      <w:r>
+        <w:t> </w:t>
+      </w:r>
+    </w:p>
+    <w:p>
+      <w:r>
+        <w:t xml:space="preserve">            Payment </w:t>
+      </w:r>
+      <w:proofErr w:type="spellStart"/>
+      <w:r>
+        <w:t>payment</w:t>
+      </w:r>
+      <w:proofErr w:type="spellEnd"/>
+      <w:r>
+        <w:t>;</w:t>
+      </w:r>
+    </w:p>
+    <w:p>
+      <w:r>
+        <w:t xml:space="preserve">            String type;</w:t>
+      </w:r>
+    </w:p>
+    <w:p>
+      <w:r>
+        <w:t> </w:t>
+      </w:r>
+    </w:p>
+    <w:p>
+      <w:r>
+        <w:t xml:space="preserve">            if (</w:t>
+      </w:r>
+      <w:proofErr w:type="spellStart"/>
+      <w:r>
+        <w:t>paymentType</w:t>
+      </w:r>
+      <w:proofErr w:type="spellEnd"/>
+      <w:r>
+        <w:t xml:space="preserve"> == 1) {</w:t>
+      </w:r>
+    </w:p>
+    <w:p>
+      <w:r>
+        <w:t xml:space="preserve">                payment = new </w:t>
+      </w:r>
+      <w:proofErr w:type="spellStart"/>
+      <w:proofErr w:type="gramStart"/>
+      <w:r>
+        <w:t>CreditCardPayment</w:t>
+      </w:r>
+      <w:proofErr w:type="spellEnd"/>
+      <w:r>
+        <w:t>(</w:t>
+      </w:r>
+      <w:proofErr w:type="gramEnd"/>
+      <w:r>
+        <w:t>);</w:t>
+      </w:r>
+    </w:p>
+    <w:p>
+      <w:r>
+        <w:t xml:space="preserve">                type = "</w:t>
+      </w:r>
+      <w:proofErr w:type="spellStart"/>
+      <w:r>
+        <w:t>CreditCard</w:t>
+      </w:r>
+      <w:proofErr w:type="spellEnd"/>
+      <w:r>
+        <w:t>";</w:t>
+      </w:r>
+    </w:p>
+    <w:p>
+      <w:r>
+        <w:t xml:space="preserve">            } </w:t>
+      </w:r>
+    </w:p>
+    <w:p>
+      <w:r>
+        <w:t xml:space="preserve">            else if (</w:t>
+      </w:r>
+      <w:proofErr w:type="spellStart"/>
+      <w:r>
+        <w:t>paymentType</w:t>
+      </w:r>
+      <w:proofErr w:type="spellEnd"/>
+      <w:r>
+        <w:t xml:space="preserve"> == 2) {</w:t>
+      </w:r>
+    </w:p>
+    <w:p>
+      <w:r>
+        <w:t xml:space="preserve">                payment = new </w:t>
+      </w:r>
+      <w:proofErr w:type="spellStart"/>
+      <w:proofErr w:type="gramStart"/>
+      <w:r>
+        <w:t>UPIPayment</w:t>
+      </w:r>
+      <w:proofErr w:type="spellEnd"/>
+      <w:r>
+        <w:t>(</w:t>
+      </w:r>
+      <w:proofErr w:type="gramEnd"/>
+      <w:r>
+        <w:t>);</w:t>
+      </w:r>
+    </w:p>
+    <w:p>
+      <w:r>
+        <w:t xml:space="preserve">                type = "UPI";</w:t>
+      </w:r>
+    </w:p>
+    <w:p>
+      <w:r>
+        <w:t xml:space="preserve">            } </w:t>
+      </w:r>
+    </w:p>
+    <w:p>
+      <w:r>
+        <w:lastRenderedPageBreak/>
+        <w:t xml:space="preserve">            else {</w:t>
+      </w:r>
+    </w:p>
+    <w:p>
+      <w:r>
+        <w:t xml:space="preserve">                payment = new </w:t>
+      </w:r>
+      <w:proofErr w:type="spellStart"/>
+      <w:proofErr w:type="gramStart"/>
+      <w:r>
+        <w:t>NetBankingPayment</w:t>
+      </w:r>
+      <w:proofErr w:type="spellEnd"/>
+      <w:r>
+        <w:t>(</w:t>
+      </w:r>
+      <w:proofErr w:type="gramEnd"/>
+      <w:r>
+        <w:t>);</w:t>
+      </w:r>
+    </w:p>
+    <w:p>
+      <w:r>
+        <w:t xml:space="preserve">                type = "</w:t>
+      </w:r>
+      <w:proofErr w:type="spellStart"/>
+      <w:r>
+        <w:t>NetBanking</w:t>
+      </w:r>
+      <w:proofErr w:type="spellEnd"/>
+      <w:r>
+        <w:t>";</w:t>
+      </w:r>
+    </w:p>
+    <w:p>
+      <w:r>
+        <w:t xml:space="preserve">            }</w:t>
+      </w:r>
+    </w:p>
+    <w:p>
+      <w:r>
+        <w:t> </w:t>
+      </w:r>
+    </w:p>
+    <w:p>
+      <w:r>
+        <w:t xml:space="preserve">            double </w:t>
+      </w:r>
+      <w:proofErr w:type="spellStart"/>
+      <w:r>
+        <w:t>finalAmount</w:t>
+      </w:r>
+      <w:proofErr w:type="spellEnd"/>
+      <w:r>
+        <w:t xml:space="preserve"> = </w:t>
+      </w:r>
+      <w:proofErr w:type="spellStart"/>
+      <w:proofErr w:type="gramStart"/>
+      <w:r>
+        <w:t>processor.processPayment</w:t>
+      </w:r>
+      <w:proofErr w:type="spellEnd"/>
+      <w:proofErr w:type="gramEnd"/>
+      <w:r>
+        <w:t>(payment, amount);</w:t>
+      </w:r>
+    </w:p>
+    <w:p>
+      <w:r>
+        <w:t> </w:t>
+      </w:r>
+    </w:p>
+    <w:p>
+      <w:r>
+        <w:t xml:space="preserve">            </w:t>
+      </w:r>
+      <w:proofErr w:type="spellStart"/>
+      <w:r>
+        <w:t>System.out.printf</w:t>
+      </w:r>
+      <w:proofErr w:type="spellEnd"/>
+      <w:r>
+        <w:t xml:space="preserve">("%s %.2f%n", type, </w:t>
+      </w:r>
+      <w:proofErr w:type="spellStart"/>
+      <w:r>
+        <w:t>finalAmount</w:t>
+      </w:r>
+      <w:proofErr w:type="spellEnd"/>
+      <w:r>
+        <w:t>);</w:t>
       </w:r>
     </w:p>
     <w:p>
@@ -124,7 +883,22 @@
     </w:p>
     <w:p>
       <w:r>
-        <w:t xml:space="preserve">        s.close();</w:t>
+        <w:t> </w:t>
+      </w:r>
+    </w:p>
+    <w:p>
+      <w:r>
+        <w:t xml:space="preserve">        </w:t>
+      </w:r>
+      <w:proofErr w:type="spellStart"/>
+      <w:proofErr w:type="gramStart"/>
+      <w:r>
+        <w:t>sc.close</w:t>
+      </w:r>
+      <w:proofErr w:type="spellEnd"/>
+      <w:proofErr w:type="gramEnd"/>
+      <w:r>
+        <w:t>();</w:t>
       </w:r>
     </w:p>
     <w:p>
@@ -144,12 +918,16 @@
     </w:p>
     <w:p>
       <w:r>
-        <w:lastRenderedPageBreak/>
+        <w:t> </w:t>
+      </w:r>
+    </w:p>
+    <w:p>
+      <w:r>
         <w:drawing>
-          <wp:inline distT="0" distB="0" distL="0" distR="0" wp14:anchorId="3E836AB4" wp14:editId="2F1C9584">
-            <wp:extent cx="4800600" cy="3383280"/>
-            <wp:effectExtent l="0" t="0" r="0" b="7620"/>
-            <wp:docPr id="678847124" name="Picture 2"/>
+          <wp:inline distT="0" distB="0" distL="0" distR="0" wp14:anchorId="5F75415A" wp14:editId="57122DAE">
+            <wp:extent cx="5731510" cy="1320165"/>
+            <wp:effectExtent l="0" t="0" r="2540" b="0"/>
+            <wp:docPr id="113957577" name="Picture 2"/>
             <wp:cNvGraphicFramePr>
               <a:graphicFrameLocks xmlns:a="http://schemas.openxmlformats.org/drawingml/2006/main" noChangeAspect="1"/>
             </wp:cNvGraphicFramePr>
@@ -178,297 +956,7 @@
                   <pic:spPr bwMode="auto">
                     <a:xfrm>
                       <a:off x="0" y="0"/>
-                      <a:ext cx="4800600" cy="3383280"/>
-                    </a:xfrm>
-                    <a:prstGeom prst="rect">
-                      <a:avLst/>
-                    </a:prstGeom>
-                    <a:noFill/>
-                    <a:ln>
-                      <a:noFill/>
-                    </a:ln>
-                  </pic:spPr>
-                </pic:pic>
-              </a:graphicData>
-            </a:graphic>
-          </wp:inline>
-        </w:drawing>
-      </w:r>
-    </w:p>
-    <w:p>
-      <w:r>
-        <w:t> </w:t>
-      </w:r>
-    </w:p>
-    <w:p/>
-    <w:p>
-      <w:r>
-        <w:t>Session 4 -2</w:t>
-      </w:r>
-    </w:p>
-    <w:p>
-      <w:r>
-        <w:t> </w:t>
-      </w:r>
-    </w:p>
-    <w:p>
-      <w:r>
-        <w:t> </w:t>
-      </w:r>
-    </w:p>
-    <w:p>
-      <w:r>
-        <w:t>import java.util.*;</w:t>
-      </w:r>
-    </w:p>
-    <w:p>
-      <w:r>
-        <w:t> </w:t>
-      </w:r>
-    </w:p>
-    <w:p>
-      <w:r>
-        <w:t>interface Food {</w:t>
-      </w:r>
-    </w:p>
-    <w:p>
-      <w:r>
-        <w:t xml:space="preserve">    public String getType();</w:t>
-      </w:r>
-    </w:p>
-    <w:p>
-      <w:r>
-        <w:t>}</w:t>
-      </w:r>
-    </w:p>
-    <w:p>
-      <w:r>
-        <w:t> </w:t>
-      </w:r>
-    </w:p>
-    <w:p>
-      <w:r>
-        <w:t>class Pizza implements Food {</w:t>
-      </w:r>
-    </w:p>
-    <w:p>
-      <w:r>
-        <w:t xml:space="preserve">    public String getType() {</w:t>
-      </w:r>
-    </w:p>
-    <w:p>
-      <w:r>
-        <w:t xml:space="preserve">        return "Someone ordered Fast Food!";</w:t>
-      </w:r>
-    </w:p>
-    <w:p>
-      <w:r>
-        <w:t xml:space="preserve">    }</w:t>
-      </w:r>
-    </w:p>
-    <w:p>
-      <w:r>
-        <w:t>}</w:t>
-      </w:r>
-    </w:p>
-    <w:p>
-      <w:r>
-        <w:t> </w:t>
-      </w:r>
-    </w:p>
-    <w:p>
-      <w:r>
-        <w:lastRenderedPageBreak/>
-        <w:t>class Cake implements Food {</w:t>
-      </w:r>
-    </w:p>
-    <w:p>
-      <w:r>
-        <w:t xml:space="preserve">    public String getType() {</w:t>
-      </w:r>
-    </w:p>
-    <w:p>
-      <w:r>
-        <w:t xml:space="preserve">        return "Someone ordered a Dessert!";</w:t>
-      </w:r>
-    </w:p>
-    <w:p>
-      <w:r>
-        <w:t xml:space="preserve">    }</w:t>
-      </w:r>
-    </w:p>
-    <w:p>
-      <w:r>
-        <w:t>}</w:t>
-      </w:r>
-    </w:p>
-    <w:p>
-      <w:r>
-        <w:t> </w:t>
-      </w:r>
-    </w:p>
-    <w:p>
-      <w:r>
-        <w:t>class FoodFactory {</w:t>
-      </w:r>
-    </w:p>
-    <w:p>
-      <w:r>
-        <w:t xml:space="preserve">    public Food getFood(String order) {</w:t>
-      </w:r>
-    </w:p>
-    <w:p>
-      <w:r>
-        <w:t xml:space="preserve">        if (order == null) {</w:t>
-      </w:r>
-    </w:p>
-    <w:p>
-      <w:r>
-        <w:t xml:space="preserve">            return null;</w:t>
-      </w:r>
-    </w:p>
-    <w:p>
-      <w:r>
-        <w:t xml:space="preserve">        }</w:t>
-      </w:r>
-    </w:p>
-    <w:p>
-      <w:r>
-        <w:t xml:space="preserve">        if (order.equalsIgnoreCase("pizza")) {</w:t>
-      </w:r>
-    </w:p>
-    <w:p>
-      <w:r>
-        <w:t xml:space="preserve">            return new Pizza();</w:t>
-      </w:r>
-    </w:p>
-    <w:p>
-      <w:r>
-        <w:t xml:space="preserve">        } else if (order.equalsIgnoreCase("cake")) {</w:t>
-      </w:r>
-    </w:p>
-    <w:p>
-      <w:r>
-        <w:t xml:space="preserve">            return new Cake();</w:t>
-      </w:r>
-    </w:p>
-    <w:p>
-      <w:r>
-        <w:t xml:space="preserve">        }</w:t>
-      </w:r>
-    </w:p>
-    <w:p>
-      <w:r>
-        <w:t xml:space="preserve">        return null;</w:t>
-      </w:r>
-    </w:p>
-    <w:p>
-      <w:r>
-        <w:t xml:space="preserve">    }</w:t>
-      </w:r>
-    </w:p>
-    <w:p>
-      <w:r>
-        <w:t>}</w:t>
-      </w:r>
-    </w:p>
-    <w:p>
-      <w:r>
-        <w:t> </w:t>
-      </w:r>
-    </w:p>
-    <w:p>
-      <w:r>
-        <w:t>public class Solution {</w:t>
-      </w:r>
-    </w:p>
-    <w:p>
-      <w:r>
-        <w:t xml:space="preserve">    public static void main(String args[]) {</w:t>
-      </w:r>
-    </w:p>
-    <w:p>
-      <w:r>
-        <w:t xml:space="preserve">        Scanner sc = new Scanner(System.in);</w:t>
-      </w:r>
-    </w:p>
-    <w:p>
-      <w:r>
-        <w:t xml:space="preserve">        FoodFactory foodFactory = new FoodFactory();</w:t>
-      </w:r>
-    </w:p>
-    <w:p>
-      <w:r>
-        <w:t xml:space="preserve">        Food food = foodFactory.getFood(sc.nextLine());</w:t>
-      </w:r>
-    </w:p>
-    <w:p>
-      <w:r>
-        <w:t xml:space="preserve">        System.out.println("The factory returned " + food.getClass());</w:t>
-      </w:r>
-    </w:p>
-    <w:p>
-      <w:r>
-        <w:t xml:space="preserve">        System.out.println(food.getType());</w:t>
-      </w:r>
-    </w:p>
-    <w:p>
-      <w:r>
-        <w:t xml:space="preserve">        sc.close();</w:t>
-      </w:r>
-    </w:p>
-    <w:p>
-      <w:r>
-        <w:lastRenderedPageBreak/>
-        <w:t xml:space="preserve">    }</w:t>
-      </w:r>
-    </w:p>
-    <w:p>
-      <w:r>
-        <w:t>}</w:t>
-      </w:r>
-    </w:p>
-    <w:p>
-      <w:r>
-        <w:t> </w:t>
-      </w:r>
-    </w:p>
-    <w:p>
-      <w:r>
-        <w:drawing>
-          <wp:inline distT="0" distB="0" distL="0" distR="0" wp14:anchorId="05FB3AE5" wp14:editId="05799171">
-            <wp:extent cx="4762500" cy="3093720"/>
-            <wp:effectExtent l="0" t="0" r="0" b="0"/>
-            <wp:docPr id="1089223046" name="Picture 4"/>
-            <wp:cNvGraphicFramePr>
-              <a:graphicFrameLocks xmlns:a="http://schemas.openxmlformats.org/drawingml/2006/main" noChangeAspect="1"/>
-            </wp:cNvGraphicFramePr>
-            <a:graphic xmlns:a="http://schemas.openxmlformats.org/drawingml/2006/main">
-              <a:graphicData uri="http://schemas.openxmlformats.org/drawingml/2006/picture">
-                <pic:pic xmlns:pic="http://schemas.openxmlformats.org/drawingml/2006/picture">
-                  <pic:nvPicPr>
-                    <pic:cNvPr id="0" name="Picture 13"/>
-                    <pic:cNvPicPr>
-                      <a:picLocks noChangeAspect="1" noChangeArrowheads="1"/>
-                    </pic:cNvPicPr>
-                  </pic:nvPicPr>
-                  <pic:blipFill>
-                    <a:blip r:embed="rId5">
-                      <a:extLst>
-                        <a:ext uri="{28A0092B-C50C-407E-A947-70E740481C1C}">
-                          <a14:useLocalDpi xmlns:a14="http://schemas.microsoft.com/office/drawing/2010/main" val="0"/>
-                        </a:ext>
-                      </a:extLst>
-                    </a:blip>
-                    <a:srcRect/>
-                    <a:stretch>
-                      <a:fillRect/>
-                    </a:stretch>
-                  </pic:blipFill>
-                  <pic:spPr bwMode="auto">
-                    <a:xfrm>
-                      <a:off x="0" y="0"/>
-                      <a:ext cx="4762500" cy="3093720"/>
+                      <a:ext cx="5731510" cy="1320165"/>
                     </a:xfrm>
                     <a:prstGeom prst="rect">
                       <a:avLst/>
@@ -909,7 +1397,7 @@
     <w:link w:val="Heading1Char"/>
     <w:uiPriority w:val="9"/>
     <w:qFormat/>
-    <w:rsid w:val="006A54E5"/>
+    <w:rsid w:val="00877AF0"/>
     <w:pPr>
       <w:keepNext/>
       <w:keepLines/>
@@ -932,7 +1420,7 @@
     <w:semiHidden/>
     <w:unhideWhenUsed/>
     <w:qFormat/>
-    <w:rsid w:val="006A54E5"/>
+    <w:rsid w:val="00877AF0"/>
     <w:pPr>
       <w:keepNext/>
       <w:keepLines/>
@@ -955,7 +1443,7 @@
     <w:semiHidden/>
     <w:unhideWhenUsed/>
     <w:qFormat/>
-    <w:rsid w:val="006A54E5"/>
+    <w:rsid w:val="00877AF0"/>
     <w:pPr>
       <w:keepNext/>
       <w:keepLines/>
@@ -978,7 +1466,7 @@
     <w:semiHidden/>
     <w:unhideWhenUsed/>
     <w:qFormat/>
-    <w:rsid w:val="006A54E5"/>
+    <w:rsid w:val="00877AF0"/>
     <w:pPr>
       <w:keepNext/>
       <w:keepLines/>
@@ -1001,7 +1489,7 @@
     <w:semiHidden/>
     <w:unhideWhenUsed/>
     <w:qFormat/>
-    <w:rsid w:val="006A54E5"/>
+    <w:rsid w:val="00877AF0"/>
     <w:pPr>
       <w:keepNext/>
       <w:keepLines/>
@@ -1022,7 +1510,7 @@
     <w:semiHidden/>
     <w:unhideWhenUsed/>
     <w:qFormat/>
-    <w:rsid w:val="006A54E5"/>
+    <w:rsid w:val="00877AF0"/>
     <w:pPr>
       <w:keepNext/>
       <w:keepLines/>
@@ -1045,7 +1533,7 @@
     <w:semiHidden/>
     <w:unhideWhenUsed/>
     <w:qFormat/>
-    <w:rsid w:val="006A54E5"/>
+    <w:rsid w:val="00877AF0"/>
     <w:pPr>
       <w:keepNext/>
       <w:keepLines/>
@@ -1066,7 +1554,7 @@
     <w:semiHidden/>
     <w:unhideWhenUsed/>
     <w:qFormat/>
-    <w:rsid w:val="006A54E5"/>
+    <w:rsid w:val="00877AF0"/>
     <w:pPr>
       <w:keepNext/>
       <w:keepLines/>
@@ -1089,7 +1577,7 @@
     <w:semiHidden/>
     <w:unhideWhenUsed/>
     <w:qFormat/>
-    <w:rsid w:val="006A54E5"/>
+    <w:rsid w:val="00877AF0"/>
     <w:pPr>
       <w:keepNext/>
       <w:keepLines/>
@@ -1132,7 +1620,7 @@
     <w:basedOn w:val="DefaultParagraphFont"/>
     <w:link w:val="Heading1"/>
     <w:uiPriority w:val="9"/>
-    <w:rsid w:val="006A54E5"/>
+    <w:rsid w:val="00877AF0"/>
     <w:rPr>
       <w:rFonts w:asciiTheme="majorHAnsi" w:eastAsiaTheme="majorEastAsia" w:hAnsiTheme="majorHAnsi" w:cstheme="majorBidi"/>
       <w:color w:val="0F4761" w:themeColor="accent1" w:themeShade="BF"/>
@@ -1146,7 +1634,7 @@
     <w:link w:val="Heading2"/>
     <w:uiPriority w:val="9"/>
     <w:semiHidden/>
-    <w:rsid w:val="006A54E5"/>
+    <w:rsid w:val="00877AF0"/>
     <w:rPr>
       <w:rFonts w:asciiTheme="majorHAnsi" w:eastAsiaTheme="majorEastAsia" w:hAnsiTheme="majorHAnsi" w:cstheme="majorBidi"/>
       <w:color w:val="0F4761" w:themeColor="accent1" w:themeShade="BF"/>
@@ -1160,7 +1648,7 @@
     <w:link w:val="Heading3"/>
     <w:uiPriority w:val="9"/>
     <w:semiHidden/>
-    <w:rsid w:val="006A54E5"/>
+    <w:rsid w:val="00877AF0"/>
     <w:rPr>
       <w:rFonts w:eastAsiaTheme="majorEastAsia" w:cstheme="majorBidi"/>
       <w:color w:val="0F4761" w:themeColor="accent1" w:themeShade="BF"/>
@@ -1174,7 +1662,7 @@
     <w:link w:val="Heading4"/>
     <w:uiPriority w:val="9"/>
     <w:semiHidden/>
-    <w:rsid w:val="006A54E5"/>
+    <w:rsid w:val="00877AF0"/>
     <w:rPr>
       <w:rFonts w:eastAsiaTheme="majorEastAsia" w:cstheme="majorBidi"/>
       <w:i/>
@@ -1188,7 +1676,7 @@
     <w:link w:val="Heading5"/>
     <w:uiPriority w:val="9"/>
     <w:semiHidden/>
-    <w:rsid w:val="006A54E5"/>
+    <w:rsid w:val="00877AF0"/>
     <w:rPr>
       <w:rFonts w:eastAsiaTheme="majorEastAsia" w:cstheme="majorBidi"/>
       <w:color w:val="0F4761" w:themeColor="accent1" w:themeShade="BF"/>
@@ -1200,7 +1688,7 @@
     <w:link w:val="Heading6"/>
     <w:uiPriority w:val="9"/>
     <w:semiHidden/>
-    <w:rsid w:val="006A54E5"/>
+    <w:rsid w:val="00877AF0"/>
     <w:rPr>
       <w:rFonts w:eastAsiaTheme="majorEastAsia" w:cstheme="majorBidi"/>
       <w:i/>
@@ -1214,7 +1702,7 @@
     <w:link w:val="Heading7"/>
     <w:uiPriority w:val="9"/>
     <w:semiHidden/>
-    <w:rsid w:val="006A54E5"/>
+    <w:rsid w:val="00877AF0"/>
     <w:rPr>
       <w:rFonts w:eastAsiaTheme="majorEastAsia" w:cstheme="majorBidi"/>
       <w:color w:val="595959" w:themeColor="text1" w:themeTint="A6"/>
@@ -1226,7 +1714,7 @@
     <w:link w:val="Heading8"/>
     <w:uiPriority w:val="9"/>
     <w:semiHidden/>
-    <w:rsid w:val="006A54E5"/>
+    <w:rsid w:val="00877AF0"/>
     <w:rPr>
       <w:rFonts w:eastAsiaTheme="majorEastAsia" w:cstheme="majorBidi"/>
       <w:i/>
@@ -1240,7 +1728,7 @@
     <w:link w:val="Heading9"/>
     <w:uiPriority w:val="9"/>
     <w:semiHidden/>
-    <w:rsid w:val="006A54E5"/>
+    <w:rsid w:val="00877AF0"/>
     <w:rPr>
       <w:rFonts w:eastAsiaTheme="majorEastAsia" w:cstheme="majorBidi"/>
       <w:color w:val="272727" w:themeColor="text1" w:themeTint="D8"/>
@@ -1253,7 +1741,7 @@
     <w:link w:val="TitleChar"/>
     <w:uiPriority w:val="10"/>
     <w:qFormat/>
-    <w:rsid w:val="006A54E5"/>
+    <w:rsid w:val="00877AF0"/>
     <w:pPr>
       <w:spacing w:after="80" w:line="240" w:lineRule="auto"/>
       <w:contextualSpacing/>
@@ -1271,7 +1759,7 @@
     <w:basedOn w:val="DefaultParagraphFont"/>
     <w:link w:val="Title"/>
     <w:uiPriority w:val="10"/>
-    <w:rsid w:val="006A54E5"/>
+    <w:rsid w:val="00877AF0"/>
     <w:rPr>
       <w:rFonts w:asciiTheme="majorHAnsi" w:eastAsiaTheme="majorEastAsia" w:hAnsiTheme="majorHAnsi" w:cstheme="majorBidi"/>
       <w:spacing w:val="-10"/>
@@ -1287,7 +1775,7 @@
     <w:link w:val="SubtitleChar"/>
     <w:uiPriority w:val="11"/>
     <w:qFormat/>
-    <w:rsid w:val="006A54E5"/>
+    <w:rsid w:val="00877AF0"/>
     <w:pPr>
       <w:numPr>
         <w:ilvl w:val="1"/>
@@ -1306,7 +1794,7 @@
     <w:basedOn w:val="DefaultParagraphFont"/>
     <w:link w:val="Subtitle"/>
     <w:uiPriority w:val="11"/>
-    <w:rsid w:val="006A54E5"/>
+    <w:rsid w:val="00877AF0"/>
     <w:rPr>
       <w:rFonts w:eastAsiaTheme="majorEastAsia" w:cstheme="majorBidi"/>
       <w:color w:val="595959" w:themeColor="text1" w:themeTint="A6"/>
@@ -1322,7 +1810,7 @@
     <w:link w:val="QuoteChar"/>
     <w:uiPriority w:val="29"/>
     <w:qFormat/>
-    <w:rsid w:val="006A54E5"/>
+    <w:rsid w:val="00877AF0"/>
     <w:pPr>
       <w:spacing w:before="160"/>
       <w:jc w:val="center"/>
@@ -1338,7 +1826,7 @@
     <w:basedOn w:val="DefaultParagraphFont"/>
     <w:link w:val="Quote"/>
     <w:uiPriority w:val="29"/>
-    <w:rsid w:val="006A54E5"/>
+    <w:rsid w:val="00877AF0"/>
     <w:rPr>
       <w:i/>
       <w:iCs/>
@@ -1350,7 +1838,7 @@
     <w:basedOn w:val="Normal"/>
     <w:uiPriority w:val="34"/>
     <w:qFormat/>
-    <w:rsid w:val="006A54E5"/>
+    <w:rsid w:val="00877AF0"/>
     <w:pPr>
       <w:ind w:left="720"/>
       <w:contextualSpacing/>
@@ -1361,7 +1849,7 @@
     <w:basedOn w:val="DefaultParagraphFont"/>
     <w:uiPriority w:val="21"/>
     <w:qFormat/>
-    <w:rsid w:val="006A54E5"/>
+    <w:rsid w:val="00877AF0"/>
     <w:rPr>
       <w:i/>
       <w:iCs/>
@@ -1375,7 +1863,7 @@
     <w:link w:val="IntenseQuoteChar"/>
     <w:uiPriority w:val="30"/>
     <w:qFormat/>
-    <w:rsid w:val="006A54E5"/>
+    <w:rsid w:val="00877AF0"/>
     <w:pPr>
       <w:pBdr>
         <w:top w:val="single" w:sz="4" w:space="10" w:color="0F4761" w:themeColor="accent1" w:themeShade="BF"/>
@@ -1396,7 +1884,7 @@
     <w:basedOn w:val="DefaultParagraphFont"/>
     <w:link w:val="IntenseQuote"/>
     <w:uiPriority w:val="30"/>
-    <w:rsid w:val="006A54E5"/>
+    <w:rsid w:val="00877AF0"/>
     <w:rPr>
       <w:i/>
       <w:iCs/>
@@ -1408,7 +1896,7 @@
     <w:basedOn w:val="DefaultParagraphFont"/>
     <w:uiPriority w:val="32"/>
     <w:qFormat/>
-    <w:rsid w:val="006A54E5"/>
+    <w:rsid w:val="00877AF0"/>
     <w:rPr>
       <w:b/>
       <w:bCs/>
